--- a/documentation full/Manual de Usuario de codigo.docx
+++ b/documentation full/Manual de Usuario de codigo.docx
@@ -97,90 +97,57 @@
             </w:pict>
           </w:r>
         </w:p>
-        <w:sdt>
-          <w:sdtPr>
+        <w:p>
+          <w:pPr>
+            <w:pStyle w:val="Sinespaciado"/>
             <w:rPr>
               <w:rFonts w:asciiTheme="majorHAnsi" w:eastAsiaTheme="majorEastAsia" w:hAnsiTheme="majorHAnsi" w:cstheme="majorBidi"/>
               <w:sz w:val="72"/>
               <w:szCs w:val="72"/>
             </w:rPr>
-            <w:alias w:val="Título"/>
-            <w:id w:val="14700071"/>
-            <w:dataBinding w:prefixMappings="xmlns:ns0='http://schemas.openxmlformats.org/package/2006/metadata/core-properties' xmlns:ns1='http://purl.org/dc/elements/1.1/'" w:xpath="/ns0:coreProperties[1]/ns1:title[1]" w:storeItemID="{6C3C8BC8-F283-45AE-878A-BAB7291924A1}"/>
-            <w:text/>
-          </w:sdtPr>
-          <w:sdtEndPr/>
-          <w:sdtContent>
-            <w:p>
-              <w:pPr>
-                <w:pStyle w:val="Sinespaciado"/>
-                <w:rPr>
-                  <w:rFonts w:asciiTheme="majorHAnsi" w:eastAsiaTheme="majorEastAsia" w:hAnsiTheme="majorHAnsi" w:cstheme="majorBidi"/>
-                  <w:sz w:val="72"/>
-                  <w:szCs w:val="72"/>
-                </w:rPr>
-              </w:pPr>
-              <w:r>
-                <w:rPr>
-                  <w:rFonts w:asciiTheme="majorHAnsi" w:eastAsiaTheme="majorEastAsia" w:hAnsiTheme="majorHAnsi" w:cstheme="majorBidi"/>
-                  <w:sz w:val="72"/>
-                  <w:szCs w:val="72"/>
-                </w:rPr>
-                <w:t>Manual de Usuario</w:t>
-              </w:r>
-            </w:p>
-          </w:sdtContent>
-        </w:sdt>
-        <w:sdt>
-          <w:sdtPr>
+          </w:pPr>
+          <w:r>
+            <w:rPr>
+              <w:rFonts w:asciiTheme="majorHAnsi" w:eastAsiaTheme="majorEastAsia" w:hAnsiTheme="majorHAnsi" w:cstheme="majorBidi"/>
+              <w:sz w:val="72"/>
+              <w:szCs w:val="72"/>
+            </w:rPr>
+            <w:t>MANUAL DE DESARROLLO DEL SISTEMA DE GESTIÓN DE ACTIVOS (SIGAT)</w:t>
+          </w:r>
+        </w:p>
+        <w:p>
+          <w:pPr>
+            <w:pStyle w:val="Sinespaciado"/>
             <w:rPr>
               <w:rFonts w:asciiTheme="majorHAnsi" w:eastAsiaTheme="majorEastAsia" w:hAnsiTheme="majorHAnsi" w:cstheme="majorBidi"/>
               <w:sz w:val="36"/>
               <w:szCs w:val="36"/>
             </w:rPr>
-            <w:alias w:val="Subtítulo"/>
-            <w:id w:val="14700077"/>
-            <w:dataBinding w:prefixMappings="xmlns:ns0='http://schemas.openxmlformats.org/package/2006/metadata/core-properties' xmlns:ns1='http://purl.org/dc/elements/1.1/'" w:xpath="/ns0:coreProperties[1]/ns1:subject[1]" w:storeItemID="{6C3C8BC8-F283-45AE-878A-BAB7291924A1}"/>
-            <w:text/>
-          </w:sdtPr>
-          <w:sdtEndPr/>
-          <w:sdtContent>
-            <w:p>
-              <w:pPr>
-                <w:pStyle w:val="Sinespaciado"/>
-                <w:rPr>
-                  <w:rFonts w:asciiTheme="majorHAnsi" w:eastAsiaTheme="majorEastAsia" w:hAnsiTheme="majorHAnsi" w:cstheme="majorBidi"/>
-                  <w:sz w:val="36"/>
-                  <w:szCs w:val="36"/>
-                </w:rPr>
-              </w:pPr>
+          </w:pPr>
+          <w:sdt>
+            <w:sdtPr>
+              <w:rPr>
+                <w:rFonts w:ascii="Times New Roman" w:hAnsi="Times New Roman" w:cs="Times New Roman"/>
+                <w:b/>
+                <w:bCs/>
+              </w:rPr>
+              <w:alias w:val="Subtítulo"/>
+              <w:id w:val="14700077"/>
+              <w:dataBinding w:prefixMappings="xmlns:ns0='http://schemas.openxmlformats.org/package/2006/metadata/core-properties' xmlns:ns1='http://purl.org/dc/elements/1.1/'" w:xpath="/ns0:coreProperties[1]/ns1:subject[1]" w:storeItemID="{6C3C8BC8-F283-45AE-878A-BAB7291924A1}"/>
+              <w:text/>
+            </w:sdtPr>
+            <w:sdtContent>
               <w:r>
                 <w:rPr>
-                  <w:rFonts w:asciiTheme="majorHAnsi" w:eastAsiaTheme="majorEastAsia" w:hAnsiTheme="majorHAnsi" w:cstheme="majorBidi"/>
-                  <w:sz w:val="36"/>
-                  <w:szCs w:val="36"/>
+                  <w:rFonts w:ascii="Times New Roman" w:hAnsi="Times New Roman" w:cs="Times New Roman"/>
+                  <w:b/>
+                  <w:bCs/>
                 </w:rPr>
-                <w:t>&lt;</w:t>
+                <w:t>SIGAT (SISTEMA INTEGRAL DE GESTIÓN Y AUDITORÍA DE ACTIVOS TECNOLÓGICOS)</w:t>
               </w:r>
-              <w:r>
-                <w:rPr>
-                  <w:rFonts w:asciiTheme="majorHAnsi" w:eastAsiaTheme="majorEastAsia" w:hAnsiTheme="majorHAnsi" w:cstheme="majorBidi"/>
-                  <w:sz w:val="36"/>
-                  <w:szCs w:val="36"/>
-                </w:rPr>
-                <w:t>Nombre del Proyecto</w:t>
-              </w:r>
-              <w:r>
-                <w:rPr>
-                  <w:rFonts w:asciiTheme="majorHAnsi" w:eastAsiaTheme="majorEastAsia" w:hAnsiTheme="majorHAnsi" w:cstheme="majorBidi"/>
-                  <w:sz w:val="36"/>
-                  <w:szCs w:val="36"/>
-                </w:rPr>
-                <w:t>&gt;</w:t>
-              </w:r>
-            </w:p>
-          </w:sdtContent>
-        </w:sdt>
+            </w:sdtContent>
+          </w:sdt>
+        </w:p>
         <w:p>
           <w:pPr>
             <w:pStyle w:val="Sinespaciado"/>
@@ -203,12 +170,14 @@
         </w:p>
         <w:sdt>
           <w:sdtPr>
+            <w:rPr>
+              <w:rFonts w:ascii="Times New Roman" w:hAnsi="Times New Roman" w:cs="Times New Roman"/>
+            </w:rPr>
             <w:alias w:val="Compañía"/>
             <w:id w:val="3224807"/>
             <w:dataBinding w:prefixMappings="xmlns:ns0='http://schemas.openxmlformats.org/officeDocument/2006/extended-properties' " w:xpath="/ns0:Properties[1]/ns0:Company[1]" w:storeItemID="{6668398D-A668-4E3E-A5EB-62B293D839F1}"/>
             <w:text/>
           </w:sdtPr>
-          <w:sdtEndPr/>
           <w:sdtContent>
             <w:p>
               <w:pPr>
@@ -216,21 +185,9 @@
               </w:pPr>
               <w:r>
                 <w:rPr>
-                  <w:lang w:val="es-AR"/>
+                  <w:rFonts w:ascii="Times New Roman" w:hAnsi="Times New Roman" w:cs="Times New Roman"/>
                 </w:rPr>
-                <w:t>Nom</w:t>
-              </w:r>
-              <w:r>
-                <w:rPr>
-                  <w:lang w:val="es-AR"/>
-                </w:rPr>
-                <w:t xml:space="preserve">bre del Grupo de Desarrollo o Asignatura  </w:t>
-              </w:r>
-              <w:r>
-                <w:rPr>
-                  <w:lang w:val="es-AR"/>
-                </w:rPr>
-                <w:t xml:space="preserve"> </w:t>
+                <w:t xml:space="preserve">Escuela de telecomunicaciones Facatativá </w:t>
               </w:r>
             </w:p>
           </w:sdtContent>
@@ -249,7 +206,7 @@
                 <w:pStyle w:val="Sinespaciado"/>
               </w:pPr>
               <w:r>
-                <w:t>brayan morales</w:t>
+                <w:t>Brayan Stiven Morales Imbachi</w:t>
               </w:r>
             </w:p>
           </w:sdtContent>
@@ -262,21 +219,21 @@
           <w:r>
             <w:rPr>
               <w:noProof/>
-              <w:lang w:val="es-ES" w:eastAsia="es-ES"/>
+              <w:lang w:eastAsia="es-ES"/>
             </w:rPr>
             <w:drawing>
-              <wp:anchor distT="0" distB="0" distL="114300" distR="114300" simplePos="0" relativeHeight="251667456" behindDoc="0" locked="0" layoutInCell="1" allowOverlap="1" wp14:anchorId="3C1DAEEF" wp14:editId="59CCD0A1">
+              <wp:anchor distT="0" distB="0" distL="114300" distR="114300" simplePos="0" relativeHeight="251667968" behindDoc="0" locked="0" layoutInCell="1" allowOverlap="1" wp14:anchorId="4B734F68" wp14:editId="7F6211C5">
                 <wp:simplePos x="0" y="0"/>
                 <wp:positionH relativeFrom="margin">
-                  <wp:posOffset>-213360</wp:posOffset>
+                  <wp:posOffset>4298950</wp:posOffset>
                 </wp:positionH>
                 <wp:positionV relativeFrom="margin">
-                  <wp:posOffset>6997700</wp:posOffset>
+                  <wp:posOffset>6584729</wp:posOffset>
                 </wp:positionV>
-                <wp:extent cx="1200150" cy="1200150"/>
-                <wp:effectExtent l="76200" t="38100" r="247650" b="209550"/>
+                <wp:extent cx="1304925" cy="1302385"/>
+                <wp:effectExtent l="0" t="76200" r="123825" b="259715"/>
                 <wp:wrapSquare wrapText="bothSides"/>
-                <wp:docPr id="5" name="4 Imagen" descr="psi-negro.png"/>
+                <wp:docPr id="2" name="2 Imagen"/>
                 <wp:cNvGraphicFramePr>
                   <a:graphicFrameLocks xmlns:a="http://schemas.openxmlformats.org/drawingml/2006/main" noChangeAspect="1"/>
                 </wp:cNvGraphicFramePr>
@@ -284,11 +241,17 @@
                   <a:graphicData uri="http://schemas.openxmlformats.org/drawingml/2006/picture">
                     <pic:pic xmlns:pic="http://schemas.openxmlformats.org/drawingml/2006/picture">
                       <pic:nvPicPr>
-                        <pic:cNvPr id="0" name="psi-negro.png"/>
+                        <pic:cNvPr id="4" name="2 Imagen"/>
                         <pic:cNvPicPr/>
                       </pic:nvPicPr>
                       <pic:blipFill>
-                        <a:blip r:embed="rId9" cstate="print"/>
+                        <a:blip r:embed="rId9" cstate="print">
+                          <a:extLst>
+                            <a:ext uri="{28A0092B-C50C-407E-A947-70E740481C1C}">
+                              <a14:useLocalDpi xmlns:a14="http://schemas.microsoft.com/office/drawing/2010/main" val="0"/>
+                            </a:ext>
+                          </a:extLst>
+                        </a:blip>
                         <a:stretch>
                           <a:fillRect/>
                         </a:stretch>
@@ -296,7 +259,7 @@
                       <pic:spPr>
                         <a:xfrm>
                           <a:off x="0" y="0"/>
-                          <a:ext cx="1200150" cy="1200150"/>
+                          <a:ext cx="1304925" cy="1302385"/>
                         </a:xfrm>
                         <a:prstGeom prst="rect">
                           <a:avLst/>
@@ -315,27 +278,30 @@
                     </pic:pic>
                   </a:graphicData>
                 </a:graphic>
+                <wp14:sizeRelV relativeFrom="margin">
+                  <wp14:pctHeight>0</wp14:pctHeight>
+                </wp14:sizeRelV>
               </wp:anchor>
             </w:drawing>
           </w:r>
           <w:r>
             <w:rPr>
               <w:noProof/>
-              <w:lang w:val="es-ES" w:eastAsia="es-ES"/>
+              <w:lang w:eastAsia="es-ES"/>
             </w:rPr>
             <w:drawing>
-              <wp:anchor distT="0" distB="0" distL="114300" distR="114300" simplePos="0" relativeHeight="251666432" behindDoc="0" locked="0" layoutInCell="1" allowOverlap="1" wp14:anchorId="216C871C" wp14:editId="5B87EFBF">
+              <wp:anchor distT="0" distB="0" distL="114300" distR="114300" simplePos="0" relativeHeight="251657728" behindDoc="0" locked="0" layoutInCell="1" allowOverlap="1" wp14:anchorId="75C2E2AD" wp14:editId="3F9A2CEC">
                 <wp:simplePos x="0" y="0"/>
                 <wp:positionH relativeFrom="margin">
-                  <wp:posOffset>4301490</wp:posOffset>
+                  <wp:posOffset>-47652</wp:posOffset>
                 </wp:positionH>
                 <wp:positionV relativeFrom="margin">
-                  <wp:posOffset>6530975</wp:posOffset>
+                  <wp:posOffset>6672359</wp:posOffset>
                 </wp:positionV>
-                <wp:extent cx="1304925" cy="2019300"/>
-                <wp:effectExtent l="171450" t="133350" r="371475" b="304800"/>
+                <wp:extent cx="1107440" cy="1200150"/>
+                <wp:effectExtent l="38100" t="76200" r="207010" b="228600"/>
                 <wp:wrapSquare wrapText="bothSides"/>
-                <wp:docPr id="4" name="2 Imagen" descr="UNPA.JPG"/>
+                <wp:docPr id="5" name="4 Imagen"/>
                 <wp:cNvGraphicFramePr>
                   <a:graphicFrameLocks xmlns:a="http://schemas.openxmlformats.org/drawingml/2006/main" noChangeAspect="1"/>
                 </wp:cNvGraphicFramePr>
@@ -343,11 +309,17 @@
                   <a:graphicData uri="http://schemas.openxmlformats.org/drawingml/2006/picture">
                     <pic:pic xmlns:pic="http://schemas.openxmlformats.org/drawingml/2006/picture">
                       <pic:nvPicPr>
-                        <pic:cNvPr id="0" name="UNPA.JPG"/>
+                        <pic:cNvPr id="5" name="4 Imagen"/>
                         <pic:cNvPicPr/>
                       </pic:nvPicPr>
                       <pic:blipFill>
-                        <a:blip r:embed="rId10" cstate="print"/>
+                        <a:blip r:embed="rId10" cstate="print">
+                          <a:extLst>
+                            <a:ext uri="{28A0092B-C50C-407E-A947-70E740481C1C}">
+                              <a14:useLocalDpi xmlns:a14="http://schemas.microsoft.com/office/drawing/2010/main" val="0"/>
+                            </a:ext>
+                          </a:extLst>
+                        </a:blip>
                         <a:stretch>
                           <a:fillRect/>
                         </a:stretch>
@@ -355,7 +327,7 @@
                       <pic:spPr>
                         <a:xfrm>
                           <a:off x="0" y="0"/>
-                          <a:ext cx="1304925" cy="2019300"/>
+                          <a:ext cx="1107440" cy="1200150"/>
                         </a:xfrm>
                         <a:prstGeom prst="rect">
                           <a:avLst/>
@@ -374,6 +346,9 @@
                     </pic:pic>
                   </a:graphicData>
                 </a:graphic>
+                <wp14:sizeRelH relativeFrom="margin">
+                  <wp14:pctWidth>0</wp14:pctWidth>
+                </wp14:sizeRelH>
               </wp:anchor>
             </w:drawing>
           </w:r>
@@ -385,54 +360,13 @@
           <w:pPr>
             <w:pStyle w:val="PSI-Comentario"/>
           </w:pPr>
+        </w:p>
+        <w:p>
+          <w:pPr>
+            <w:pStyle w:val="PSI-Comentario"/>
+          </w:pPr>
           <w:r>
-            <w:rPr>
-              <w:noProof/>
-            </w:rPr>
-            <w:lastRenderedPageBreak/>
-            <w:pict w14:anchorId="09056388">
-              <v:shapetype id="_x0000_t202" coordsize="21600,21600" o:spt="202" path="m,l,21600r21600,l21600,xe">
-                <v:stroke joinstyle="miter"/>
-                <v:path gradientshapeok="t" o:connecttype="rect"/>
-              </v:shapetype>
-              <v:shape id="_x0000_s1044" type="#_x0000_t202" style="position:absolute;left:0;text-align:left;margin-left:281.7pt;margin-top:5.3pt;width:161.25pt;height:577.65pt;z-index:251684864;mso-position-horizontal-relative:margin;mso-position-vertical-relative:margin" fillcolor="white [3212]" strokecolor="#31849b [2408]">
-                <v:textbox style="mso-next-textbox:#_x0000_s1044">
-                  <w:txbxContent>
-                    <w:p>
-                      <w:pPr>
-                        <w:pStyle w:val="PSI-Comentario"/>
-                      </w:pPr>
-                      <w:r>
-                        <w:t>Este documento expone los procesos que el usuario puede realizar con el sistema implantado. Para lograr esto, es necesario que se detallen todas y cada una de las características que posee el programa, como así también, la forma de acceder e introducir información adecuadamente en la aplicación desarrollada.</w:t>
-                      </w:r>
-                    </w:p>
-                    <w:p>
-                      <w:pPr>
-                        <w:pStyle w:val="PSI-Comentario"/>
-                      </w:pPr>
-                      <w:r>
-                        <w:t xml:space="preserve">Al elaborar este documento, se debe  tener en cuenta a quién va dirigido es decir, </w:t>
-                      </w:r>
-                      <w:r>
-                        <w:t xml:space="preserve">el manual puede ser manejado desde el director de </w:t>
-                      </w:r>
-                      <w:hyperlink r:id="rId11" w:history="1">
-                        <w:r>
-                          <w:t>la empresa</w:t>
-                        </w:r>
-                      </w:hyperlink>
-                      <w:r>
-                        <w:t xml:space="preserve"> hasta el introductor de datos</w:t>
-                      </w:r>
-                      <w:r>
-                        <w:t>. Por consiguiente, debe redactarse de forma clara y sencilla para que lo entienda cualquier tipo de usuario.</w:t>
-                      </w:r>
-                    </w:p>
-                  </w:txbxContent>
-                </v:textbox>
-                <w10:wrap type="square" anchorx="margin" anchory="margin"/>
-              </v:shape>
-            </w:pict>
+            <w:t>Este manual expone la arquitectura técnica, la estructura de código y los componentes de programación que conforman el sistema implementado SIGAT (Sistema Integral de Gestión y Auditoría de Activos Tecnológicos).</w:t>
           </w:r>
         </w:p>
         <w:p>
@@ -440,37 +374,40 @@
             <w:pStyle w:val="PSI-Comentario"/>
           </w:pPr>
           <w:r>
-            <w:t>[Este documento es la plantilla base para elaborar el</w:t>
+            <w:t>Para lograr esto, se detallan cada uno de los módulos y bloques de código que posee el programa, así como la lógica de desarrollo, el manejo de bases de datos independientes y la implementación de las funciones desarrolladas para el control de inventarios, seguridad y auditoría.</w:t>
           </w:r>
+        </w:p>
+        <w:p>
+          <w:pPr>
+            <w:pStyle w:val="PSI-Comentario"/>
+          </w:pPr>
+        </w:p>
+        <w:p>
+          <w:pPr>
+            <w:pStyle w:val="PSI-Comentario"/>
+          </w:pPr>
           <w:r>
-            <w:t xml:space="preserve"> </w:t>
+            <w:t xml:space="preserve">Toda esta información detallada junto con el código fuente completo, la arquitectura y la estructura del software se encuentran almacenados y disponibles en el repositorio oficial de GitHub: </w:t>
           </w:r>
+          <w:hyperlink r:id="rId11" w:tgtFrame="_blank" w:history="1">
+            <w:r>
+              <w:rPr>
+                <w:rStyle w:val="Hipervnculo"/>
+              </w:rPr>
+              <w:t>https://github.com/brayanmoralesimbachi-byte/proyecto-de-grado-sigat.git</w:t>
+            </w:r>
+          </w:hyperlink>
           <w:r>
-            <w:t>documento</w:t>
+            <w:t>.</w:t>
           </w:r>
-          <w:r>
-            <w:t xml:space="preserve"> </w:t>
-          </w:r>
-          <w:sdt>
-            <w:sdtPr>
-              <w:alias w:val="Título"/>
-              <w:id w:val="3709524"/>
-              <w:dataBinding w:prefixMappings="xmlns:ns0='http://purl.org/dc/elements/1.1/' xmlns:ns1='http://schemas.openxmlformats.org/package/2006/metadata/core-properties' " w:xpath="/ns1:coreProperties[1]/ns0:title[1]" w:storeItemID="{6C3C8BC8-F283-45AE-878A-BAB7291924A1}"/>
-              <w:text/>
-            </w:sdtPr>
-            <w:sdtEndPr/>
-            <w:sdtContent>
-              <w:r>
-                <w:rPr>
-                  <w:lang w:val="es-ES"/>
-                </w:rPr>
-                <w:t>Manual de Usuario</w:t>
-              </w:r>
-            </w:sdtContent>
-          </w:sdt>
-          <w:r>
-            <w:t xml:space="preserve">. </w:t>
-          </w:r>
+        </w:p>
+        <w:p>
+          <w:pPr>
+            <w:pStyle w:val="PSI-Comentario"/>
+            <w:rPr>
+              <w:lang w:val="es-CO"/>
+            </w:rPr>
+          </w:pPr>
         </w:p>
         <w:p>
           <w:pPr>
@@ -482,56 +419,11 @@
               <w:lang w:eastAsia="es-ES"/>
             </w:rPr>
             <w:pict w14:anchorId="2EC81686">
-              <v:rect id="_x0000_s1052" style="position:absolute;left:0;text-align:left;margin-left:315.7pt;margin-top:-76.25pt;width:195.35pt;height:844.9pt;z-index:-251629568;mso-position-horizontal-relative:margin;mso-position-vertical-relative:margin" fillcolor="#4bacc6" strokecolor="#31849b [2408]">
+              <v:rect id="_x0000_s1052" style="position:absolute;margin-left:315.7pt;margin-top:-76.25pt;width:195.35pt;height:844.9pt;z-index:-251629568;mso-position-horizontal-relative:margin;mso-position-vertical-relative:margin" fillcolor="#4bacc6" strokecolor="#31849b [2408]">
                 <w10:wrap type="square" anchorx="margin" anchory="margin"/>
               </v:rect>
             </w:pict>
           </w:r>
-          <w:r>
-            <w:t xml:space="preserve">Los textos que aparecen entre </w:t>
-          </w:r>
-          <w:r>
-            <w:t>corchetes</w:t>
-          </w:r>
-          <w:r>
-            <w:t xml:space="preserve"> son explicaciones de que debe contener cada sección</w:t>
-          </w:r>
-          <w:r>
-            <w:t>, los cuales se encuentran con estilo “PSI – Comentario”</w:t>
-          </w:r>
-          <w:r>
-            <w:t>. Dichos textos se deben seleccionar y sustituir por el contenido que corresponda</w:t>
-          </w:r>
-          <w:r>
-            <w:t xml:space="preserve"> en estilo “PSI - Normal”</w:t>
-          </w:r>
-          <w:r>
-            <w:t>.</w:t>
-          </w:r>
-        </w:p>
-        <w:p>
-          <w:pPr>
-            <w:pStyle w:val="PSI-Comentario"/>
-          </w:pPr>
-          <w:r>
-            <w:t xml:space="preserve"> Para actualizar la tabla de Contenido, haga clic con el botón derecho del ratón sobre cualquier línea del contenido de la misma y seleccione Actualizar campos, en el cuadro que aparece seleccione Actualizar toda la tabla y ha</w:t>
-          </w:r>
-          <w:r>
-            <w:t>ga clic en el botón Aceptar.</w:t>
-          </w:r>
-        </w:p>
-        <w:p>
-          <w:pPr>
-            <w:pStyle w:val="PSI-Comentario"/>
-          </w:pPr>
-          <w:r>
-            <w:t>Para actualizar los campos en Microsoft Word (los cuales se muestran sobre un fondo gris cuando se selecciona], ir a Archivo &gt; Propiedades &gt; Resumen y reemplazar los campos “Asunto” con el Nombre del Proyecto  y “Autor” con el nombre del autor de este documento después ir a Personalizar y actualizar el valor “Numero de Documento” en la lista de propiedades del mismo dialogo, por el nuevo número de versión. Posteriormente cerrar el dialogo actualizar el documento seleccionando en el menú Editar &gt; Seleccionar todo o Ctrl–E y presionar F9, o simplemente dar un clic sobre el campo y presionar F9. Esto debe repetirse también en el índice, encabezado y  pie de página, en todas sus secciones.]</w:t>
-          </w:r>
-        </w:p>
-        <w:p>
-          <w:pPr>
-            <w:pStyle w:val="PSI-Comentario"/>
-          </w:pPr>
         </w:p>
         <w:p/>
       </w:sdtContent>
@@ -546,18 +438,18 @@
           <w:lang w:eastAsia="es-ES"/>
         </w:rPr>
         <w:drawing>
-          <wp:anchor distT="0" distB="0" distL="114300" distR="114300" simplePos="0" relativeHeight="251682816" behindDoc="0" locked="0" layoutInCell="1" allowOverlap="1" wp14:anchorId="4D14DC69" wp14:editId="345877CB">
+          <wp:anchor distT="0" distB="0" distL="114300" distR="114300" simplePos="0" relativeHeight="251672064" behindDoc="0" locked="0" layoutInCell="1" allowOverlap="1" wp14:anchorId="455F729F" wp14:editId="2E7EC725">
             <wp:simplePos x="0" y="0"/>
             <wp:positionH relativeFrom="margin">
-              <wp:posOffset>4730115</wp:posOffset>
+              <wp:posOffset>4732020</wp:posOffset>
             </wp:positionH>
             <wp:positionV relativeFrom="margin">
-              <wp:posOffset>7712075</wp:posOffset>
+              <wp:posOffset>7763510</wp:posOffset>
             </wp:positionV>
-            <wp:extent cx="1200150" cy="1200150"/>
-            <wp:effectExtent l="76200" t="38100" r="247650" b="209550"/>
+            <wp:extent cx="1252855" cy="1250315"/>
+            <wp:effectExtent l="0" t="76200" r="118745" b="273685"/>
             <wp:wrapSquare wrapText="bothSides"/>
-            <wp:docPr id="12" name="4 Imagen" descr="psi-negro.png"/>
+            <wp:docPr id="7" name="2 Imagen"/>
             <wp:cNvGraphicFramePr>
               <a:graphicFrameLocks xmlns:a="http://schemas.openxmlformats.org/drawingml/2006/main" noChangeAspect="1"/>
             </wp:cNvGraphicFramePr>
@@ -565,11 +457,17 @@
               <a:graphicData uri="http://schemas.openxmlformats.org/drawingml/2006/picture">
                 <pic:pic xmlns:pic="http://schemas.openxmlformats.org/drawingml/2006/picture">
                   <pic:nvPicPr>
-                    <pic:cNvPr id="0" name="psi-negro.png"/>
+                    <pic:cNvPr id="4" name="2 Imagen"/>
                     <pic:cNvPicPr/>
                   </pic:nvPicPr>
                   <pic:blipFill>
-                    <a:blip r:embed="rId9" cstate="print"/>
+                    <a:blip r:embed="rId9" cstate="print">
+                      <a:extLst>
+                        <a:ext uri="{28A0092B-C50C-407E-A947-70E740481C1C}">
+                          <a14:useLocalDpi xmlns:a14="http://schemas.microsoft.com/office/drawing/2010/main" val="0"/>
+                        </a:ext>
+                      </a:extLst>
+                    </a:blip>
                     <a:stretch>
                       <a:fillRect/>
                     </a:stretch>
@@ -577,7 +475,7 @@
                   <pic:spPr>
                     <a:xfrm>
                       <a:off x="0" y="0"/>
-                      <a:ext cx="1200150" cy="1200150"/>
+                      <a:ext cx="1252855" cy="1250315"/>
                     </a:xfrm>
                     <a:prstGeom prst="rect">
                       <a:avLst/>
@@ -596,6 +494,12 @@
                 </pic:pic>
               </a:graphicData>
             </a:graphic>
+            <wp14:sizeRelH relativeFrom="margin">
+              <wp14:pctWidth>0</wp14:pctWidth>
+            </wp14:sizeRelH>
+            <wp14:sizeRelV relativeFrom="margin">
+              <wp14:pctHeight>0</wp14:pctHeight>
+            </wp14:sizeRelV>
           </wp:anchor>
         </w:drawing>
       </w:r>
@@ -639,33 +543,41 @@
         </w:p>
         <w:p>
           <w:pPr>
-            <w:pStyle w:val="TDC1"/>
+            <w:pStyle w:val="TDC2"/>
             <w:rPr>
               <w:rFonts w:eastAsiaTheme="minorEastAsia"/>
-              <w:b w:val="0"/>
-              <w:bCs w:val="0"/>
+              <w:i w:val="0"/>
+              <w:iCs w:val="0"/>
               <w:noProof/>
               <w:sz w:val="22"/>
               <w:szCs w:val="22"/>
-              <w:lang w:eastAsia="es-ES"/>
+              <w:lang w:val="es-CO" w:eastAsia="es-CO"/>
             </w:rPr>
           </w:pPr>
           <w:r>
+            <w:rPr>
+              <w:b/>
+              <w:bCs/>
+            </w:rPr>
             <w:fldChar w:fldCharType="begin"/>
           </w:r>
           <w:r>
             <w:instrText xml:space="preserve"> TOC \o "1-3" \h \z \u </w:instrText>
           </w:r>
           <w:r>
+            <w:rPr>
+              <w:b/>
+              <w:bCs/>
+            </w:rPr>
             <w:fldChar w:fldCharType="separate"/>
           </w:r>
-          <w:hyperlink w:anchor="_Toc257629211" w:history="1">
+          <w:hyperlink w:anchor="_Toc236181685" w:history="1">
             <w:r>
               <w:rPr>
                 <w:rStyle w:val="Hipervnculo"/>
                 <w:noProof/>
               </w:rPr>
-              <w:t>Introducción</w:t>
+              <w:t>Documentos relacionados</w:t>
             </w:r>
             <w:r>
               <w:rPr>
@@ -686,7 +598,7 @@
                 <w:noProof/>
                 <w:webHidden/>
               </w:rPr>
-              <w:instrText xml:space="preserve"> PAGEREF _Toc257629211 \h </w:instrText>
+              <w:instrText xml:space="preserve"> PAGEREF _Toc236181685 \h </w:instrText>
             </w:r>
             <w:r>
               <w:rPr>
@@ -706,7 +618,7 @@
                 <w:noProof/>
                 <w:webHidden/>
               </w:rPr>
-              <w:t>4</w:t>
+              <w:t>6</w:t>
             </w:r>
             <w:r>
               <w:rPr>
@@ -727,16 +639,16 @@
               <w:noProof/>
               <w:sz w:val="22"/>
               <w:szCs w:val="22"/>
-              <w:lang w:eastAsia="es-ES"/>
+              <w:lang w:val="es-CO" w:eastAsia="es-CO"/>
             </w:rPr>
           </w:pPr>
-          <w:hyperlink w:anchor="_Toc257629212" w:history="1">
+          <w:hyperlink w:anchor="_Toc236181686" w:history="1">
             <w:r>
               <w:rPr>
                 <w:rStyle w:val="Hipervnculo"/>
                 <w:noProof/>
               </w:rPr>
-              <w:t>Documentos relacionados</w:t>
+              <w:t>Descripción</w:t>
             </w:r>
             <w:r>
               <w:rPr>
@@ -757,7 +669,7 @@
                 <w:noProof/>
                 <w:webHidden/>
               </w:rPr>
-              <w:instrText xml:space="preserve"> PAGEREF _Toc257629212 \h </w:instrText>
+              <w:instrText xml:space="preserve"> PAGEREF _Toc236181686 \h </w:instrText>
             </w:r>
             <w:r>
               <w:rPr>
@@ -777,78 +689,7 @@
                 <w:noProof/>
                 <w:webHidden/>
               </w:rPr>
-              <w:t>4</w:t>
-            </w:r>
-            <w:r>
-              <w:rPr>
-                <w:noProof/>
-                <w:webHidden/>
-              </w:rPr>
-              <w:fldChar w:fldCharType="end"/>
-            </w:r>
-          </w:hyperlink>
-        </w:p>
-        <w:p>
-          <w:pPr>
-            <w:pStyle w:val="TDC2"/>
-            <w:rPr>
-              <w:rFonts w:eastAsiaTheme="minorEastAsia"/>
-              <w:i w:val="0"/>
-              <w:iCs w:val="0"/>
-              <w:noProof/>
-              <w:sz w:val="22"/>
-              <w:szCs w:val="22"/>
-              <w:lang w:eastAsia="es-ES"/>
-            </w:rPr>
-          </w:pPr>
-          <w:hyperlink w:anchor="_Toc257629213" w:history="1">
-            <w:r>
-              <w:rPr>
-                <w:rStyle w:val="Hipervnculo"/>
-                <w:noProof/>
-              </w:rPr>
-              <w:t>Descripción</w:t>
-            </w:r>
-            <w:r>
-              <w:rPr>
-                <w:noProof/>
-                <w:webHidden/>
-              </w:rPr>
-              <w:tab/>
-            </w:r>
-            <w:r>
-              <w:rPr>
-                <w:noProof/>
-                <w:webHidden/>
-              </w:rPr>
-              <w:fldChar w:fldCharType="begin"/>
-            </w:r>
-            <w:r>
-              <w:rPr>
-                <w:noProof/>
-                <w:webHidden/>
-              </w:rPr>
-              <w:instrText xml:space="preserve"> PAGEREF _Toc257629213 \h </w:instrText>
-            </w:r>
-            <w:r>
-              <w:rPr>
-                <w:noProof/>
-                <w:webHidden/>
-              </w:rPr>
-            </w:r>
-            <w:r>
-              <w:rPr>
-                <w:noProof/>
-                <w:webHidden/>
-              </w:rPr>
-              <w:fldChar w:fldCharType="separate"/>
-            </w:r>
-            <w:r>
-              <w:rPr>
-                <w:noProof/>
-                <w:webHidden/>
-              </w:rPr>
-              <w:t>4</w:t>
+              <w:t>7</w:t>
             </w:r>
             <w:r>
               <w:rPr>
@@ -869,10 +710,10 @@
               <w:noProof/>
               <w:sz w:val="22"/>
               <w:szCs w:val="22"/>
-              <w:lang w:eastAsia="es-ES"/>
+              <w:lang w:val="es-CO" w:eastAsia="es-CO"/>
             </w:rPr>
           </w:pPr>
-          <w:hyperlink w:anchor="_Toc257629214" w:history="1">
+          <w:hyperlink w:anchor="_Toc236181687" w:history="1">
             <w:r>
               <w:rPr>
                 <w:rStyle w:val="Hipervnculo"/>
@@ -899,7 +740,7 @@
                 <w:noProof/>
                 <w:webHidden/>
               </w:rPr>
-              <w:instrText xml:space="preserve"> PAGEREF _Toc257629214 \h </w:instrText>
+              <w:instrText xml:space="preserve"> PAGEREF _Toc236181687 \h </w:instrText>
             </w:r>
             <w:r>
               <w:rPr>
@@ -919,7 +760,7 @@
                 <w:noProof/>
                 <w:webHidden/>
               </w:rPr>
-              <w:t>4</w:t>
+              <w:t>8</w:t>
             </w:r>
             <w:r>
               <w:rPr>
@@ -940,16 +781,17 @@
               <w:noProof/>
               <w:sz w:val="22"/>
               <w:szCs w:val="22"/>
-              <w:lang w:eastAsia="es-ES"/>
+              <w:lang w:val="es-CO" w:eastAsia="es-CO"/>
             </w:rPr>
           </w:pPr>
-          <w:hyperlink w:anchor="_Toc257629215" w:history="1">
+          <w:hyperlink w:anchor="_Toc236181688" w:history="1">
             <w:r>
               <w:rPr>
                 <w:rStyle w:val="Hipervnculo"/>
                 <w:noProof/>
-              </w:rPr>
-              <w:t>Introducción al Sistema</w:t>
+                <w:lang w:val="es-CO"/>
+              </w:rPr>
+              <w:t>A continuación se detalla cómo está estructurado el contenido de este manual y la forma en que se debe utilizar para comprender y aplicar la programación del sistema:</w:t>
             </w:r>
             <w:r>
               <w:rPr>
@@ -970,7 +812,7 @@
                 <w:noProof/>
                 <w:webHidden/>
               </w:rPr>
-              <w:instrText xml:space="preserve"> PAGEREF _Toc257629215 \h </w:instrText>
+              <w:instrText xml:space="preserve"> PAGEREF _Toc236181688 \h </w:instrText>
             </w:r>
             <w:r>
               <w:rPr>
@@ -990,149 +832,7 @@
                 <w:noProof/>
                 <w:webHidden/>
               </w:rPr>
-              <w:t>4</w:t>
-            </w:r>
-            <w:r>
-              <w:rPr>
-                <w:noProof/>
-                <w:webHidden/>
-              </w:rPr>
-              <w:fldChar w:fldCharType="end"/>
-            </w:r>
-          </w:hyperlink>
-        </w:p>
-        <w:p>
-          <w:pPr>
-            <w:pStyle w:val="TDC2"/>
-            <w:rPr>
-              <w:rFonts w:eastAsiaTheme="minorEastAsia"/>
-              <w:i w:val="0"/>
-              <w:iCs w:val="0"/>
-              <w:noProof/>
-              <w:sz w:val="22"/>
-              <w:szCs w:val="22"/>
-              <w:lang w:eastAsia="es-ES"/>
-            </w:rPr>
-          </w:pPr>
-          <w:hyperlink w:anchor="_Toc257629216" w:history="1">
-            <w:r>
-              <w:rPr>
-                <w:rStyle w:val="Hipervnculo"/>
-                <w:noProof/>
-              </w:rPr>
-              <w:t>Ingreso al Sistema.</w:t>
-            </w:r>
-            <w:r>
-              <w:rPr>
-                <w:noProof/>
-                <w:webHidden/>
-              </w:rPr>
-              <w:tab/>
-            </w:r>
-            <w:r>
-              <w:rPr>
-                <w:noProof/>
-                <w:webHidden/>
-              </w:rPr>
-              <w:fldChar w:fldCharType="begin"/>
-            </w:r>
-            <w:r>
-              <w:rPr>
-                <w:noProof/>
-                <w:webHidden/>
-              </w:rPr>
-              <w:instrText xml:space="preserve"> PAGEREF _Toc257629216 \h </w:instrText>
-            </w:r>
-            <w:r>
-              <w:rPr>
-                <w:noProof/>
-                <w:webHidden/>
-              </w:rPr>
-            </w:r>
-            <w:r>
-              <w:rPr>
-                <w:noProof/>
-                <w:webHidden/>
-              </w:rPr>
-              <w:fldChar w:fldCharType="separate"/>
-            </w:r>
-            <w:r>
-              <w:rPr>
-                <w:noProof/>
-                <w:webHidden/>
-              </w:rPr>
-              <w:t>4</w:t>
-            </w:r>
-            <w:r>
-              <w:rPr>
-                <w:noProof/>
-                <w:webHidden/>
-              </w:rPr>
-              <w:fldChar w:fldCharType="end"/>
-            </w:r>
-          </w:hyperlink>
-        </w:p>
-        <w:p>
-          <w:pPr>
-            <w:pStyle w:val="TDC2"/>
-            <w:rPr>
-              <w:rFonts w:eastAsiaTheme="minorEastAsia"/>
-              <w:i w:val="0"/>
-              <w:iCs w:val="0"/>
-              <w:noProof/>
-              <w:sz w:val="22"/>
-              <w:szCs w:val="22"/>
-              <w:lang w:eastAsia="es-ES"/>
-            </w:rPr>
-          </w:pPr>
-          <w:hyperlink w:anchor="_Toc257629217" w:history="1">
-            <w:r>
-              <w:rPr>
-                <w:rStyle w:val="Hipervnculo"/>
-                <w:noProof/>
-              </w:rPr>
-              <w:t>Componentes de Interfaz</w:t>
-            </w:r>
-            <w:r>
-              <w:rPr>
-                <w:noProof/>
-                <w:webHidden/>
-              </w:rPr>
-              <w:tab/>
-            </w:r>
-            <w:r>
-              <w:rPr>
-                <w:noProof/>
-                <w:webHidden/>
-              </w:rPr>
-              <w:fldChar w:fldCharType="begin"/>
-            </w:r>
-            <w:r>
-              <w:rPr>
-                <w:noProof/>
-                <w:webHidden/>
-              </w:rPr>
-              <w:instrText xml:space="preserve"> PAGEREF _Toc257629217 \h </w:instrText>
-            </w:r>
-            <w:r>
-              <w:rPr>
-                <w:noProof/>
-                <w:webHidden/>
-              </w:rPr>
-            </w:r>
-            <w:r>
-              <w:rPr>
-                <w:noProof/>
-                <w:webHidden/>
-              </w:rPr>
-              <w:fldChar w:fldCharType="separate"/>
-            </w:r>
-            <w:r>
-              <w:rPr>
-                <w:noProof/>
-                <w:webHidden/>
-              </w:rPr>
-              <w:t>4</w:t>
+              <w:t>8</w:t>
             </w:r>
             <w:r>
               <w:rPr>
@@ -1153,26 +853,48 @@
               <w:noProof/>
               <w:sz w:val="22"/>
               <w:szCs w:val="22"/>
-              <w:lang w:eastAsia="es-ES"/>
+              <w:lang w:val="es-CO" w:eastAsia="es-CO"/>
             </w:rPr>
           </w:pPr>
-          <w:hyperlink w:anchor="_Toc257629218" w:history="1">
+          <w:hyperlink w:anchor="_Toc236181689" w:history="1">
             <w:r>
               <w:rPr>
                 <w:rStyle w:val="Hipervnculo"/>
-                <w:noProof/>
-              </w:rPr>
-              <w:t>Uso del Sistema</w:t>
-            </w:r>
-            <w:r>
-              <w:rPr>
-                <w:noProof/>
-                <w:webHidden/>
+                <w:rFonts w:ascii="Symbol" w:hAnsi="Symbol"/>
+                <w:noProof/>
+                <w:lang w:val="es-CO"/>
+              </w:rPr>
+              <w:t></w:t>
+            </w:r>
+            <w:r>
+              <w:rPr>
+                <w:rFonts w:eastAsiaTheme="minorEastAsia"/>
+                <w:b w:val="0"/>
+                <w:bCs w:val="0"/>
+                <w:noProof/>
+                <w:sz w:val="22"/>
+                <w:szCs w:val="22"/>
+                <w:lang w:val="es-CO" w:eastAsia="es-CO"/>
               </w:rPr>
               <w:tab/>
             </w:r>
             <w:r>
               <w:rPr>
+                <w:rStyle w:val="Hipervnculo"/>
+                <w:noProof/>
+                <w:lang w:val="es-CO"/>
+              </w:rPr>
+              <w:t>Estructura del contenido: Cada sección del manual expone de manera secuencial los bloques de código, la arquitectura modular y las funciones lógicas que componen el software SIGAT, permitiendo seguir el flujo de desarrollo paso a paso.</w:t>
+            </w:r>
+            <w:r>
+              <w:rPr>
+                <w:noProof/>
+                <w:webHidden/>
+              </w:rPr>
+              <w:tab/>
+            </w:r>
+            <w:r>
+              <w:rPr>
                 <w:noProof/>
                 <w:webHidden/>
               </w:rPr>
@@ -1183,7 +905,7 @@
                 <w:noProof/>
                 <w:webHidden/>
               </w:rPr>
-              <w:instrText xml:space="preserve"> PAGEREF _Toc257629218 \h </w:instrText>
+              <w:instrText xml:space="preserve"> PAGEREF _Toc236181689 \h </w:instrText>
             </w:r>
             <w:r>
               <w:rPr>
@@ -1203,7 +925,7 @@
                 <w:noProof/>
                 <w:webHidden/>
               </w:rPr>
-              <w:t>5</w:t>
+              <w:t>8</w:t>
             </w:r>
             <w:r>
               <w:rPr>
@@ -1224,26 +946,48 @@
               <w:noProof/>
               <w:sz w:val="22"/>
               <w:szCs w:val="22"/>
-              <w:lang w:eastAsia="es-ES"/>
+              <w:lang w:val="es-CO" w:eastAsia="es-CO"/>
             </w:rPr>
           </w:pPr>
-          <w:hyperlink w:anchor="_Toc257629219" w:history="1">
+          <w:hyperlink w:anchor="_Toc236181690" w:history="1">
             <w:r>
               <w:rPr>
                 <w:rStyle w:val="Hipervnculo"/>
-                <w:noProof/>
-              </w:rPr>
-              <w:t>Anexo</w:t>
-            </w:r>
-            <w:r>
-              <w:rPr>
-                <w:noProof/>
-                <w:webHidden/>
+                <w:rFonts w:ascii="Symbol" w:hAnsi="Symbol"/>
+                <w:noProof/>
+                <w:lang w:val="es-CO"/>
+              </w:rPr>
+              <w:t></w:t>
+            </w:r>
+            <w:r>
+              <w:rPr>
+                <w:rFonts w:eastAsiaTheme="minorEastAsia"/>
+                <w:b w:val="0"/>
+                <w:bCs w:val="0"/>
+                <w:noProof/>
+                <w:sz w:val="22"/>
+                <w:szCs w:val="22"/>
+                <w:lang w:val="es-CO" w:eastAsia="es-CO"/>
               </w:rPr>
               <w:tab/>
             </w:r>
             <w:r>
               <w:rPr>
+                <w:rStyle w:val="Hipervnculo"/>
+                <w:noProof/>
+                <w:lang w:val="es-CO"/>
+              </w:rPr>
+              <w:t>Modo de uso: Se debe emplear como una guía de consulta técnica complementaria al repositorio de código fuente en GitHub. Cada vez que se requiera implementar un cambio, auditar un módulo o realizar mantenimiento, se deben seguir las directrices e instrucciones técnicas descritas en cada componente.</w:t>
+            </w:r>
+            <w:r>
+              <w:rPr>
+                <w:noProof/>
+                <w:webHidden/>
+              </w:rPr>
+              <w:tab/>
+            </w:r>
+            <w:r>
+              <w:rPr>
                 <w:noProof/>
                 <w:webHidden/>
               </w:rPr>
@@ -1254,7 +998,7 @@
                 <w:noProof/>
                 <w:webHidden/>
               </w:rPr>
-              <w:instrText xml:space="preserve"> PAGEREF _Toc257629219 \h </w:instrText>
+              <w:instrText xml:space="preserve"> PAGEREF _Toc236181690 \h </w:instrText>
             </w:r>
             <w:r>
               <w:rPr>
@@ -1274,7 +1018,7 @@
                 <w:noProof/>
                 <w:webHidden/>
               </w:rPr>
-              <w:t>5</w:t>
+              <w:t>8</w:t>
             </w:r>
             <w:r>
               <w:rPr>
@@ -1287,24 +1031,22 @@
         </w:p>
         <w:p>
           <w:pPr>
-            <w:pStyle w:val="TDC2"/>
+            <w:pStyle w:val="TDC3"/>
             <w:rPr>
               <w:rFonts w:eastAsiaTheme="minorEastAsia"/>
-              <w:i w:val="0"/>
-              <w:iCs w:val="0"/>
               <w:noProof/>
               <w:sz w:val="22"/>
               <w:szCs w:val="22"/>
-              <w:lang w:eastAsia="es-ES"/>
+              <w:lang w:val="es-CO" w:eastAsia="es-CO"/>
             </w:rPr>
           </w:pPr>
-          <w:hyperlink w:anchor="_Toc257629220" w:history="1">
+          <w:hyperlink w:anchor="_Toc236181691" w:history="1">
             <w:r>
               <w:rPr>
                 <w:rStyle w:val="Hipervnculo"/>
                 <w:noProof/>
               </w:rPr>
-              <w:t>Guía rápida de Botones</w:t>
+              <w:t>Arquitectura del Sistema</w:t>
             </w:r>
             <w:r>
               <w:rPr>
@@ -1325,7 +1067,7 @@
                 <w:noProof/>
                 <w:webHidden/>
               </w:rPr>
-              <w:instrText xml:space="preserve"> PAGEREF _Toc257629220 \h </w:instrText>
+              <w:instrText xml:space="preserve"> PAGEREF _Toc236181691 \h </w:instrText>
             </w:r>
             <w:r>
               <w:rPr>
@@ -1345,7 +1087,887 @@
                 <w:noProof/>
                 <w:webHidden/>
               </w:rPr>
-              <w:t>5</w:t>
+              <w:t>9</w:t>
+            </w:r>
+            <w:r>
+              <w:rPr>
+                <w:noProof/>
+                <w:webHidden/>
+              </w:rPr>
+              <w:fldChar w:fldCharType="end"/>
+            </w:r>
+          </w:hyperlink>
+        </w:p>
+        <w:p>
+          <w:pPr>
+            <w:pStyle w:val="TDC3"/>
+            <w:rPr>
+              <w:rFonts w:eastAsiaTheme="minorEastAsia"/>
+              <w:noProof/>
+              <w:sz w:val="22"/>
+              <w:szCs w:val="22"/>
+              <w:lang w:val="es-CO" w:eastAsia="es-CO"/>
+            </w:rPr>
+          </w:pPr>
+          <w:hyperlink w:anchor="_Toc236181692" w:history="1">
+            <w:r>
+              <w:rPr>
+                <w:rStyle w:val="Hipervnculo"/>
+                <w:noProof/>
+              </w:rPr>
+              <w:t xml:space="preserve">Directorios Generales del Proyecto (Estructura de Ocultos, Caché y Públicos) </w:t>
+            </w:r>
+            <w:r>
+              <w:rPr>
+                <w:noProof/>
+                <w:webHidden/>
+              </w:rPr>
+              <w:tab/>
+            </w:r>
+            <w:r>
+              <w:rPr>
+                <w:noProof/>
+                <w:webHidden/>
+              </w:rPr>
+              <w:fldChar w:fldCharType="begin"/>
+            </w:r>
+            <w:r>
+              <w:rPr>
+                <w:noProof/>
+                <w:webHidden/>
+              </w:rPr>
+              <w:instrText xml:space="preserve"> PAGEREF _Toc236181692 \h </w:instrText>
+            </w:r>
+            <w:r>
+              <w:rPr>
+                <w:noProof/>
+                <w:webHidden/>
+              </w:rPr>
+            </w:r>
+            <w:r>
+              <w:rPr>
+                <w:noProof/>
+                <w:webHidden/>
+              </w:rPr>
+              <w:fldChar w:fldCharType="separate"/>
+            </w:r>
+            <w:r>
+              <w:rPr>
+                <w:noProof/>
+                <w:webHidden/>
+              </w:rPr>
+              <w:t>10</w:t>
+            </w:r>
+            <w:r>
+              <w:rPr>
+                <w:noProof/>
+                <w:webHidden/>
+              </w:rPr>
+              <w:fldChar w:fldCharType="end"/>
+            </w:r>
+          </w:hyperlink>
+        </w:p>
+        <w:p>
+          <w:pPr>
+            <w:pStyle w:val="TDC3"/>
+            <w:rPr>
+              <w:rFonts w:eastAsiaTheme="minorEastAsia"/>
+              <w:noProof/>
+              <w:sz w:val="22"/>
+              <w:szCs w:val="22"/>
+              <w:lang w:val="es-CO" w:eastAsia="es-CO"/>
+            </w:rPr>
+          </w:pPr>
+          <w:hyperlink w:anchor="_Toc236181693" w:history="1">
+            <w:r>
+              <w:rPr>
+                <w:rStyle w:val="Hipervnculo"/>
+                <w:noProof/>
+              </w:rPr>
+              <w:t xml:space="preserve">Directorio </w:t>
+            </w:r>
+            <w:r>
+              <w:rPr>
+                <w:rStyle w:val="Hipervnculo"/>
+                <w:rFonts w:ascii="Courier New" w:hAnsi="Courier New" w:cs="Courier New"/>
+                <w:noProof/>
+              </w:rPr>
+              <w:t>public/</w:t>
+            </w:r>
+            <w:r>
+              <w:rPr>
+                <w:rStyle w:val="Hipervnculo"/>
+                <w:noProof/>
+              </w:rPr>
+              <w:t xml:space="preserve"> (Recursos Estáticos)</w:t>
+            </w:r>
+            <w:r>
+              <w:rPr>
+                <w:noProof/>
+                <w:webHidden/>
+              </w:rPr>
+              <w:tab/>
+            </w:r>
+            <w:r>
+              <w:rPr>
+                <w:noProof/>
+                <w:webHidden/>
+              </w:rPr>
+              <w:fldChar w:fldCharType="begin"/>
+            </w:r>
+            <w:r>
+              <w:rPr>
+                <w:noProof/>
+                <w:webHidden/>
+              </w:rPr>
+              <w:instrText xml:space="preserve"> PAGEREF _Toc236181693 \h </w:instrText>
+            </w:r>
+            <w:r>
+              <w:rPr>
+                <w:noProof/>
+                <w:webHidden/>
+              </w:rPr>
+            </w:r>
+            <w:r>
+              <w:rPr>
+                <w:noProof/>
+                <w:webHidden/>
+              </w:rPr>
+              <w:fldChar w:fldCharType="separate"/>
+            </w:r>
+            <w:r>
+              <w:rPr>
+                <w:noProof/>
+                <w:webHidden/>
+              </w:rPr>
+              <w:t>11</w:t>
+            </w:r>
+            <w:r>
+              <w:rPr>
+                <w:noProof/>
+                <w:webHidden/>
+              </w:rPr>
+              <w:fldChar w:fldCharType="end"/>
+            </w:r>
+          </w:hyperlink>
+        </w:p>
+        <w:p>
+          <w:pPr>
+            <w:pStyle w:val="TDC3"/>
+            <w:rPr>
+              <w:rFonts w:eastAsiaTheme="minorEastAsia"/>
+              <w:noProof/>
+              <w:sz w:val="22"/>
+              <w:szCs w:val="22"/>
+              <w:lang w:val="es-CO" w:eastAsia="es-CO"/>
+            </w:rPr>
+          </w:pPr>
+          <w:hyperlink w:anchor="_Toc236181694" w:history="1">
+            <w:r>
+              <w:rPr>
+                <w:rStyle w:val="Hipervnculo"/>
+                <w:noProof/>
+              </w:rPr>
+              <w:t xml:space="preserve">Directorio </w:t>
+            </w:r>
+            <w:r>
+              <w:rPr>
+                <w:rStyle w:val="Hipervnculo"/>
+                <w:rFonts w:ascii="Courier New" w:hAnsi="Courier New" w:cs="Courier New"/>
+                <w:noProof/>
+              </w:rPr>
+              <w:t>scripts/</w:t>
+            </w:r>
+            <w:r>
+              <w:rPr>
+                <w:rStyle w:val="Hipervnculo"/>
+                <w:noProof/>
+              </w:rPr>
+              <w:t xml:space="preserve"> y Script de Integración de Seguridad (</w:t>
+            </w:r>
+            <w:r>
+              <w:rPr>
+                <w:rStyle w:val="Hipervnculo"/>
+                <w:rFonts w:ascii="Courier New" w:hAnsi="Courier New" w:cs="Courier New"/>
+                <w:noProof/>
+              </w:rPr>
+              <w:t>security-ci.mjs</w:t>
+            </w:r>
+            <w:r>
+              <w:rPr>
+                <w:rStyle w:val="Hipervnculo"/>
+                <w:noProof/>
+              </w:rPr>
+              <w:t>)</w:t>
+            </w:r>
+            <w:r>
+              <w:rPr>
+                <w:noProof/>
+                <w:webHidden/>
+              </w:rPr>
+              <w:tab/>
+            </w:r>
+            <w:r>
+              <w:rPr>
+                <w:noProof/>
+                <w:webHidden/>
+              </w:rPr>
+              <w:fldChar w:fldCharType="begin"/>
+            </w:r>
+            <w:r>
+              <w:rPr>
+                <w:noProof/>
+                <w:webHidden/>
+              </w:rPr>
+              <w:instrText xml:space="preserve"> PAGEREF _Toc236181694 \h </w:instrText>
+            </w:r>
+            <w:r>
+              <w:rPr>
+                <w:noProof/>
+                <w:webHidden/>
+              </w:rPr>
+            </w:r>
+            <w:r>
+              <w:rPr>
+                <w:noProof/>
+                <w:webHidden/>
+              </w:rPr>
+              <w:fldChar w:fldCharType="separate"/>
+            </w:r>
+            <w:r>
+              <w:rPr>
+                <w:noProof/>
+                <w:webHidden/>
+              </w:rPr>
+              <w:t>12</w:t>
+            </w:r>
+            <w:r>
+              <w:rPr>
+                <w:noProof/>
+                <w:webHidden/>
+              </w:rPr>
+              <w:fldChar w:fldCharType="end"/>
+            </w:r>
+          </w:hyperlink>
+        </w:p>
+        <w:p>
+          <w:pPr>
+            <w:pStyle w:val="TDC3"/>
+            <w:rPr>
+              <w:rFonts w:eastAsiaTheme="minorEastAsia"/>
+              <w:noProof/>
+              <w:sz w:val="22"/>
+              <w:szCs w:val="22"/>
+              <w:lang w:val="es-CO" w:eastAsia="es-CO"/>
+            </w:rPr>
+          </w:pPr>
+          <w:hyperlink w:anchor="_Toc236181695" w:history="1">
+            <w:r>
+              <w:rPr>
+                <w:noProof/>
+                <w:webHidden/>
+              </w:rPr>
+              <w:tab/>
+            </w:r>
+            <w:r>
+              <w:rPr>
+                <w:noProof/>
+                <w:webHidden/>
+              </w:rPr>
+              <w:fldChar w:fldCharType="begin"/>
+            </w:r>
+            <w:r>
+              <w:rPr>
+                <w:noProof/>
+                <w:webHidden/>
+              </w:rPr>
+              <w:instrText xml:space="preserve"> PAGEREF _Toc236181695 \h </w:instrText>
+            </w:r>
+            <w:r>
+              <w:rPr>
+                <w:noProof/>
+                <w:webHidden/>
+              </w:rPr>
+            </w:r>
+            <w:r>
+              <w:rPr>
+                <w:noProof/>
+                <w:webHidden/>
+              </w:rPr>
+              <w:fldChar w:fldCharType="separate"/>
+            </w:r>
+            <w:r>
+              <w:rPr>
+                <w:noProof/>
+                <w:webHidden/>
+              </w:rPr>
+              <w:t>12</w:t>
+            </w:r>
+            <w:r>
+              <w:rPr>
+                <w:noProof/>
+                <w:webHidden/>
+              </w:rPr>
+              <w:fldChar w:fldCharType="end"/>
+            </w:r>
+          </w:hyperlink>
+        </w:p>
+        <w:p>
+          <w:pPr>
+            <w:pStyle w:val="TDC3"/>
+            <w:rPr>
+              <w:rFonts w:eastAsiaTheme="minorEastAsia"/>
+              <w:noProof/>
+              <w:sz w:val="22"/>
+              <w:szCs w:val="22"/>
+              <w:lang w:val="es-CO" w:eastAsia="es-CO"/>
+            </w:rPr>
+          </w:pPr>
+          <w:hyperlink w:anchor="_Toc236181696" w:history="1">
+            <w:r>
+              <w:rPr>
+                <w:rStyle w:val="Hipervnculo"/>
+                <w:noProof/>
+              </w:rPr>
+              <w:t>Estructura de Componentes de Frontend (</w:t>
+            </w:r>
+            <w:r>
+              <w:rPr>
+                <w:rStyle w:val="Hipervnculo"/>
+                <w:rFonts w:ascii="Courier New" w:hAnsi="Courier New" w:cs="Courier New"/>
+                <w:noProof/>
+              </w:rPr>
+              <w:t>src/app/components/</w:t>
+            </w:r>
+            <w:r>
+              <w:rPr>
+                <w:rStyle w:val="Hipervnculo"/>
+                <w:noProof/>
+              </w:rPr>
+              <w:t>)</w:t>
+            </w:r>
+            <w:r>
+              <w:rPr>
+                <w:noProof/>
+                <w:webHidden/>
+              </w:rPr>
+              <w:tab/>
+            </w:r>
+            <w:r>
+              <w:rPr>
+                <w:noProof/>
+                <w:webHidden/>
+              </w:rPr>
+              <w:fldChar w:fldCharType="begin"/>
+            </w:r>
+            <w:r>
+              <w:rPr>
+                <w:noProof/>
+                <w:webHidden/>
+              </w:rPr>
+              <w:instrText xml:space="preserve"> PAGEREF _Toc236181696 \h </w:instrText>
+            </w:r>
+            <w:r>
+              <w:rPr>
+                <w:noProof/>
+                <w:webHidden/>
+              </w:rPr>
+            </w:r>
+            <w:r>
+              <w:rPr>
+                <w:noProof/>
+                <w:webHidden/>
+              </w:rPr>
+              <w:fldChar w:fldCharType="separate"/>
+            </w:r>
+            <w:r>
+              <w:rPr>
+                <w:noProof/>
+                <w:webHidden/>
+              </w:rPr>
+              <w:t>13</w:t>
+            </w:r>
+            <w:r>
+              <w:rPr>
+                <w:noProof/>
+                <w:webHidden/>
+              </w:rPr>
+              <w:fldChar w:fldCharType="end"/>
+            </w:r>
+          </w:hyperlink>
+        </w:p>
+        <w:p>
+          <w:pPr>
+            <w:pStyle w:val="TDC3"/>
+            <w:rPr>
+              <w:rFonts w:eastAsiaTheme="minorEastAsia"/>
+              <w:noProof/>
+              <w:sz w:val="22"/>
+              <w:szCs w:val="22"/>
+              <w:lang w:val="es-CO" w:eastAsia="es-CO"/>
+            </w:rPr>
+          </w:pPr>
+          <w:hyperlink w:anchor="_Toc236181697" w:history="1">
+            <w:r>
+              <w:rPr>
+                <w:noProof/>
+                <w:webHidden/>
+              </w:rPr>
+              <w:tab/>
+            </w:r>
+            <w:r>
+              <w:rPr>
+                <w:noProof/>
+                <w:webHidden/>
+              </w:rPr>
+              <w:fldChar w:fldCharType="begin"/>
+            </w:r>
+            <w:r>
+              <w:rPr>
+                <w:noProof/>
+                <w:webHidden/>
+              </w:rPr>
+              <w:instrText xml:space="preserve"> PAGEREF _Toc236181697 \h </w:instrText>
+            </w:r>
+            <w:r>
+              <w:rPr>
+                <w:noProof/>
+                <w:webHidden/>
+              </w:rPr>
+            </w:r>
+            <w:r>
+              <w:rPr>
+                <w:noProof/>
+                <w:webHidden/>
+              </w:rPr>
+              <w:fldChar w:fldCharType="separate"/>
+            </w:r>
+            <w:r>
+              <w:rPr>
+                <w:noProof/>
+                <w:webHidden/>
+              </w:rPr>
+              <w:t>13</w:t>
+            </w:r>
+            <w:r>
+              <w:rPr>
+                <w:noProof/>
+                <w:webHidden/>
+              </w:rPr>
+              <w:fldChar w:fldCharType="end"/>
+            </w:r>
+          </w:hyperlink>
+        </w:p>
+        <w:p>
+          <w:pPr>
+            <w:pStyle w:val="TDC3"/>
+            <w:rPr>
+              <w:rFonts w:eastAsiaTheme="minorEastAsia"/>
+              <w:noProof/>
+              <w:sz w:val="22"/>
+              <w:szCs w:val="22"/>
+              <w:lang w:val="es-CO" w:eastAsia="es-CO"/>
+            </w:rPr>
+          </w:pPr>
+          <w:hyperlink w:anchor="_Toc236181698" w:history="1">
+            <w:r>
+              <w:rPr>
+                <w:rStyle w:val="Hipervnculo"/>
+                <w:noProof/>
+              </w:rPr>
+              <w:t>Módulo de Criptografía Backend (</w:t>
+            </w:r>
+            <w:r>
+              <w:rPr>
+                <w:rStyle w:val="Hipervnculo"/>
+                <w:rFonts w:ascii="Courier New" w:hAnsi="Courier New" w:cs="Courier New"/>
+                <w:noProof/>
+              </w:rPr>
+              <w:t>src-tauri/src/crypto.rs</w:t>
+            </w:r>
+            <w:r>
+              <w:rPr>
+                <w:rStyle w:val="Hipervnculo"/>
+                <w:noProof/>
+              </w:rPr>
+              <w:t>)</w:t>
+            </w:r>
+            <w:r>
+              <w:rPr>
+                <w:noProof/>
+                <w:webHidden/>
+              </w:rPr>
+              <w:tab/>
+            </w:r>
+            <w:r>
+              <w:rPr>
+                <w:noProof/>
+                <w:webHidden/>
+              </w:rPr>
+              <w:fldChar w:fldCharType="begin"/>
+            </w:r>
+            <w:r>
+              <w:rPr>
+                <w:noProof/>
+                <w:webHidden/>
+              </w:rPr>
+              <w:instrText xml:space="preserve"> PAGEREF _Toc236181698 \h </w:instrText>
+            </w:r>
+            <w:r>
+              <w:rPr>
+                <w:noProof/>
+                <w:webHidden/>
+              </w:rPr>
+            </w:r>
+            <w:r>
+              <w:rPr>
+                <w:noProof/>
+                <w:webHidden/>
+              </w:rPr>
+              <w:fldChar w:fldCharType="separate"/>
+            </w:r>
+            <w:r>
+              <w:rPr>
+                <w:noProof/>
+                <w:webHidden/>
+              </w:rPr>
+              <w:t>15</w:t>
+            </w:r>
+            <w:r>
+              <w:rPr>
+                <w:noProof/>
+                <w:webHidden/>
+              </w:rPr>
+              <w:fldChar w:fldCharType="end"/>
+            </w:r>
+          </w:hyperlink>
+        </w:p>
+        <w:p>
+          <w:pPr>
+            <w:pStyle w:val="TDC3"/>
+            <w:rPr>
+              <w:rFonts w:eastAsiaTheme="minorEastAsia"/>
+              <w:noProof/>
+              <w:sz w:val="22"/>
+              <w:szCs w:val="22"/>
+              <w:lang w:val="es-CO" w:eastAsia="es-CO"/>
+            </w:rPr>
+          </w:pPr>
+          <w:hyperlink w:anchor="_Toc236181699" w:history="1">
+            <w:r>
+              <w:rPr>
+                <w:rStyle w:val="Hipervnculo"/>
+                <w:noProof/>
+              </w:rPr>
+              <w:t xml:space="preserve">Directorio </w:t>
+            </w:r>
+            <w:r>
+              <w:rPr>
+                <w:rStyle w:val="Hipervnculo"/>
+                <w:rFonts w:ascii="Courier New" w:hAnsi="Courier New" w:cs="Courier New"/>
+                <w:noProof/>
+              </w:rPr>
+              <w:t>tests/frontend/</w:t>
+            </w:r>
+            <w:r>
+              <w:rPr>
+                <w:rStyle w:val="Hipervnculo"/>
+                <w:noProof/>
+              </w:rPr>
+              <w:t xml:space="preserve"> — Suite de Pruebas y Seguridad del Frontend</w:t>
+            </w:r>
+            <w:r>
+              <w:rPr>
+                <w:noProof/>
+                <w:webHidden/>
+              </w:rPr>
+              <w:tab/>
+            </w:r>
+            <w:r>
+              <w:rPr>
+                <w:noProof/>
+                <w:webHidden/>
+              </w:rPr>
+              <w:fldChar w:fldCharType="begin"/>
+            </w:r>
+            <w:r>
+              <w:rPr>
+                <w:noProof/>
+                <w:webHidden/>
+              </w:rPr>
+              <w:instrText xml:space="preserve"> PAGEREF _Toc236181699 \h </w:instrText>
+            </w:r>
+            <w:r>
+              <w:rPr>
+                <w:noProof/>
+                <w:webHidden/>
+              </w:rPr>
+            </w:r>
+            <w:r>
+              <w:rPr>
+                <w:noProof/>
+                <w:webHidden/>
+              </w:rPr>
+              <w:fldChar w:fldCharType="separate"/>
+            </w:r>
+            <w:r>
+              <w:rPr>
+                <w:noProof/>
+                <w:webHidden/>
+              </w:rPr>
+              <w:t>18</w:t>
+            </w:r>
+            <w:r>
+              <w:rPr>
+                <w:noProof/>
+                <w:webHidden/>
+              </w:rPr>
+              <w:fldChar w:fldCharType="end"/>
+            </w:r>
+          </w:hyperlink>
+        </w:p>
+        <w:p>
+          <w:pPr>
+            <w:pStyle w:val="TDC3"/>
+            <w:rPr>
+              <w:rFonts w:eastAsiaTheme="minorEastAsia"/>
+              <w:noProof/>
+              <w:sz w:val="22"/>
+              <w:szCs w:val="22"/>
+              <w:lang w:val="es-CO" w:eastAsia="es-CO"/>
+            </w:rPr>
+          </w:pPr>
+          <w:hyperlink w:anchor="_Toc236181700" w:history="1">
+            <w:r>
+              <w:rPr>
+                <w:rStyle w:val="Hipervnculo"/>
+                <w:noProof/>
+              </w:rPr>
+              <w:t>Archivos de Configuración Raíz (</w:t>
+            </w:r>
+            <w:r>
+              <w:rPr>
+                <w:rStyle w:val="Hipervnculo"/>
+                <w:rFonts w:ascii="Courier New" w:hAnsi="Courier New" w:cs="Courier New"/>
+                <w:noProof/>
+              </w:rPr>
+              <w:t>.editorconfig</w:t>
+            </w:r>
+            <w:r>
+              <w:rPr>
+                <w:rStyle w:val="Hipervnculo"/>
+                <w:noProof/>
+              </w:rPr>
+              <w:t xml:space="preserve">, </w:t>
+            </w:r>
+            <w:r>
+              <w:rPr>
+                <w:rStyle w:val="Hipervnculo"/>
+                <w:rFonts w:ascii="Courier New" w:hAnsi="Courier New" w:cs="Courier New"/>
+                <w:noProof/>
+              </w:rPr>
+              <w:t>.env</w:t>
+            </w:r>
+            <w:r>
+              <w:rPr>
+                <w:rStyle w:val="Hipervnculo"/>
+                <w:noProof/>
+              </w:rPr>
+              <w:t xml:space="preserve">, </w:t>
+            </w:r>
+            <w:r>
+              <w:rPr>
+                <w:rStyle w:val="Hipervnculo"/>
+                <w:rFonts w:ascii="Courier New" w:hAnsi="Courier New" w:cs="Courier New"/>
+                <w:noProof/>
+              </w:rPr>
+              <w:t>.env.example</w:t>
+            </w:r>
+            <w:r>
+              <w:rPr>
+                <w:rStyle w:val="Hipervnculo"/>
+                <w:noProof/>
+              </w:rPr>
+              <w:t>)</w:t>
+            </w:r>
+            <w:r>
+              <w:rPr>
+                <w:noProof/>
+                <w:webHidden/>
+              </w:rPr>
+              <w:tab/>
+            </w:r>
+            <w:r>
+              <w:rPr>
+                <w:noProof/>
+                <w:webHidden/>
+              </w:rPr>
+              <w:fldChar w:fldCharType="begin"/>
+            </w:r>
+            <w:r>
+              <w:rPr>
+                <w:noProof/>
+                <w:webHidden/>
+              </w:rPr>
+              <w:instrText xml:space="preserve"> PAGEREF _Toc236181700 \h </w:instrText>
+            </w:r>
+            <w:r>
+              <w:rPr>
+                <w:noProof/>
+                <w:webHidden/>
+              </w:rPr>
+            </w:r>
+            <w:r>
+              <w:rPr>
+                <w:noProof/>
+                <w:webHidden/>
+              </w:rPr>
+              <w:fldChar w:fldCharType="separate"/>
+            </w:r>
+            <w:r>
+              <w:rPr>
+                <w:noProof/>
+                <w:webHidden/>
+              </w:rPr>
+              <w:t>19</w:t>
+            </w:r>
+            <w:r>
+              <w:rPr>
+                <w:noProof/>
+                <w:webHidden/>
+              </w:rPr>
+              <w:fldChar w:fldCharType="end"/>
+            </w:r>
+          </w:hyperlink>
+        </w:p>
+        <w:p>
+          <w:pPr>
+            <w:pStyle w:val="TDC3"/>
+            <w:rPr>
+              <w:rFonts w:eastAsiaTheme="minorEastAsia"/>
+              <w:noProof/>
+              <w:sz w:val="22"/>
+              <w:szCs w:val="22"/>
+              <w:lang w:val="es-CO" w:eastAsia="es-CO"/>
+            </w:rPr>
+          </w:pPr>
+          <w:hyperlink w:anchor="_Toc236181701" w:history="1">
+            <w:r>
+              <w:rPr>
+                <w:rStyle w:val="Hipervnculo"/>
+                <w:noProof/>
+              </w:rPr>
+              <w:t>¿Qué hay que hacer para crear el instalador del sistema SIGAT?</w:t>
+            </w:r>
+            <w:r>
+              <w:rPr>
+                <w:noProof/>
+                <w:webHidden/>
+              </w:rPr>
+              <w:tab/>
+            </w:r>
+            <w:r>
+              <w:rPr>
+                <w:noProof/>
+                <w:webHidden/>
+              </w:rPr>
+              <w:fldChar w:fldCharType="begin"/>
+            </w:r>
+            <w:r>
+              <w:rPr>
+                <w:noProof/>
+                <w:webHidden/>
+              </w:rPr>
+              <w:instrText xml:space="preserve"> PAGEREF _Toc236181701 \h </w:instrText>
+            </w:r>
+            <w:r>
+              <w:rPr>
+                <w:noProof/>
+                <w:webHidden/>
+              </w:rPr>
+            </w:r>
+            <w:r>
+              <w:rPr>
+                <w:noProof/>
+                <w:webHidden/>
+              </w:rPr>
+              <w:fldChar w:fldCharType="separate"/>
+            </w:r>
+            <w:r>
+              <w:rPr>
+                <w:noProof/>
+                <w:webHidden/>
+              </w:rPr>
+              <w:t>20</w:t>
+            </w:r>
+            <w:r>
+              <w:rPr>
+                <w:noProof/>
+                <w:webHidden/>
+              </w:rPr>
+              <w:fldChar w:fldCharType="end"/>
+            </w:r>
+          </w:hyperlink>
+        </w:p>
+        <w:p>
+          <w:pPr>
+            <w:pStyle w:val="TDC3"/>
+            <w:rPr>
+              <w:rFonts w:eastAsiaTheme="minorEastAsia"/>
+              <w:noProof/>
+              <w:sz w:val="22"/>
+              <w:szCs w:val="22"/>
+              <w:lang w:val="es-CO" w:eastAsia="es-CO"/>
+            </w:rPr>
+          </w:pPr>
+          <w:hyperlink w:anchor="_Toc236181702" w:history="1">
+            <w:r>
+              <w:rPr>
+                <w:rStyle w:val="Hipervnculo"/>
+                <w:noProof/>
+              </w:rPr>
+              <w:t>Conclusión y Cierre del Manual de Desarrollo</w:t>
+            </w:r>
+            <w:r>
+              <w:rPr>
+                <w:noProof/>
+                <w:webHidden/>
+              </w:rPr>
+              <w:tab/>
+            </w:r>
+            <w:r>
+              <w:rPr>
+                <w:noProof/>
+                <w:webHidden/>
+              </w:rPr>
+              <w:fldChar w:fldCharType="begin"/>
+            </w:r>
+            <w:r>
+              <w:rPr>
+                <w:noProof/>
+                <w:webHidden/>
+              </w:rPr>
+              <w:instrText xml:space="preserve"> PAGEREF _Toc236181702 \h </w:instrText>
+            </w:r>
+            <w:r>
+              <w:rPr>
+                <w:noProof/>
+                <w:webHidden/>
+              </w:rPr>
+            </w:r>
+            <w:r>
+              <w:rPr>
+                <w:noProof/>
+                <w:webHidden/>
+              </w:rPr>
+              <w:fldChar w:fldCharType="separate"/>
+            </w:r>
+            <w:r>
+              <w:rPr>
+                <w:noProof/>
+                <w:webHidden/>
+              </w:rPr>
+              <w:t>21</w:t>
             </w:r>
             <w:r>
               <w:rPr>
@@ -1378,73 +2000,68 @@
         <w:br w:type="page"/>
       </w:r>
     </w:p>
-    <w:sdt>
-      <w:sdtPr>
-        <w:alias w:val="Título"/>
-        <w:id w:val="11545898"/>
-        <w:dataBinding w:prefixMappings="xmlns:ns0='http://purl.org/dc/elements/1.1/' xmlns:ns1='http://schemas.openxmlformats.org/package/2006/metadata/core-properties' " w:xpath="/ns1:coreProperties[1]/ns0:title[1]" w:storeItemID="{6C3C8BC8-F283-45AE-878A-BAB7291924A1}"/>
-        <w:text/>
-      </w:sdtPr>
-      <w:sdtEndPr/>
-      <w:sdtContent>
-        <w:p>
-          <w:pPr>
-            <w:pStyle w:val="PSI-Ttulo"/>
-          </w:pPr>
-          <w:r>
-            <w:rPr>
-              <w:lang w:val="es-AR"/>
-            </w:rPr>
-            <w:t>Manual de Usuario</w:t>
-          </w:r>
-        </w:p>
-      </w:sdtContent>
-    </w:sdt>
+    <w:p>
+      <w:pPr>
+        <w:pStyle w:val="PSI-Ttulo"/>
+        <w:rPr>
+          <w:sz w:val="72"/>
+          <w:szCs w:val="72"/>
+        </w:rPr>
+      </w:pPr>
+      <w:r>
+        <w:rPr>
+          <w:sz w:val="72"/>
+          <w:szCs w:val="72"/>
+        </w:rPr>
+        <w:t xml:space="preserve">MANUAL DE DESARROLLO </w:t>
+      </w:r>
+    </w:p>
+    <w:p>
+      <w:pPr>
+        <w:pStyle w:val="PSI-Ttulo"/>
+        <w:rPr>
+          <w:sz w:val="72"/>
+          <w:szCs w:val="72"/>
+        </w:rPr>
+      </w:pPr>
+    </w:p>
+    <w:p>
+      <w:pPr>
+        <w:pStyle w:val="PSI-Ttulo"/>
+      </w:pPr>
+      <w:r>
+        <w:t>Introducción</w:t>
+      </w:r>
+    </w:p>
+    <w:p>
+      <w:pPr>
+        <w:pStyle w:val="PSI-Comentario"/>
+      </w:pPr>
+      <w:r>
+        <w:t xml:space="preserve"> </w:t>
+      </w:r>
+      <w:r>
+        <w:t>En este documento se expone la estructura y el contenido con el que se encontrará el usuario a lo largo de este manual, el cual presenta la imagen correspondiente al proceso a realizar acompañada de sus instrucciones detalladas. Estas directrices se deben tener siempre en cuenta para garantizar la correcta comprensión y ejecución de cada uno de los procedimientos técnicos y operativos del sistema.</w:t>
+      </w:r>
+    </w:p>
     <w:p>
       <w:pPr>
         <w:pStyle w:val="PSI-Ttulo1"/>
       </w:pPr>
-      <w:bookmarkStart w:id="0" w:name="_Toc257629211"/>
-      <w:r>
-        <w:t>Introducción</w:t>
-      </w:r>
+      <w:bookmarkStart w:id="0" w:name="_Toc228206477"/>
+      <w:bookmarkStart w:id="1" w:name="_Toc234686582"/>
+    </w:p>
+    <w:p>
+      <w:pPr>
+        <w:pStyle w:val="PSI-Ttulo2"/>
+      </w:pPr>
+      <w:bookmarkStart w:id="2" w:name="_Toc236181685"/>
       <w:bookmarkEnd w:id="0"/>
-    </w:p>
-    <w:p>
-      <w:pPr>
-        <w:pStyle w:val="PSI-Comentario"/>
-      </w:pPr>
-      <w:r>
-        <w:t xml:space="preserve"> [</w:t>
-      </w:r>
-      <w:r>
-        <w:t>Explicar brevemente con que se encontrará el usuario a  lo largo de  este</w:t>
-      </w:r>
-      <w:r>
-        <w:t xml:space="preserve"> documento</w:t>
-      </w:r>
-      <w:r>
-        <w:t>]</w:t>
-      </w:r>
-    </w:p>
-    <w:p>
-      <w:pPr>
-        <w:pStyle w:val="PSI-Ttulo1"/>
-      </w:pPr>
-      <w:bookmarkStart w:id="1" w:name="_Toc228206477"/>
-      <w:bookmarkStart w:id="2" w:name="_Toc234686582"/>
-    </w:p>
-    <w:p>
-      <w:pPr>
-        <w:pStyle w:val="PSI-Ttulo2"/>
-      </w:pPr>
-      <w:bookmarkStart w:id="3" w:name="_Toc257629212"/>
       <w:bookmarkEnd w:id="1"/>
+      <w:r>
+        <w:t>Documentos relacionados</w:t>
+      </w:r>
       <w:bookmarkEnd w:id="2"/>
-      <w:r>
-        <w:t>Documentos relacionados</w:t>
-      </w:r>
-      <w:bookmarkEnd w:id="3"/>
     </w:p>
     <w:p>
       <w:pPr>
@@ -1567,7 +2184,7 @@
               <w:pStyle w:val="PSI-Comentario"/>
             </w:pPr>
             <w:r>
-              <w:t>[Identificador del documento]</w:t>
+              <w:t>Repositorio principal en GitHub</w:t>
             </w:r>
           </w:p>
         </w:tc>
@@ -1580,7 +2197,18 @@
               <w:pStyle w:val="PSI-Comentario"/>
             </w:pPr>
             <w:r>
-              <w:t>[Nombre del documento]</w:t>
+              <w:t>[</w:t>
+            </w:r>
+            <w:r>
+              <w:t>proyecto-de-grado-</w:t>
+            </w:r>
+            <w:proofErr w:type="spellStart"/>
+            <w:r>
+              <w:t>sigat</w:t>
+            </w:r>
+            <w:proofErr w:type="spellEnd"/>
+            <w:r>
+              <w:t>]</w:t>
             </w:r>
           </w:p>
         </w:tc>
@@ -1593,7 +2221,23 @@
               <w:pStyle w:val="PSI-Comentario"/>
             </w:pPr>
             <w:r>
-              <w:t>[Breve Descripción del documento]</w:t>
+              <w:t xml:space="preserve">Repositorio principal en GitHub </w:t>
+            </w:r>
+            <w:r>
+              <w:t>(</w:t>
+            </w:r>
+            <w:r>
+              <w:rPr>
+                <w:rStyle w:val="CdigoHTML"/>
+                <w:rFonts w:eastAsiaTheme="minorHAnsi"/>
+                <w:b w:val="0"/>
+                <w:bCs w:val="0"/>
+                <w:color w:val="FF0000"/>
+              </w:rPr>
+              <w:t>[https://github.com/brayanmoralesimbachi-byte/proyecto-de-grado-sigat.git](https://github.com/brayanmoralesimbachi-byte/proyecto-de-grado-sigat.git)</w:t>
+            </w:r>
+            <w:r>
+              <w:t>) donde se encuentran almacenados todos los archivos fuente, la estructura modular, los scripts y los componentes de programación del software.</w:t>
             </w:r>
           </w:p>
         </w:tc>
@@ -1608,266 +2252,4666 @@
       <w:pPr>
         <w:pStyle w:val="PSI-Ttulo2"/>
       </w:pPr>
-      <w:bookmarkStart w:id="4" w:name="_Toc257629213"/>
-      <w:r>
+      <w:bookmarkStart w:id="3" w:name="_Toc236181686"/>
+      <w:r>
+        <w:lastRenderedPageBreak/>
         <w:t>Descripción</w:t>
       </w:r>
+      <w:bookmarkEnd w:id="3"/>
+    </w:p>
+    <w:p>
+      <w:pPr>
+        <w:pStyle w:val="PSI-Comentario"/>
+      </w:pPr>
+      <w:r>
+        <w:t>La creación de este manual de desarrollo y código es de vital importancia porque establece la trazabilidad técnica y estructural del sistema SIGAT. Permite documentar formalmente la lógica de programación, la arquitectura de los módulos y el repositorio oficial en GitHub, garantizando que cualquier desarrollador, administrador o equipo técnico comprenda cómo está construido el software. Esto facilita su posterior mantenimiento, escalabilidad, resolución de incidencias y la continuidad operativa de la plataforma en la Escuela de Telecomunicaciones de Facatativá.</w:t>
+      </w:r>
+    </w:p>
+    <w:p>
+      <w:pPr>
+        <w:pStyle w:val="PSI-Comentario"/>
+      </w:pPr>
+    </w:p>
+    <w:p>
+      <w:pPr>
+        <w:pStyle w:val="PSI-Ttulo1"/>
+      </w:pPr>
+      <w:bookmarkStart w:id="4" w:name="_Toc236181687"/>
+      <w:r>
+        <w:lastRenderedPageBreak/>
+        <w:t>Contenido</w:t>
+      </w:r>
       <w:bookmarkEnd w:id="4"/>
     </w:p>
     <w:p>
       <w:pPr>
+        <w:pStyle w:val="PSI-Ttulo1"/>
+        <w:rPr>
+          <w:b w:val="0"/>
+          <w:bCs w:val="0"/>
+          <w:lang w:val="es-CO"/>
+        </w:rPr>
+      </w:pPr>
+    </w:p>
+    <w:p>
+      <w:pPr>
+        <w:pStyle w:val="PSI-Ttulo1"/>
+        <w:rPr>
+          <w:b w:val="0"/>
+          <w:bCs w:val="0"/>
+          <w:sz w:val="22"/>
+          <w:szCs w:val="22"/>
+          <w:lang w:val="es-CO"/>
+        </w:rPr>
+      </w:pPr>
+      <w:bookmarkStart w:id="5" w:name="_Toc236181688"/>
+      <w:r>
+        <w:rPr>
+          <w:b w:val="0"/>
+          <w:bCs w:val="0"/>
+          <w:sz w:val="22"/>
+          <w:szCs w:val="22"/>
+          <w:lang w:val="es-CO"/>
+        </w:rPr>
+        <w:t xml:space="preserve">A </w:t>
+      </w:r>
+      <w:proofErr w:type="gramStart"/>
+      <w:r>
+        <w:rPr>
+          <w:b w:val="0"/>
+          <w:bCs w:val="0"/>
+          <w:sz w:val="22"/>
+          <w:szCs w:val="22"/>
+          <w:lang w:val="es-CO"/>
+        </w:rPr>
+        <w:t>continuación</w:t>
+      </w:r>
+      <w:proofErr w:type="gramEnd"/>
+      <w:r>
+        <w:rPr>
+          <w:b w:val="0"/>
+          <w:bCs w:val="0"/>
+          <w:sz w:val="22"/>
+          <w:szCs w:val="22"/>
+          <w:lang w:val="es-CO"/>
+        </w:rPr>
+        <w:t xml:space="preserve"> se detalla cómo está estructurado el contenido de este manual y la forma en que se debe utilizar para comprender y aplicar la programación del sistema:</w:t>
+      </w:r>
+      <w:bookmarkEnd w:id="5"/>
+    </w:p>
+    <w:p>
+      <w:pPr>
+        <w:pStyle w:val="PSI-Ttulo1"/>
+        <w:numPr>
+          <w:ilvl w:val="0"/>
+          <w:numId w:val="14"/>
+        </w:numPr>
+        <w:rPr>
+          <w:b w:val="0"/>
+          <w:bCs w:val="0"/>
+          <w:sz w:val="22"/>
+          <w:szCs w:val="22"/>
+          <w:lang w:val="es-CO"/>
+        </w:rPr>
+      </w:pPr>
+      <w:bookmarkStart w:id="6" w:name="_Toc236181689"/>
+      <w:r>
+        <w:rPr>
+          <w:b w:val="0"/>
+          <w:bCs w:val="0"/>
+          <w:sz w:val="22"/>
+          <w:szCs w:val="22"/>
+          <w:lang w:val="es-CO"/>
+        </w:rPr>
+        <w:t>Estructura del contenido: Cada sección del manual expone de manera secuencial los bloques de código, la arquitectura modular y las funciones lógicas que componen el software SIGAT, permitiendo seguir el flujo de desarrollo paso a paso.</w:t>
+      </w:r>
+      <w:bookmarkEnd w:id="6"/>
+    </w:p>
+    <w:p>
+      <w:pPr>
+        <w:pStyle w:val="PSI-Ttulo1"/>
+        <w:numPr>
+          <w:ilvl w:val="0"/>
+          <w:numId w:val="14"/>
+        </w:numPr>
+        <w:rPr>
+          <w:b w:val="0"/>
+          <w:bCs w:val="0"/>
+          <w:sz w:val="22"/>
+          <w:szCs w:val="22"/>
+          <w:lang w:val="es-CO"/>
+        </w:rPr>
+      </w:pPr>
+      <w:bookmarkStart w:id="7" w:name="_Toc236181690"/>
+      <w:r>
+        <w:rPr>
+          <w:b w:val="0"/>
+          <w:bCs w:val="0"/>
+          <w:sz w:val="22"/>
+          <w:szCs w:val="22"/>
+          <w:lang w:val="es-CO"/>
+        </w:rPr>
+        <w:t>Modo de uso: Se debe emplear como una guía de consulta técnica complementaria al repositorio de código fuente en GitHub. Cada vez que se requiera implementar un cambio, auditar un módulo o realizar mantenimiento, se deben seguir las directrices e instrucciones técnicas descritas en cada componente.</w:t>
+      </w:r>
+      <w:bookmarkEnd w:id="7"/>
+    </w:p>
+    <w:p>
+      <w:pPr>
+        <w:pStyle w:val="PSI-Ttulo1"/>
+        <w:rPr>
+          <w:lang w:val="es-CO"/>
+        </w:rPr>
+      </w:pPr>
+    </w:p>
+    <w:p>
+      <w:pPr>
+        <w:pStyle w:val="PSI-Ttulo1"/>
+        <w:rPr>
+          <w:lang w:val="es-CO"/>
+        </w:rPr>
+      </w:pPr>
+    </w:p>
+    <w:p>
+      <w:pPr>
+        <w:pStyle w:val="PSI-Ttulo1"/>
+        <w:rPr>
+          <w:lang w:val="es-CO"/>
+        </w:rPr>
+      </w:pPr>
+    </w:p>
+    <w:p>
+      <w:pPr>
+        <w:pStyle w:val="PSI-Ttulo1"/>
+        <w:rPr>
+          <w:lang w:val="es-CO"/>
+        </w:rPr>
+      </w:pPr>
+    </w:p>
+    <w:p>
+      <w:pPr>
+        <w:pStyle w:val="PSI-Ttulo1"/>
+        <w:rPr>
+          <w:lang w:val="es-CO"/>
+        </w:rPr>
+      </w:pPr>
+    </w:p>
+    <w:p>
+      <w:pPr>
+        <w:pStyle w:val="PSI-Ttulo1"/>
+        <w:rPr>
+          <w:lang w:val="es-CO"/>
+        </w:rPr>
+      </w:pPr>
+    </w:p>
+    <w:p>
+      <w:pPr>
+        <w:pStyle w:val="PSI-Ttulo1"/>
+        <w:rPr>
+          <w:lang w:val="es-CO"/>
+        </w:rPr>
+      </w:pPr>
+    </w:p>
+    <w:p>
+      <w:pPr>
+        <w:pStyle w:val="PSI-Ttulo1"/>
+        <w:rPr>
+          <w:lang w:val="es-CO"/>
+        </w:rPr>
+      </w:pPr>
+    </w:p>
+    <w:p>
+      <w:pPr>
+        <w:pStyle w:val="PSI-Ttulo1"/>
+        <w:rPr>
+          <w:lang w:val="es-CO"/>
+        </w:rPr>
+      </w:pPr>
+    </w:p>
+    <w:p>
+      <w:pPr>
+        <w:pStyle w:val="PSI-Ttulo1"/>
+        <w:rPr>
+          <w:lang w:val="es-CO"/>
+        </w:rPr>
+      </w:pPr>
+    </w:p>
+    <w:p>
+      <w:pPr>
+        <w:pStyle w:val="PSI-Ttulo1"/>
+        <w:rPr>
+          <w:lang w:val="es-CO"/>
+        </w:rPr>
+      </w:pPr>
+    </w:p>
+    <w:p>
+      <w:pPr>
+        <w:pStyle w:val="PSI-Ttulo1"/>
+        <w:rPr>
+          <w:lang w:val="es-CO"/>
+        </w:rPr>
+      </w:pPr>
+    </w:p>
+    <w:p>
+      <w:pPr>
+        <w:pStyle w:val="PSI-Ttulo1"/>
+        <w:rPr>
+          <w:lang w:val="es-CO"/>
+        </w:rPr>
+      </w:pPr>
+    </w:p>
+    <w:p>
+      <w:pPr>
+        <w:pStyle w:val="PSI-Ttulo1"/>
+        <w:rPr>
+          <w:lang w:val="es-CO"/>
+        </w:rPr>
+      </w:pPr>
+    </w:p>
+    <w:p>
+      <w:pPr>
+        <w:pStyle w:val="PSI-Ttulo1"/>
+        <w:rPr>
+          <w:lang w:val="es-CO"/>
+        </w:rPr>
+      </w:pPr>
+    </w:p>
+    <w:p>
+      <w:pPr>
+        <w:pStyle w:val="PSI-Ttulo1"/>
+        <w:rPr>
+          <w:lang w:val="es-CO"/>
+        </w:rPr>
+      </w:pPr>
+    </w:p>
+    <w:p>
+      <w:pPr>
+        <w:pStyle w:val="PSI-Ttulo1"/>
+        <w:rPr>
+          <w:lang w:val="es-CO"/>
+        </w:rPr>
+      </w:pPr>
+    </w:p>
+    <w:p>
+      <w:pPr>
+        <w:pStyle w:val="PSI-Ttulo1"/>
+        <w:rPr>
+          <w:lang w:val="es-CO"/>
+        </w:rPr>
+      </w:pPr>
+    </w:p>
+    <w:p>
+      <w:pPr>
+        <w:pStyle w:val="PSI-Ttulo1"/>
+        <w:rPr>
+          <w:lang w:val="es-CO"/>
+        </w:rPr>
+      </w:pPr>
+    </w:p>
+    <w:p>
+      <w:pPr>
+        <w:pStyle w:val="PSI-Ttulo1"/>
+        <w:rPr>
+          <w:lang w:val="es-CO"/>
+        </w:rPr>
+      </w:pPr>
+    </w:p>
+    <w:p>
+      <w:pPr>
+        <w:pStyle w:val="PSI-Ttulo1"/>
+        <w:rPr>
+          <w:lang w:val="es-CO"/>
+        </w:rPr>
+      </w:pPr>
+    </w:p>
+    <w:p>
+      <w:pPr>
+        <w:pStyle w:val="PSI-Ttulo1"/>
+        <w:rPr>
+          <w:lang w:val="es-CO"/>
+        </w:rPr>
+      </w:pPr>
+    </w:p>
+    <w:p>
+      <w:pPr>
+        <w:pStyle w:val="PSI-Ttulo1"/>
+        <w:rPr>
+          <w:lang w:val="es-CO"/>
+        </w:rPr>
+      </w:pPr>
+    </w:p>
+    <w:p>
+      <w:pPr>
+        <w:pStyle w:val="Ttulo3"/>
+        <w:rPr>
+          <w:sz w:val="28"/>
+          <w:szCs w:val="28"/>
+        </w:rPr>
+      </w:pPr>
+      <w:bookmarkStart w:id="8" w:name="_Toc236181691"/>
+      <w:r>
+        <w:rPr>
+          <w:sz w:val="28"/>
+          <w:szCs w:val="28"/>
+        </w:rPr>
+        <w:lastRenderedPageBreak/>
+        <w:t>Arquitectura del Sistema</w:t>
+      </w:r>
+      <w:bookmarkEnd w:id="8"/>
+    </w:p>
+    <w:p>
+      <w:pPr>
         <w:pStyle w:val="PSI-Comentario"/>
         <w:rPr>
-          <w:rFonts w:cstheme="majorBidi"/>
-          <w:sz w:val="26"/>
-          <w:szCs w:val="26"/>
-        </w:rPr>
-      </w:pPr>
-      <w:r>
-        <w:t xml:space="preserve">[Explicar  </w:t>
-      </w:r>
-      <w:r>
-        <w:t>el porqué</w:t>
-      </w:r>
-      <w:r>
-        <w:t xml:space="preserve"> de la importancia de la creación del documento]</w:t>
-      </w:r>
+          <w:lang w:val="es-CO"/>
+        </w:rPr>
+      </w:pPr>
+      <w:r>
+        <w:drawing>
+          <wp:inline distT="0" distB="0" distL="0" distR="0" wp14:anchorId="0CB3C5D1" wp14:editId="798BED8E">
+            <wp:extent cx="2889226" cy="3955359"/>
+            <wp:effectExtent l="0" t="0" r="0" b="0"/>
+            <wp:docPr id="1" name="Imagen 1"/>
+            <wp:cNvGraphicFramePr>
+              <a:graphicFrameLocks xmlns:a="http://schemas.openxmlformats.org/drawingml/2006/main" noChangeAspect="1"/>
+            </wp:cNvGraphicFramePr>
+            <a:graphic xmlns:a="http://schemas.openxmlformats.org/drawingml/2006/main">
+              <a:graphicData uri="http://schemas.openxmlformats.org/drawingml/2006/picture">
+                <pic:pic xmlns:pic="http://schemas.openxmlformats.org/drawingml/2006/picture">
+                  <pic:nvPicPr>
+                    <pic:cNvPr id="1" name=""/>
+                    <pic:cNvPicPr/>
+                  </pic:nvPicPr>
+                  <pic:blipFill>
+                    <a:blip r:embed="rId12"/>
+                    <a:stretch>
+                      <a:fillRect/>
+                    </a:stretch>
+                  </pic:blipFill>
+                  <pic:spPr>
+                    <a:xfrm>
+                      <a:off x="0" y="0"/>
+                      <a:ext cx="2938816" cy="4023249"/>
+                    </a:xfrm>
+                    <a:prstGeom prst="rect">
+                      <a:avLst/>
+                    </a:prstGeom>
+                  </pic:spPr>
+                </pic:pic>
+              </a:graphicData>
+            </a:graphic>
+          </wp:inline>
+        </w:drawing>
+      </w:r>
+      <w:bookmarkStart w:id="9" w:name="_Hlk236173611"/>
     </w:p>
     <w:p>
       <w:pPr>
         <w:pStyle w:val="PSI-Comentario"/>
       </w:pPr>
-    </w:p>
-    <w:p>
-      <w:pPr>
-        <w:pStyle w:val="PSI-Ttulo1"/>
-      </w:pPr>
-      <w:bookmarkStart w:id="5" w:name="_Toc257629214"/>
-      <w:r>
-        <w:t>Contenido</w:t>
-      </w:r>
-      <w:bookmarkEnd w:id="5"/>
+      <w:hyperlink r:id="rId13" w:history="1">
+        <w:r>
+          <w:rPr>
+            <w:rStyle w:val="Hipervnculo"/>
+            <w:lang w:val="es-CO"/>
+          </w:rPr>
+          <w:t>https://prior-coral-vzs8m2fjx5.edgeone.app</w:t>
+        </w:r>
+      </w:hyperlink>
+      <w:bookmarkEnd w:id="9"/>
+    </w:p>
+    <w:p>
+      <w:pPr>
+        <w:pStyle w:val="NormalWeb"/>
+        <w:numPr>
+          <w:ilvl w:val="0"/>
+          <w:numId w:val="15"/>
+        </w:numPr>
+      </w:pPr>
+      <w:r>
+        <w:rPr>
+          <w:b/>
+          <w:bCs/>
+        </w:rPr>
+        <w:t>Descripción del componente y su programación:</w:t>
+      </w:r>
+    </w:p>
+    <w:p>
+      <w:pPr>
+        <w:pStyle w:val="NormalWeb"/>
+        <w:numPr>
+          <w:ilvl w:val="1"/>
+          <w:numId w:val="15"/>
+        </w:numPr>
+      </w:pPr>
+      <w:r>
+        <w:rPr>
+          <w:b/>
+          <w:bCs/>
+        </w:rPr>
+        <w:t>Frontend (Angular 21):</w:t>
+      </w:r>
+      <w:r>
+        <w:t xml:space="preserve"> Ubicado principalmente en el directorio </w:t>
+      </w:r>
+      <w:r>
+        <w:rPr>
+          <w:rStyle w:val="CdigoHTML"/>
+          <w:rFonts w:eastAsiaTheme="majorEastAsia"/>
+        </w:rPr>
+        <w:t>src/</w:t>
+      </w:r>
+      <w:r>
+        <w:t xml:space="preserve">, gestiona la interfaz gráfica de usuario, la experiencia visual (UX/UI) y la lógica de componentes interactivos. Se comunica de forma segura con el backend mediante servicios dedicados como </w:t>
+      </w:r>
+      <w:proofErr w:type="spellStart"/>
+      <w:proofErr w:type="gramStart"/>
+      <w:r>
+        <w:rPr>
+          <w:rStyle w:val="CdigoHTML"/>
+          <w:rFonts w:eastAsiaTheme="majorEastAsia"/>
+        </w:rPr>
+        <w:t>tauri.service</w:t>
+      </w:r>
+      <w:proofErr w:type="gramEnd"/>
+      <w:r>
+        <w:rPr>
+          <w:rStyle w:val="CdigoHTML"/>
+          <w:rFonts w:eastAsiaTheme="majorEastAsia"/>
+        </w:rPr>
+        <w:t>.ts</w:t>
+      </w:r>
+      <w:proofErr w:type="spellEnd"/>
+      <w:r>
+        <w:t xml:space="preserve"> y controladores de rutas protegidas mediante </w:t>
+      </w:r>
+      <w:proofErr w:type="spellStart"/>
+      <w:r>
+        <w:t>guards</w:t>
+      </w:r>
+      <w:proofErr w:type="spellEnd"/>
+      <w:r>
+        <w:t xml:space="preserve"> (</w:t>
+      </w:r>
+      <w:proofErr w:type="spellStart"/>
+      <w:r>
+        <w:rPr>
+          <w:rStyle w:val="CdigoHTML"/>
+          <w:rFonts w:eastAsiaTheme="majorEastAsia"/>
+        </w:rPr>
+        <w:t>auth.guard.ts</w:t>
+      </w:r>
+      <w:proofErr w:type="spellEnd"/>
+      <w:r>
+        <w:t xml:space="preserve">, </w:t>
+      </w:r>
+      <w:proofErr w:type="spellStart"/>
+      <w:r>
+        <w:rPr>
+          <w:rStyle w:val="CdigoHTML"/>
+          <w:rFonts w:eastAsiaTheme="majorEastAsia"/>
+        </w:rPr>
+        <w:t>login.guard.ts</w:t>
+      </w:r>
+      <w:proofErr w:type="spellEnd"/>
+      <w:r>
+        <w:t>).</w:t>
+      </w:r>
+    </w:p>
+    <w:p>
+      <w:pPr>
+        <w:pStyle w:val="NormalWeb"/>
+        <w:numPr>
+          <w:ilvl w:val="1"/>
+          <w:numId w:val="15"/>
+        </w:numPr>
+      </w:pPr>
+      <w:r>
+        <w:rPr>
+          <w:b/>
+          <w:bCs/>
+        </w:rPr>
+        <w:t>Backend (</w:t>
+      </w:r>
+      <w:proofErr w:type="spellStart"/>
+      <w:r>
+        <w:rPr>
+          <w:b/>
+          <w:bCs/>
+        </w:rPr>
+        <w:t>Rust</w:t>
+      </w:r>
+      <w:proofErr w:type="spellEnd"/>
+      <w:r>
+        <w:rPr>
+          <w:b/>
+          <w:bCs/>
+        </w:rPr>
+        <w:t xml:space="preserve"> + Tauri 2):</w:t>
+      </w:r>
+      <w:r>
+        <w:t xml:space="preserve"> Agrupado en el directorio </w:t>
+      </w:r>
+      <w:r>
+        <w:rPr>
+          <w:rStyle w:val="CdigoHTML"/>
+          <w:rFonts w:eastAsiaTheme="majorEastAsia"/>
+        </w:rPr>
+        <w:t>src-tauri/</w:t>
+      </w:r>
+      <w:r>
+        <w:t>, maneja la lógica crítica del sistema, la seguridad y el acceso directo a los recursos nativos del sistema operativo a través de comandos internos expuestos en el punto de entrada principal y módulos especializados.</w:t>
+      </w:r>
+    </w:p>
+    <w:p>
+      <w:pPr>
+        <w:pStyle w:val="NormalWeb"/>
+        <w:numPr>
+          <w:ilvl w:val="1"/>
+          <w:numId w:val="15"/>
+        </w:numPr>
+      </w:pPr>
+      <w:r>
+        <w:rPr>
+          <w:b/>
+          <w:bCs/>
+        </w:rPr>
+        <w:t>Capa de Datos y Criptografía:</w:t>
+      </w:r>
+      <w:r>
+        <w:t xml:space="preserve"> Integrada en el backend mediante </w:t>
+      </w:r>
+      <w:r>
+        <w:rPr>
+          <w:b/>
+          <w:bCs/>
+        </w:rPr>
+        <w:t xml:space="preserve">SQLite + </w:t>
+      </w:r>
+      <w:proofErr w:type="spellStart"/>
+      <w:r>
+        <w:rPr>
+          <w:b/>
+          <w:bCs/>
+        </w:rPr>
+        <w:t>SQLCipher</w:t>
+      </w:r>
+      <w:proofErr w:type="spellEnd"/>
+      <w:r>
+        <w:t xml:space="preserve"> para garantizar el almacenamiento cifrado con AES-256 en reposo, complementado con algoritmos de hash seguro como </w:t>
+      </w:r>
+      <w:r>
+        <w:rPr>
+          <w:b/>
+          <w:bCs/>
+        </w:rPr>
+        <w:t>Argon2id</w:t>
+      </w:r>
+      <w:r>
+        <w:t xml:space="preserve"> para la protección robusta de credenciales de usuario.</w:t>
+      </w:r>
+    </w:p>
+    <w:p>
+      <w:pPr>
+        <w:pStyle w:val="NormalWeb"/>
+        <w:numPr>
+          <w:ilvl w:val="0"/>
+          <w:numId w:val="15"/>
+        </w:numPr>
+      </w:pPr>
+      <w:r>
+        <w:rPr>
+          <w:b/>
+          <w:bCs/>
+        </w:rPr>
+        <w:t>Bitácora / Proceso de Desarrollo:</w:t>
+      </w:r>
+    </w:p>
+    <w:p>
+      <w:pPr>
+        <w:pStyle w:val="NormalWeb"/>
+        <w:numPr>
+          <w:ilvl w:val="1"/>
+          <w:numId w:val="15"/>
+        </w:numPr>
+      </w:pPr>
+      <w:r>
+        <w:t xml:space="preserve">El sistema está estructurado bajo un modelo de aplicación de escritorio nativa desacoplada, donde la interfaz web desarrollada en Angular se ejecuta dentro de un contenedor seguro gestionado por Tauri en </w:t>
+      </w:r>
+      <w:proofErr w:type="spellStart"/>
+      <w:r>
+        <w:t>Rust</w:t>
+      </w:r>
+      <w:proofErr w:type="spellEnd"/>
+      <w:r>
+        <w:t>.</w:t>
+      </w:r>
+    </w:p>
+    <w:p>
+      <w:pPr>
+        <w:pStyle w:val="NormalWeb"/>
+        <w:numPr>
+          <w:ilvl w:val="1"/>
+          <w:numId w:val="15"/>
+        </w:numPr>
+      </w:pPr>
+      <w:r>
+        <w:t>Esta arquitectura garantiza que no existan servidores HTTP expuestos ni fugas de red, manteniendo la integridad operativa y el aislamiento total de los datos dentro del dispositivo del usuario.</w:t>
+      </w:r>
     </w:p>
     <w:p>
       <w:pPr>
         <w:pStyle w:val="PSI-Comentario"/>
       </w:pPr>
-      <w:r>
-        <w:t>[</w:t>
-      </w:r>
-      <w:r>
-        <w:t>Detallar el contenido del documento</w:t>
-      </w:r>
-      <w:r>
-        <w:t>]</w:t>
-      </w:r>
-    </w:p>
-    <w:p>
-      <w:pPr>
-        <w:jc w:val="both"/>
-      </w:pPr>
-    </w:p>
-    <w:p>
-      <w:pPr>
-        <w:pStyle w:val="PSI-Ttulo1"/>
-      </w:pPr>
-      <w:bookmarkStart w:id="6" w:name="_Toc257629215"/>
-      <w:r>
-        <w:t>Introducción al Sistema</w:t>
-      </w:r>
-      <w:bookmarkEnd w:id="6"/>
+    </w:p>
+    <w:p>
+      <w:pPr>
+        <w:pStyle w:val="Ttulo3"/>
+      </w:pPr>
+      <w:bookmarkStart w:id="10" w:name="_Toc236181692"/>
+      <w:r>
+        <w:t>Directorios Generales del Proyecto (Estructura de Ocultos, Caché y Públicos)</w:t>
+      </w:r>
+      <w:r>
+        <w:rPr>
+          <w:noProof/>
+        </w:rPr>
+        <w:t xml:space="preserve"> </w:t>
+      </w:r>
+      <w:r>
+        <w:drawing>
+          <wp:inline distT="0" distB="0" distL="0" distR="0" wp14:anchorId="67F50B0F" wp14:editId="76A1A731">
+            <wp:extent cx="5400040" cy="3024505"/>
+            <wp:effectExtent l="0" t="0" r="0" b="0"/>
+            <wp:docPr id="14" name="Imagen 14"/>
+            <wp:cNvGraphicFramePr>
+              <a:graphicFrameLocks xmlns:a="http://schemas.openxmlformats.org/drawingml/2006/main" noChangeAspect="1"/>
+            </wp:cNvGraphicFramePr>
+            <a:graphic xmlns:a="http://schemas.openxmlformats.org/drawingml/2006/main">
+              <a:graphicData uri="http://schemas.openxmlformats.org/drawingml/2006/picture">
+                <pic:pic xmlns:pic="http://schemas.openxmlformats.org/drawingml/2006/picture">
+                  <pic:nvPicPr>
+                    <pic:cNvPr id="1" name=""/>
+                    <pic:cNvPicPr/>
+                  </pic:nvPicPr>
+                  <pic:blipFill>
+                    <a:blip r:embed="rId14"/>
+                    <a:stretch>
+                      <a:fillRect/>
+                    </a:stretch>
+                  </pic:blipFill>
+                  <pic:spPr>
+                    <a:xfrm>
+                      <a:off x="0" y="0"/>
+                      <a:ext cx="5400040" cy="3024505"/>
+                    </a:xfrm>
+                    <a:prstGeom prst="rect">
+                      <a:avLst/>
+                    </a:prstGeom>
+                  </pic:spPr>
+                </pic:pic>
+              </a:graphicData>
+            </a:graphic>
+          </wp:inline>
+        </w:drawing>
+      </w:r>
+      <w:bookmarkEnd w:id="10"/>
+    </w:p>
+    <w:p>
+      <w:pPr>
+        <w:pStyle w:val="NormalWeb"/>
+        <w:numPr>
+          <w:ilvl w:val="0"/>
+          <w:numId w:val="17"/>
+        </w:numPr>
+      </w:pPr>
+      <w:r>
+        <w:rPr>
+          <w:b/>
+          <w:bCs/>
+        </w:rPr>
+        <w:t>Descripción de la imagen:</w:t>
+      </w:r>
+    </w:p>
+    <w:p>
+      <w:pPr>
+        <w:pStyle w:val="NormalWeb"/>
+        <w:numPr>
+          <w:ilvl w:val="1"/>
+          <w:numId w:val="17"/>
+        </w:numPr>
+      </w:pPr>
+      <w:r>
+        <w:rPr>
+          <w:b/>
+          <w:bCs/>
+        </w:rPr>
+        <w:t>Recuadro superior y flecha derecha:</w:t>
+      </w:r>
+      <w:r>
+        <w:t xml:space="preserve"> Señala las carpetas de caché, configuración y dependencias del sistema (</w:t>
+      </w:r>
+      <w:proofErr w:type="gramStart"/>
+      <w:r>
+        <w:t xml:space="preserve">como </w:t>
+      </w:r>
+      <w:r>
+        <w:rPr>
+          <w:rStyle w:val="CdigoHTML"/>
+          <w:rFonts w:eastAsiaTheme="majorEastAsia"/>
+        </w:rPr>
+        <w:t>.angular</w:t>
+      </w:r>
+      <w:proofErr w:type="gramEnd"/>
+      <w:r>
+        <w:t xml:space="preserve">, </w:t>
+      </w:r>
+      <w:r>
+        <w:rPr>
+          <w:rStyle w:val="CdigoHTML"/>
+          <w:rFonts w:eastAsiaTheme="majorEastAsia"/>
+        </w:rPr>
+        <w:t>.</w:t>
+      </w:r>
+      <w:proofErr w:type="spellStart"/>
+      <w:r>
+        <w:rPr>
+          <w:rStyle w:val="CdigoHTML"/>
+          <w:rFonts w:eastAsiaTheme="majorEastAsia"/>
+        </w:rPr>
+        <w:t>vscode</w:t>
+      </w:r>
+      <w:proofErr w:type="spellEnd"/>
+      <w:r>
+        <w:t xml:space="preserve">, </w:t>
+      </w:r>
+      <w:proofErr w:type="spellStart"/>
+      <w:r>
+        <w:rPr>
+          <w:rStyle w:val="CdigoHTML"/>
+          <w:rFonts w:eastAsiaTheme="majorEastAsia"/>
+        </w:rPr>
+        <w:t>documentation</w:t>
+      </w:r>
+      <w:proofErr w:type="spellEnd"/>
+      <w:r>
+        <w:rPr>
+          <w:rStyle w:val="CdigoHTML"/>
+          <w:rFonts w:eastAsiaTheme="majorEastAsia"/>
+        </w:rPr>
+        <w:t xml:space="preserve"> full</w:t>
+      </w:r>
+      <w:r>
+        <w:t xml:space="preserve"> y </w:t>
+      </w:r>
+      <w:proofErr w:type="spellStart"/>
+      <w:r>
+        <w:rPr>
+          <w:rStyle w:val="CdigoHTML"/>
+          <w:rFonts w:eastAsiaTheme="majorEastAsia"/>
+        </w:rPr>
+        <w:t>node_modules</w:t>
+      </w:r>
+      <w:proofErr w:type="spellEnd"/>
+      <w:r>
+        <w:t xml:space="preserve">). El cuadro de texto explicativo indica: </w:t>
+      </w:r>
+      <w:r>
+        <w:rPr>
+          <w:i/>
+          <w:iCs/>
+        </w:rPr>
+        <w:t xml:space="preserve">"En este apartado están los </w:t>
+      </w:r>
+      <w:proofErr w:type="gramStart"/>
+      <w:r>
+        <w:rPr>
+          <w:i/>
+          <w:iCs/>
+        </w:rPr>
+        <w:t>archivos .conde</w:t>
+      </w:r>
+      <w:proofErr w:type="gramEnd"/>
+      <w:r>
+        <w:rPr>
+          <w:i/>
+          <w:iCs/>
+        </w:rPr>
+        <w:t xml:space="preserve"> que son cache o módulos que el sistema crea para su optimización no se recomienda mover al crear el instalador"</w:t>
+      </w:r>
+      <w:r>
+        <w:t>.</w:t>
+      </w:r>
+    </w:p>
+    <w:p>
+      <w:pPr>
+        <w:pStyle w:val="NormalWeb"/>
+        <w:numPr>
+          <w:ilvl w:val="1"/>
+          <w:numId w:val="17"/>
+        </w:numPr>
+      </w:pPr>
+      <w:r>
+        <w:rPr>
+          <w:b/>
+          <w:bCs/>
+        </w:rPr>
+        <w:t>Recuadro inferior y flecha izquierda:</w:t>
+      </w:r>
+      <w:r>
+        <w:t xml:space="preserve"> Señala el directorio desplegado </w:t>
+      </w:r>
+      <w:proofErr w:type="spellStart"/>
+      <w:r>
+        <w:rPr>
+          <w:rStyle w:val="CdigoHTML"/>
+          <w:rFonts w:eastAsiaTheme="majorEastAsia"/>
+        </w:rPr>
+        <w:t>public</w:t>
+      </w:r>
+      <w:proofErr w:type="spellEnd"/>
+      <w:r>
+        <w:rPr>
+          <w:rStyle w:val="CdigoHTML"/>
+          <w:rFonts w:eastAsiaTheme="majorEastAsia"/>
+        </w:rPr>
+        <w:t>/</w:t>
+      </w:r>
+      <w:r>
+        <w:t xml:space="preserve"> junto con sus recursos estáticos internos (</w:t>
+      </w:r>
+      <w:r>
+        <w:rPr>
+          <w:rStyle w:val="CdigoHTML"/>
+          <w:rFonts w:eastAsiaTheme="majorEastAsia"/>
+        </w:rPr>
+        <w:t>Boxsigat-emblem.png</w:t>
+      </w:r>
+      <w:r>
+        <w:t xml:space="preserve">, </w:t>
+      </w:r>
+      <w:r>
+        <w:rPr>
+          <w:rStyle w:val="CdigoHTML"/>
+          <w:rFonts w:eastAsiaTheme="majorEastAsia"/>
+        </w:rPr>
+        <w:t>favicon.ico</w:t>
+      </w:r>
+      <w:r>
+        <w:t xml:space="preserve">, </w:t>
+      </w:r>
+      <w:r>
+        <w:rPr>
+          <w:rStyle w:val="CdigoHTML"/>
+          <w:rFonts w:eastAsiaTheme="majorEastAsia"/>
+        </w:rPr>
+        <w:t>sigat-emblem.png</w:t>
+      </w:r>
+      <w:r>
+        <w:t xml:space="preserve">, etc.). El cuadro de texto explicativo indica: </w:t>
+      </w:r>
+      <w:r>
+        <w:rPr>
+          <w:i/>
+          <w:iCs/>
+        </w:rPr>
+        <w:t>"Este apartado sirve para centralizar todos los elementos multimedia y de identidad visual que la aplicación consume estáticamente en"</w:t>
+      </w:r>
+      <w:r>
+        <w:t>.</w:t>
+      </w:r>
+    </w:p>
+    <w:p>
+      <w:pPr>
+        <w:pStyle w:val="NormalWeb"/>
+        <w:numPr>
+          <w:ilvl w:val="0"/>
+          <w:numId w:val="17"/>
+        </w:numPr>
+      </w:pPr>
+      <w:r>
+        <w:rPr>
+          <w:b/>
+          <w:bCs/>
+        </w:rPr>
+        <w:t>Bitácora / Proceso del desarrollador:</w:t>
+      </w:r>
+    </w:p>
+    <w:p>
+      <w:pPr>
+        <w:pStyle w:val="NormalWeb"/>
+        <w:numPr>
+          <w:ilvl w:val="1"/>
+          <w:numId w:val="17"/>
+        </w:numPr>
+      </w:pPr>
+      <w:r>
+        <w:t xml:space="preserve">El desarrollador identifica los directorios de soporte y optimización del entorno de desarrollo (caché de Angular, módulos de </w:t>
+      </w:r>
+      <w:proofErr w:type="spellStart"/>
+      <w:r>
+        <w:t>Node</w:t>
+      </w:r>
+      <w:proofErr w:type="spellEnd"/>
+      <w:r>
+        <w:t xml:space="preserve"> y configuración del editor), los cuales se gestionan de manera automática y no deben ser alterados manualmente.</w:t>
+      </w:r>
+    </w:p>
+    <w:p>
+      <w:pPr>
+        <w:pStyle w:val="NormalWeb"/>
+        <w:numPr>
+          <w:ilvl w:val="1"/>
+          <w:numId w:val="17"/>
+        </w:numPr>
+      </w:pPr>
+      <w:r>
+        <w:t xml:space="preserve">Asimismo, se valida la estructura de la carpeta </w:t>
+      </w:r>
+      <w:proofErr w:type="spellStart"/>
+      <w:r>
+        <w:rPr>
+          <w:rStyle w:val="CdigoHTML"/>
+          <w:rFonts w:eastAsiaTheme="majorEastAsia"/>
+        </w:rPr>
+        <w:t>public</w:t>
+      </w:r>
+      <w:proofErr w:type="spellEnd"/>
+      <w:r>
+        <w:rPr>
+          <w:rStyle w:val="CdigoHTML"/>
+          <w:rFonts w:eastAsiaTheme="majorEastAsia"/>
+        </w:rPr>
+        <w:t>/</w:t>
+      </w:r>
+      <w:r>
+        <w:t xml:space="preserve"> como el repositorio centralizado de los elementos gráficos, logotipos institucionales y fondos de pantalla que dan identidad visual al sistema </w:t>
+      </w:r>
+      <w:r>
+        <w:rPr>
+          <w:b/>
+          <w:bCs/>
+        </w:rPr>
+        <w:t>SIGAT</w:t>
+      </w:r>
+      <w:r>
+        <w:t>.</w:t>
+      </w:r>
+    </w:p>
+    <w:p>
+      <w:pPr>
+        <w:pStyle w:val="NormalWeb"/>
+      </w:pPr>
+    </w:p>
+    <w:p>
+      <w:pPr>
+        <w:pStyle w:val="NormalWeb"/>
+      </w:pPr>
+    </w:p>
+    <w:p>
+      <w:pPr>
+        <w:pStyle w:val="NormalWeb"/>
+      </w:pPr>
     </w:p>
     <w:p>
       <w:pPr>
         <w:pStyle w:val="PSI-Comentario"/>
       </w:pPr>
-      <w:r>
-        <w:t>[</w:t>
-      </w:r>
-      <w:r>
-        <w:t>Realizar una breve descripción del funcionamiento del Sistema</w:t>
-      </w:r>
-      <w:r>
-        <w:t>]</w:t>
-      </w:r>
-    </w:p>
-    <w:p>
-      <w:pPr>
-        <w:pStyle w:val="PSI-Ttulo2"/>
-      </w:pPr>
-    </w:p>
-    <w:p>
-      <w:pPr>
-        <w:pStyle w:val="PSI-Ttulo2"/>
-      </w:pPr>
-      <w:bookmarkStart w:id="7" w:name="_Toc257629216"/>
-      <w:r>
-        <w:t>Ingreso al Sistema.</w:t>
-      </w:r>
-      <w:bookmarkEnd w:id="7"/>
+    </w:p>
+    <w:p>
+      <w:pPr>
+        <w:pStyle w:val="Ttulo3"/>
+        <w:tabs>
+          <w:tab w:val="left" w:pos="4458"/>
+        </w:tabs>
+      </w:pPr>
+      <w:bookmarkStart w:id="11" w:name="_Toc236181693"/>
+      <w:r>
+        <w:t xml:space="preserve">Directorio </w:t>
+      </w:r>
+      <w:proofErr w:type="spellStart"/>
+      <w:r>
+        <w:rPr>
+          <w:rStyle w:val="CdigoHTML"/>
+          <w:rFonts w:eastAsiaTheme="majorEastAsia"/>
+        </w:rPr>
+        <w:t>public</w:t>
+      </w:r>
+      <w:proofErr w:type="spellEnd"/>
+      <w:r>
+        <w:rPr>
+          <w:rStyle w:val="CdigoHTML"/>
+          <w:rFonts w:eastAsiaTheme="majorEastAsia"/>
+        </w:rPr>
+        <w:t>/</w:t>
+      </w:r>
+      <w:r>
+        <w:t xml:space="preserve"> (Recursos Estáticos)</w:t>
+      </w:r>
+      <w:bookmarkEnd w:id="11"/>
+      <w:r>
+        <w:tab/>
+      </w:r>
+    </w:p>
+    <w:p>
+      <w:pPr>
+        <w:jc w:val="center"/>
+      </w:pPr>
+      <w:r>
+        <w:drawing>
+          <wp:inline distT="0" distB="0" distL="0" distR="0" wp14:anchorId="25236C92" wp14:editId="03E61615">
+            <wp:extent cx="4816595" cy="2049614"/>
+            <wp:effectExtent l="0" t="0" r="0" b="0"/>
+            <wp:docPr id="13" name="Imagen 13"/>
+            <wp:cNvGraphicFramePr>
+              <a:graphicFrameLocks xmlns:a="http://schemas.openxmlformats.org/drawingml/2006/main" noChangeAspect="1"/>
+            </wp:cNvGraphicFramePr>
+            <a:graphic xmlns:a="http://schemas.openxmlformats.org/drawingml/2006/main">
+              <a:graphicData uri="http://schemas.openxmlformats.org/drawingml/2006/picture">
+                <pic:pic xmlns:pic="http://schemas.openxmlformats.org/drawingml/2006/picture">
+                  <pic:nvPicPr>
+                    <pic:cNvPr id="1" name=""/>
+                    <pic:cNvPicPr/>
+                  </pic:nvPicPr>
+                  <pic:blipFill>
+                    <a:blip r:embed="rId15"/>
+                    <a:stretch>
+                      <a:fillRect/>
+                    </a:stretch>
+                  </pic:blipFill>
+                  <pic:spPr>
+                    <a:xfrm>
+                      <a:off x="0" y="0"/>
+                      <a:ext cx="4833648" cy="2056871"/>
+                    </a:xfrm>
+                    <a:prstGeom prst="rect">
+                      <a:avLst/>
+                    </a:prstGeom>
+                  </pic:spPr>
+                </pic:pic>
+              </a:graphicData>
+            </a:graphic>
+          </wp:inline>
+        </w:drawing>
+      </w:r>
+    </w:p>
+    <w:p>
+      <w:pPr>
+        <w:pStyle w:val="NormalWeb"/>
+        <w:numPr>
+          <w:ilvl w:val="0"/>
+          <w:numId w:val="16"/>
+        </w:numPr>
+      </w:pPr>
+      <w:r>
+        <w:rPr>
+          <w:b/>
+          <w:bCs/>
+        </w:rPr>
+        <w:t>Descripción del componente y su programación:</w:t>
+      </w:r>
+    </w:p>
+    <w:p>
+      <w:pPr>
+        <w:pStyle w:val="NormalWeb"/>
+        <w:numPr>
+          <w:ilvl w:val="1"/>
+          <w:numId w:val="16"/>
+        </w:numPr>
+      </w:pPr>
+      <w:r>
+        <w:t xml:space="preserve">El directorio </w:t>
+      </w:r>
+      <w:proofErr w:type="spellStart"/>
+      <w:r>
+        <w:rPr>
+          <w:rStyle w:val="CdigoHTML"/>
+        </w:rPr>
+        <w:t>public</w:t>
+      </w:r>
+      <w:proofErr w:type="spellEnd"/>
+      <w:r>
+        <w:rPr>
+          <w:rStyle w:val="CdigoHTML"/>
+        </w:rPr>
+        <w:t>/</w:t>
+      </w:r>
+      <w:r>
+        <w:t xml:space="preserve"> almacena los </w:t>
+      </w:r>
+      <w:r>
+        <w:rPr>
+          <w:b/>
+          <w:bCs/>
+        </w:rPr>
+        <w:t>recursos estáticos globales</w:t>
+      </w:r>
+      <w:r>
+        <w:t xml:space="preserve"> de la aplicación (imágenes, iconos y fondos) que se sirven directamente sin pasar por el proceso de empaquetado de TypeScript de Angular.</w:t>
+      </w:r>
+    </w:p>
+    <w:p>
+      <w:pPr>
+        <w:pStyle w:val="NormalWeb"/>
+        <w:numPr>
+          <w:ilvl w:val="1"/>
+          <w:numId w:val="16"/>
+        </w:numPr>
+      </w:pPr>
+      <w:r>
+        <w:rPr>
+          <w:b/>
+          <w:bCs/>
+        </w:rPr>
+        <w:t>Archivos contenidos:</w:t>
+      </w:r>
+    </w:p>
+    <w:p>
+      <w:pPr>
+        <w:pStyle w:val="NormalWeb"/>
+        <w:numPr>
+          <w:ilvl w:val="2"/>
+          <w:numId w:val="16"/>
+        </w:numPr>
+      </w:pPr>
+      <w:r>
+        <w:rPr>
+          <w:rStyle w:val="CdigoHTML"/>
+        </w:rPr>
+        <w:t>Boxsigat-emblem.png</w:t>
+      </w:r>
+      <w:r>
+        <w:t xml:space="preserve"> y </w:t>
+      </w:r>
+      <w:r>
+        <w:rPr>
+          <w:rStyle w:val="CdigoHTML"/>
+        </w:rPr>
+        <w:t>sigat-emblem.png</w:t>
+      </w:r>
+      <w:r>
+        <w:t>: Emblemas institucionales y logotipos utilizados en la interfaz gráfica (como el escudo animado en las pantallas de inicio y autenticación).</w:t>
+      </w:r>
+    </w:p>
+    <w:p>
+      <w:pPr>
+        <w:pStyle w:val="NormalWeb"/>
+        <w:numPr>
+          <w:ilvl w:val="2"/>
+          <w:numId w:val="16"/>
+        </w:numPr>
+      </w:pPr>
+      <w:r>
+        <w:rPr>
+          <w:rStyle w:val="CdigoHTML"/>
+        </w:rPr>
+        <w:t>favicon.ico</w:t>
+      </w:r>
+      <w:r>
+        <w:t>: Icono principal que se muestra en la pestaña de la ventana de la aplicación de escritorio.</w:t>
+      </w:r>
+    </w:p>
+    <w:p>
+      <w:pPr>
+        <w:pStyle w:val="NormalWeb"/>
+        <w:numPr>
+          <w:ilvl w:val="2"/>
+          <w:numId w:val="16"/>
+        </w:numPr>
+      </w:pPr>
+      <w:r>
+        <w:rPr>
+          <w:rStyle w:val="CdigoHTML"/>
+        </w:rPr>
+        <w:t>sigat-wallpaper-background.png</w:t>
+      </w:r>
+      <w:r>
+        <w:t xml:space="preserve"> y </w:t>
+      </w:r>
+      <w:r>
+        <w:rPr>
+          <w:rStyle w:val="CdigoHTML"/>
+        </w:rPr>
+        <w:t>sigat-wallpaper-secure.png</w:t>
+      </w:r>
+      <w:r>
+        <w:t>: Fondos gráficos y patrones visuales con temática táctica/militar implementados en las vistas de acceso y diseño de interfaz.</w:t>
+      </w:r>
+    </w:p>
+    <w:p>
+      <w:pPr>
+        <w:pStyle w:val="NormalWeb"/>
+        <w:numPr>
+          <w:ilvl w:val="0"/>
+          <w:numId w:val="16"/>
+        </w:numPr>
+      </w:pPr>
+      <w:r>
+        <w:rPr>
+          <w:b/>
+          <w:bCs/>
+        </w:rPr>
+        <w:t>Bitácora / Proceso de Desarrollo:</w:t>
+      </w:r>
+    </w:p>
+    <w:p>
+      <w:pPr>
+        <w:pStyle w:val="NormalWeb"/>
+        <w:numPr>
+          <w:ilvl w:val="1"/>
+          <w:numId w:val="16"/>
+        </w:numPr>
+      </w:pPr>
+      <w:bookmarkStart w:id="12" w:name="_Hlk236175039"/>
+      <w:r>
+        <w:t>Este apartado sirve para centralizar todos los elementos multimedia y de identidad visual que la aplicación consume estáticamente en tiempo de ejecución.</w:t>
+      </w:r>
+      <w:bookmarkEnd w:id="12"/>
+    </w:p>
+    <w:p>
+      <w:pPr>
+        <w:pStyle w:val="NormalWeb"/>
+        <w:numPr>
+          <w:ilvl w:val="1"/>
+          <w:numId w:val="16"/>
+        </w:numPr>
+      </w:pPr>
+      <w:r>
+        <w:t>Al estar ubicados en la carpeta pública, los componentes del frontend pueden referenciarlos mediante rutas directas para mantener la consistencia estética con el tema oscuro militar del sistema SIGAT.</w:t>
+      </w:r>
+    </w:p>
+    <w:p>
+      <w:pPr>
+        <w:pStyle w:val="NormalWeb"/>
+      </w:pPr>
+    </w:p>
+    <w:p>
+      <w:pPr>
+        <w:pStyle w:val="NormalWeb"/>
+      </w:pPr>
+    </w:p>
+    <w:p>
+      <w:pPr>
+        <w:pStyle w:val="NormalWeb"/>
+      </w:pPr>
+    </w:p>
+    <w:p>
+      <w:pPr>
+        <w:pStyle w:val="NormalWeb"/>
+      </w:pPr>
+    </w:p>
+    <w:p>
+      <w:pPr>
+        <w:pStyle w:val="NormalWeb"/>
+      </w:pPr>
+    </w:p>
+    <w:p>
+      <w:pPr>
+        <w:pStyle w:val="NormalWeb"/>
+      </w:pPr>
+    </w:p>
+    <w:p>
+      <w:pPr>
+        <w:pStyle w:val="NormalWeb"/>
+      </w:pPr>
+    </w:p>
+    <w:p>
+      <w:pPr>
+        <w:pStyle w:val="NormalWeb"/>
+      </w:pPr>
+    </w:p>
+    <w:p>
+      <w:pPr>
+        <w:pStyle w:val="Ttulo3"/>
+      </w:pPr>
+      <w:bookmarkStart w:id="13" w:name="_Toc236181694"/>
+      <w:r>
+        <w:t xml:space="preserve">Directorio </w:t>
+      </w:r>
+      <w:r>
+        <w:rPr>
+          <w:rStyle w:val="CdigoHTML"/>
+          <w:rFonts w:eastAsiaTheme="majorEastAsia"/>
+        </w:rPr>
+        <w:t>scripts/</w:t>
+      </w:r>
+      <w:r>
+        <w:t xml:space="preserve"> y Script de Integración de Seguridad (</w:t>
+      </w:r>
+      <w:proofErr w:type="spellStart"/>
+      <w:r>
+        <w:rPr>
+          <w:rStyle w:val="CdigoHTML"/>
+          <w:rFonts w:eastAsiaTheme="majorEastAsia"/>
+        </w:rPr>
+        <w:t>security-ci.mjs</w:t>
+      </w:r>
+      <w:proofErr w:type="spellEnd"/>
+      <w:r>
+        <w:t>)</w:t>
+      </w:r>
+      <w:bookmarkEnd w:id="13"/>
+      <w:r>
+        <w:t xml:space="preserve"> </w:t>
+      </w:r>
+    </w:p>
+    <w:p>
+      <w:pPr>
+        <w:pStyle w:val="Ttulo3"/>
+        <w:jc w:val="center"/>
+      </w:pPr>
+      <w:bookmarkStart w:id="14" w:name="_Toc236181695"/>
+      <w:r>
+        <w:drawing>
+          <wp:inline distT="0" distB="0" distL="0" distR="0" wp14:anchorId="2FB72237" wp14:editId="4290ADBC">
+            <wp:extent cx="5860112" cy="2933502"/>
+            <wp:effectExtent l="0" t="0" r="0" b="0"/>
+            <wp:docPr id="15" name="Imagen 15"/>
+            <wp:cNvGraphicFramePr>
+              <a:graphicFrameLocks xmlns:a="http://schemas.openxmlformats.org/drawingml/2006/main" noChangeAspect="1"/>
+            </wp:cNvGraphicFramePr>
+            <a:graphic xmlns:a="http://schemas.openxmlformats.org/drawingml/2006/main">
+              <a:graphicData uri="http://schemas.openxmlformats.org/drawingml/2006/picture">
+                <pic:pic xmlns:pic="http://schemas.openxmlformats.org/drawingml/2006/picture">
+                  <pic:nvPicPr>
+                    <pic:cNvPr id="1" name=""/>
+                    <pic:cNvPicPr/>
+                  </pic:nvPicPr>
+                  <pic:blipFill>
+                    <a:blip r:embed="rId16"/>
+                    <a:stretch>
+                      <a:fillRect/>
+                    </a:stretch>
+                  </pic:blipFill>
+                  <pic:spPr>
+                    <a:xfrm>
+                      <a:off x="0" y="0"/>
+                      <a:ext cx="5868126" cy="2937514"/>
+                    </a:xfrm>
+                    <a:prstGeom prst="rect">
+                      <a:avLst/>
+                    </a:prstGeom>
+                  </pic:spPr>
+                </pic:pic>
+              </a:graphicData>
+            </a:graphic>
+          </wp:inline>
+        </w:drawing>
+      </w:r>
+      <w:bookmarkEnd w:id="14"/>
+    </w:p>
+    <w:p>
+      <w:pPr>
+        <w:pStyle w:val="NormalWeb"/>
+        <w:numPr>
+          <w:ilvl w:val="0"/>
+          <w:numId w:val="18"/>
+        </w:numPr>
+      </w:pPr>
+      <w:r>
+        <w:rPr>
+          <w:b/>
+          <w:bCs/>
+        </w:rPr>
+        <w:t>Descripción de la imagen:</w:t>
+      </w:r>
+    </w:p>
+    <w:p>
+      <w:pPr>
+        <w:pStyle w:val="NormalWeb"/>
+        <w:numPr>
+          <w:ilvl w:val="1"/>
+          <w:numId w:val="18"/>
+        </w:numPr>
+      </w:pPr>
+      <w:r>
+        <w:rPr>
+          <w:b/>
+          <w:bCs/>
+        </w:rPr>
+        <w:t>Explorador de archivos (panel izquierdo):</w:t>
+      </w:r>
+      <w:r>
+        <w:t xml:space="preserve"> Muestra la carpeta desplegada </w:t>
+      </w:r>
+      <w:r>
+        <w:rPr>
+          <w:rStyle w:val="CdigoHTML"/>
+        </w:rPr>
+        <w:t>scripts/</w:t>
+      </w:r>
+      <w:r>
+        <w:t xml:space="preserve"> conteniendo el archivo principal </w:t>
+      </w:r>
+      <w:proofErr w:type="spellStart"/>
+      <w:r>
+        <w:rPr>
+          <w:rStyle w:val="CdigoHTML"/>
+        </w:rPr>
+        <w:t>security-ci.mjs</w:t>
+      </w:r>
+      <w:proofErr w:type="spellEnd"/>
+      <w:r>
+        <w:t>.</w:t>
+      </w:r>
+    </w:p>
+    <w:p>
+      <w:pPr>
+        <w:pStyle w:val="NormalWeb"/>
+        <w:numPr>
+          <w:ilvl w:val="1"/>
+          <w:numId w:val="18"/>
+        </w:numPr>
+      </w:pPr>
+      <w:r>
+        <w:rPr>
+          <w:b/>
+          <w:bCs/>
+        </w:rPr>
+        <w:t>Editor de código (panel derecho):</w:t>
+      </w:r>
+      <w:r>
+        <w:t xml:space="preserve"> Muestra el contenido del script automatizado en JavaScript, el cual importa módulos nativos de Node.js (</w:t>
+      </w:r>
+      <w:proofErr w:type="spellStart"/>
+      <w:proofErr w:type="gramStart"/>
+      <w:r>
+        <w:rPr>
+          <w:rStyle w:val="CdigoHTML"/>
+        </w:rPr>
+        <w:t>node:child</w:t>
+      </w:r>
+      <w:proofErr w:type="gramEnd"/>
+      <w:r>
+        <w:rPr>
+          <w:rStyle w:val="CdigoHTML"/>
+        </w:rPr>
+        <w:t>_process</w:t>
+      </w:r>
+      <w:proofErr w:type="spellEnd"/>
+      <w:r>
+        <w:t xml:space="preserve">, </w:t>
+      </w:r>
+      <w:proofErr w:type="spellStart"/>
+      <w:r>
+        <w:rPr>
+          <w:rStyle w:val="CdigoHTML"/>
+        </w:rPr>
+        <w:t>node:path</w:t>
+      </w:r>
+      <w:proofErr w:type="spellEnd"/>
+      <w:r>
+        <w:t xml:space="preserve">, </w:t>
+      </w:r>
+      <w:proofErr w:type="spellStart"/>
+      <w:r>
+        <w:rPr>
+          <w:rStyle w:val="CdigoHTML"/>
+        </w:rPr>
+        <w:t>node:fs</w:t>
+      </w:r>
+      <w:proofErr w:type="spellEnd"/>
+      <w:r>
+        <w:t xml:space="preserve">, </w:t>
+      </w:r>
+      <w:proofErr w:type="spellStart"/>
+      <w:r>
+        <w:rPr>
+          <w:rStyle w:val="CdigoHTML"/>
+        </w:rPr>
+        <w:t>node:os</w:t>
+      </w:r>
+      <w:proofErr w:type="spellEnd"/>
+      <w:r>
+        <w:t xml:space="preserve">) y define funciones de ejecución controlada como </w:t>
+      </w:r>
+      <w:proofErr w:type="spellStart"/>
+      <w:r>
+        <w:rPr>
+          <w:rStyle w:val="CdigoHTML"/>
+        </w:rPr>
+        <w:t>runStep</w:t>
+      </w:r>
+      <w:proofErr w:type="spellEnd"/>
+      <w:r>
+        <w:t xml:space="preserve"> utilizando </w:t>
+      </w:r>
+      <w:proofErr w:type="spellStart"/>
+      <w:r>
+        <w:rPr>
+          <w:rStyle w:val="CdigoHTML"/>
+        </w:rPr>
+        <w:t>spawnSync</w:t>
+      </w:r>
+      <w:proofErr w:type="spellEnd"/>
+      <w:r>
+        <w:t>.</w:t>
+      </w:r>
+    </w:p>
+    <w:p>
+      <w:pPr>
+        <w:pStyle w:val="NormalWeb"/>
+        <w:numPr>
+          <w:ilvl w:val="0"/>
+          <w:numId w:val="18"/>
+        </w:numPr>
+      </w:pPr>
+      <w:r>
+        <w:rPr>
+          <w:b/>
+          <w:bCs/>
+        </w:rPr>
+        <w:t>Bitácora / Proceso del desarrollador:</w:t>
+      </w:r>
+    </w:p>
+    <w:p>
+      <w:pPr>
+        <w:pStyle w:val="NormalWeb"/>
+        <w:numPr>
+          <w:ilvl w:val="1"/>
+          <w:numId w:val="18"/>
+        </w:numPr>
+      </w:pPr>
+      <w:r>
+        <w:t xml:space="preserve">El desarrollador implementa la carpeta </w:t>
+      </w:r>
+      <w:r>
+        <w:rPr>
+          <w:rStyle w:val="CdigoHTML"/>
+        </w:rPr>
+        <w:t>scripts/</w:t>
+      </w:r>
+      <w:r>
+        <w:t xml:space="preserve"> para albergar automatizaciones y herramientas de soporte que operan por fuera del código fuente principal de la aplicación.</w:t>
+      </w:r>
+    </w:p>
+    <w:p>
+      <w:pPr>
+        <w:pStyle w:val="NormalWeb"/>
+        <w:numPr>
+          <w:ilvl w:val="1"/>
+          <w:numId w:val="18"/>
+        </w:numPr>
+      </w:pPr>
+      <w:r>
+        <w:t xml:space="preserve">Específicamente, el archivo </w:t>
+      </w:r>
+      <w:proofErr w:type="spellStart"/>
+      <w:r>
+        <w:rPr>
+          <w:rStyle w:val="CdigoHTML"/>
+        </w:rPr>
+        <w:t>security-ci.mjs</w:t>
+      </w:r>
+      <w:proofErr w:type="spellEnd"/>
+      <w:r>
+        <w:t xml:space="preserve"> cumple la función de orquestar y ejecutar las pruebas de seguridad del frontend y backend en cadena, midiendo tiempos por bloque y generando un resumen consolidado de estados (</w:t>
+      </w:r>
+      <w:r>
+        <w:rPr>
+          <w:rStyle w:val="CdigoHTML"/>
+        </w:rPr>
+        <w:t>PASS/FAIL</w:t>
+      </w:r>
+      <w:r>
+        <w:t>) ideal para entornos de integración continua (CI/CD).</w:t>
+      </w:r>
+    </w:p>
+    <w:p>
+      <w:pPr>
+        <w:pStyle w:val="NormalWeb"/>
+      </w:pPr>
+    </w:p>
+    <w:p>
+      <w:pPr>
+        <w:pStyle w:val="NormalWeb"/>
+      </w:pPr>
+    </w:p>
+    <w:p>
+      <w:pPr>
+        <w:pStyle w:val="NormalWeb"/>
+      </w:pPr>
+    </w:p>
+    <w:p>
+      <w:pPr>
+        <w:pStyle w:val="NormalWeb"/>
+      </w:pPr>
+    </w:p>
+    <w:p>
+      <w:pPr>
+        <w:pStyle w:val="NormalWeb"/>
+      </w:pPr>
+    </w:p>
+    <w:p>
+      <w:pPr>
+        <w:pStyle w:val="Ttulo3"/>
+      </w:pPr>
+      <w:bookmarkStart w:id="15" w:name="_Toc236181696"/>
+      <w:r>
+        <w:t xml:space="preserve">Estructura de Componentes de </w:t>
+      </w:r>
+      <w:proofErr w:type="spellStart"/>
+      <w:r>
+        <w:t>Frontend</w:t>
+      </w:r>
+      <w:proofErr w:type="spellEnd"/>
+      <w:r>
+        <w:t xml:space="preserve"> (</w:t>
+      </w:r>
+      <w:proofErr w:type="spellStart"/>
+      <w:r>
+        <w:rPr>
+          <w:rStyle w:val="CdigoHTML"/>
+          <w:rFonts w:eastAsiaTheme="majorEastAsia"/>
+        </w:rPr>
+        <w:t>src</w:t>
+      </w:r>
+      <w:proofErr w:type="spellEnd"/>
+      <w:r>
+        <w:rPr>
+          <w:rStyle w:val="CdigoHTML"/>
+          <w:rFonts w:eastAsiaTheme="majorEastAsia"/>
+        </w:rPr>
+        <w:t>/</w:t>
+      </w:r>
+      <w:proofErr w:type="gramStart"/>
+      <w:r>
+        <w:rPr>
+          <w:rStyle w:val="CdigoHTML"/>
+          <w:rFonts w:eastAsiaTheme="majorEastAsia"/>
+        </w:rPr>
+        <w:t>app</w:t>
+      </w:r>
+      <w:proofErr w:type="gramEnd"/>
+      <w:r>
+        <w:rPr>
+          <w:rStyle w:val="CdigoHTML"/>
+          <w:rFonts w:eastAsiaTheme="majorEastAsia"/>
+        </w:rPr>
+        <w:t>/</w:t>
+      </w:r>
+      <w:proofErr w:type="spellStart"/>
+      <w:r>
+        <w:rPr>
+          <w:rStyle w:val="CdigoHTML"/>
+          <w:rFonts w:eastAsiaTheme="majorEastAsia"/>
+        </w:rPr>
+        <w:t>components</w:t>
+      </w:r>
+      <w:proofErr w:type="spellEnd"/>
+      <w:r>
+        <w:rPr>
+          <w:rStyle w:val="CdigoHTML"/>
+          <w:rFonts w:eastAsiaTheme="majorEastAsia"/>
+        </w:rPr>
+        <w:t>/</w:t>
+      </w:r>
+      <w:r>
+        <w:t>)</w:t>
+      </w:r>
+      <w:bookmarkEnd w:id="15"/>
+    </w:p>
+    <w:p>
+      <w:pPr>
+        <w:pStyle w:val="Ttulo3"/>
+        <w:jc w:val="center"/>
+      </w:pPr>
+      <w:bookmarkStart w:id="16" w:name="_Toc236181697"/>
+      <w:r>
+        <w:drawing>
+          <wp:inline distT="0" distB="0" distL="0" distR="0" wp14:anchorId="58324B64" wp14:editId="6EA4CA1B">
+            <wp:extent cx="5249003" cy="6202018"/>
+            <wp:effectExtent l="0" t="0" r="0" b="0"/>
+            <wp:docPr id="16" name="Imagen 16"/>
+            <wp:cNvGraphicFramePr>
+              <a:graphicFrameLocks xmlns:a="http://schemas.openxmlformats.org/drawingml/2006/main" noChangeAspect="1"/>
+            </wp:cNvGraphicFramePr>
+            <a:graphic xmlns:a="http://schemas.openxmlformats.org/drawingml/2006/main">
+              <a:graphicData uri="http://schemas.openxmlformats.org/drawingml/2006/picture">
+                <pic:pic xmlns:pic="http://schemas.openxmlformats.org/drawingml/2006/picture">
+                  <pic:nvPicPr>
+                    <pic:cNvPr id="1" name=""/>
+                    <pic:cNvPicPr/>
+                  </pic:nvPicPr>
+                  <pic:blipFill>
+                    <a:blip r:embed="rId17"/>
+                    <a:stretch>
+                      <a:fillRect/>
+                    </a:stretch>
+                  </pic:blipFill>
+                  <pic:spPr>
+                    <a:xfrm>
+                      <a:off x="0" y="0"/>
+                      <a:ext cx="5292203" cy="6253062"/>
+                    </a:xfrm>
+                    <a:prstGeom prst="rect">
+                      <a:avLst/>
+                    </a:prstGeom>
+                  </pic:spPr>
+                </pic:pic>
+              </a:graphicData>
+            </a:graphic>
+          </wp:inline>
+        </w:drawing>
+      </w:r>
+      <w:bookmarkEnd w:id="16"/>
+    </w:p>
+    <w:p>
+      <w:pPr>
+        <w:pStyle w:val="NormalWeb"/>
+        <w:numPr>
+          <w:ilvl w:val="0"/>
+          <w:numId w:val="19"/>
+        </w:numPr>
+      </w:pPr>
+      <w:r>
+        <w:rPr>
+          <w:b/>
+          <w:bCs/>
+        </w:rPr>
+        <w:t>Descripción de la imagen:</w:t>
+      </w:r>
+    </w:p>
+    <w:p>
+      <w:pPr>
+        <w:pStyle w:val="NormalWeb"/>
+        <w:numPr>
+          <w:ilvl w:val="1"/>
+          <w:numId w:val="19"/>
+        </w:numPr>
+      </w:pPr>
+      <w:r>
+        <w:rPr>
+          <w:b/>
+          <w:bCs/>
+        </w:rPr>
+        <w:t>Explorador de archivos (panel izquierdo):</w:t>
+      </w:r>
+      <w:r>
+        <w:t xml:space="preserve"> Muestra el árbol de directorios correspondiente al código fuente del frontend en Angular dentro de </w:t>
+      </w:r>
+      <w:r>
+        <w:rPr>
+          <w:rStyle w:val="CdigoHTML"/>
+        </w:rPr>
+        <w:t>src/</w:t>
+      </w:r>
+      <w:proofErr w:type="gramStart"/>
+      <w:r>
+        <w:rPr>
+          <w:rStyle w:val="CdigoHTML"/>
+        </w:rPr>
+        <w:t>app</w:t>
+      </w:r>
+      <w:proofErr w:type="gramEnd"/>
+      <w:r>
+        <w:rPr>
+          <w:rStyle w:val="CdigoHTML"/>
+        </w:rPr>
+        <w:t>/</w:t>
+      </w:r>
+      <w:r>
+        <w:t>.</w:t>
+      </w:r>
+    </w:p>
+    <w:p>
+      <w:pPr>
+        <w:pStyle w:val="NormalWeb"/>
+        <w:numPr>
+          <w:ilvl w:val="1"/>
+          <w:numId w:val="19"/>
+        </w:numPr>
+      </w:pPr>
+      <w:r>
+        <w:rPr>
+          <w:b/>
+          <w:bCs/>
+        </w:rPr>
+        <w:t xml:space="preserve">Carpeta </w:t>
+      </w:r>
+      <w:proofErr w:type="spellStart"/>
+      <w:r>
+        <w:rPr>
+          <w:rStyle w:val="CdigoHTML"/>
+          <w:b/>
+          <w:bCs/>
+        </w:rPr>
+        <w:t>components</w:t>
+      </w:r>
+      <w:proofErr w:type="spellEnd"/>
+      <w:r>
+        <w:rPr>
+          <w:rStyle w:val="CdigoHTML"/>
+          <w:b/>
+          <w:bCs/>
+        </w:rPr>
+        <w:t>/</w:t>
+      </w:r>
+      <w:r>
+        <w:rPr>
+          <w:b/>
+          <w:bCs/>
+        </w:rPr>
+        <w:t xml:space="preserve"> desplegada:</w:t>
+      </w:r>
+      <w:r>
+        <w:t xml:space="preserve"> Contiene los módulos principales de la interfaz, resaltando la subcarpeta </w:t>
+      </w:r>
+      <w:r>
+        <w:rPr>
+          <w:rStyle w:val="CdigoHTML"/>
+        </w:rPr>
+        <w:t>activos/</w:t>
+      </w:r>
+      <w:r>
+        <w:t xml:space="preserve"> con sus tres archivos característicos:</w:t>
+      </w:r>
+    </w:p>
+    <w:p>
+      <w:pPr>
+        <w:pStyle w:val="NormalWeb"/>
+      </w:pPr>
+    </w:p>
+    <w:p>
+      <w:pPr>
+        <w:pStyle w:val="NormalWeb"/>
+        <w:numPr>
+          <w:ilvl w:val="2"/>
+          <w:numId w:val="19"/>
+        </w:numPr>
+      </w:pPr>
+      <w:r>
+        <w:rPr>
+          <w:rStyle w:val="CdigoHTML"/>
+        </w:rPr>
+        <w:t>activos.component.html</w:t>
+      </w:r>
+      <w:r>
+        <w:t>: Define la estructura visual y la plantilla de la interfaz para la gestión y CRUD de activos.</w:t>
+      </w:r>
+    </w:p>
+    <w:p>
+      <w:pPr>
+        <w:pStyle w:val="NormalWeb"/>
+        <w:numPr>
+          <w:ilvl w:val="2"/>
+          <w:numId w:val="19"/>
+        </w:numPr>
+      </w:pPr>
+      <w:proofErr w:type="gramStart"/>
+      <w:r>
+        <w:rPr>
+          <w:rStyle w:val="CdigoHTML"/>
+        </w:rPr>
+        <w:t>activos.component</w:t>
+      </w:r>
+      <w:proofErr w:type="gramEnd"/>
+      <w:r>
+        <w:rPr>
+          <w:rStyle w:val="CdigoHTML"/>
+        </w:rPr>
+        <w:t>.scss</w:t>
+      </w:r>
+      <w:r>
+        <w:t>: Contiene los estilos y reglas CSS específicas del componente bajo el tema oscuro militar.</w:t>
+      </w:r>
+    </w:p>
+    <w:p>
+      <w:pPr>
+        <w:pStyle w:val="NormalWeb"/>
+        <w:numPr>
+          <w:ilvl w:val="2"/>
+          <w:numId w:val="19"/>
+        </w:numPr>
+      </w:pPr>
+      <w:proofErr w:type="gramStart"/>
+      <w:r>
+        <w:rPr>
+          <w:rStyle w:val="CdigoHTML"/>
+        </w:rPr>
+        <w:t>activos.component</w:t>
+      </w:r>
+      <w:proofErr w:type="gramEnd"/>
+      <w:r>
+        <w:rPr>
+          <w:rStyle w:val="CdigoHTML"/>
+        </w:rPr>
+        <w:t>.ts</w:t>
+      </w:r>
+      <w:r>
+        <w:t>: Maneja la lógica en TypeScript, el enlace de datos y la comunicación con el backend mediante servicios.</w:t>
+      </w:r>
+    </w:p>
+    <w:p>
+      <w:pPr>
+        <w:pStyle w:val="NormalWeb"/>
+        <w:numPr>
+          <w:ilvl w:val="1"/>
+          <w:numId w:val="19"/>
+        </w:numPr>
+      </w:pPr>
+      <w:r>
+        <w:rPr>
+          <w:b/>
+          <w:bCs/>
+        </w:rPr>
+        <w:t>Otras carpetas de componentes:</w:t>
+      </w:r>
+      <w:r>
+        <w:t xml:space="preserve"> Se visualizan submódulos como </w:t>
+      </w:r>
+      <w:r>
+        <w:rPr>
+          <w:rStyle w:val="CdigoHTML"/>
+        </w:rPr>
+        <w:t>asignaciones</w:t>
+      </w:r>
+      <w:r>
+        <w:t xml:space="preserve">, </w:t>
+      </w:r>
+      <w:proofErr w:type="spellStart"/>
+      <w:r>
+        <w:rPr>
+          <w:rStyle w:val="CdigoHTML"/>
+        </w:rPr>
+        <w:t>audit</w:t>
+      </w:r>
+      <w:proofErr w:type="spellEnd"/>
+      <w:r>
+        <w:t xml:space="preserve">, </w:t>
+      </w:r>
+      <w:proofErr w:type="spellStart"/>
+      <w:r>
+        <w:rPr>
+          <w:rStyle w:val="CdigoHTML"/>
+        </w:rPr>
+        <w:t>chatbot</w:t>
+      </w:r>
+      <w:proofErr w:type="spellEnd"/>
+      <w:r>
+        <w:t xml:space="preserve">, </w:t>
+      </w:r>
+      <w:proofErr w:type="spellStart"/>
+      <w:r>
+        <w:rPr>
+          <w:rStyle w:val="CdigoHTML"/>
+        </w:rPr>
+        <w:t>dashboard</w:t>
+      </w:r>
+      <w:proofErr w:type="spellEnd"/>
+      <w:r>
+        <w:t xml:space="preserve">, </w:t>
+      </w:r>
+      <w:r>
+        <w:rPr>
+          <w:rStyle w:val="CdigoHTML"/>
+        </w:rPr>
+        <w:t>home</w:t>
+      </w:r>
+      <w:r>
+        <w:t xml:space="preserve">, </w:t>
+      </w:r>
+      <w:proofErr w:type="spellStart"/>
+      <w:r>
+        <w:rPr>
+          <w:rStyle w:val="CdigoHTML"/>
+        </w:rPr>
+        <w:t>login</w:t>
+      </w:r>
+      <w:proofErr w:type="spellEnd"/>
+      <w:r>
+        <w:t xml:space="preserve">, </w:t>
+      </w:r>
+      <w:proofErr w:type="spellStart"/>
+      <w:r>
+        <w:rPr>
+          <w:rStyle w:val="CdigoHTML"/>
+        </w:rPr>
+        <w:t>profile</w:t>
+      </w:r>
+      <w:proofErr w:type="spellEnd"/>
+      <w:r>
+        <w:t xml:space="preserve">, </w:t>
+      </w:r>
+      <w:proofErr w:type="spellStart"/>
+      <w:r>
+        <w:rPr>
+          <w:rStyle w:val="CdigoHTML"/>
+        </w:rPr>
+        <w:t>register</w:t>
+      </w:r>
+      <w:proofErr w:type="spellEnd"/>
+      <w:r>
+        <w:t xml:space="preserve"> y </w:t>
+      </w:r>
+      <w:proofErr w:type="spellStart"/>
+      <w:r>
+        <w:rPr>
+          <w:rStyle w:val="CdigoHTML"/>
+        </w:rPr>
+        <w:t>users</w:t>
+      </w:r>
+      <w:proofErr w:type="spellEnd"/>
+      <w:r>
+        <w:t xml:space="preserve">, junto con directorios de soporte para </w:t>
+      </w:r>
+      <w:proofErr w:type="spellStart"/>
+      <w:r>
+        <w:rPr>
+          <w:rStyle w:val="CdigoHTML"/>
+        </w:rPr>
+        <w:t>guards</w:t>
+      </w:r>
+      <w:proofErr w:type="spellEnd"/>
+      <w:r>
+        <w:t xml:space="preserve">, </w:t>
+      </w:r>
+      <w:r>
+        <w:rPr>
+          <w:rStyle w:val="CdigoHTML"/>
+        </w:rPr>
+        <w:t>pipes</w:t>
+      </w:r>
+      <w:r>
+        <w:t xml:space="preserve">, </w:t>
+      </w:r>
+      <w:proofErr w:type="spellStart"/>
+      <w:r>
+        <w:rPr>
+          <w:rStyle w:val="CdigoHTML"/>
+        </w:rPr>
+        <w:t>services</w:t>
+      </w:r>
+      <w:proofErr w:type="spellEnd"/>
+      <w:r>
+        <w:t xml:space="preserve"> y los archivos de configuración raíz (</w:t>
+      </w:r>
+      <w:proofErr w:type="spellStart"/>
+      <w:proofErr w:type="gramStart"/>
+      <w:r>
+        <w:rPr>
+          <w:rStyle w:val="CdigoHTML"/>
+        </w:rPr>
+        <w:t>app.routes</w:t>
+      </w:r>
+      <w:proofErr w:type="gramEnd"/>
+      <w:r>
+        <w:rPr>
+          <w:rStyle w:val="CdigoHTML"/>
+        </w:rPr>
+        <w:t>.ts</w:t>
+      </w:r>
+      <w:proofErr w:type="spellEnd"/>
+      <w:r>
+        <w:t xml:space="preserve">, </w:t>
+      </w:r>
+      <w:proofErr w:type="spellStart"/>
+      <w:r>
+        <w:rPr>
+          <w:rStyle w:val="CdigoHTML"/>
+        </w:rPr>
+        <w:t>app.config.ts</w:t>
+      </w:r>
+      <w:proofErr w:type="spellEnd"/>
+      <w:r>
+        <w:t>, etc.).</w:t>
+      </w:r>
+    </w:p>
+    <w:p>
+      <w:pPr>
+        <w:pStyle w:val="NormalWeb"/>
+        <w:numPr>
+          <w:ilvl w:val="0"/>
+          <w:numId w:val="19"/>
+        </w:numPr>
+      </w:pPr>
+      <w:r>
+        <w:rPr>
+          <w:b/>
+          <w:bCs/>
+        </w:rPr>
+        <w:t>Bitácora / Proceso del desarrollador:</w:t>
+      </w:r>
+    </w:p>
+    <w:p>
+      <w:pPr>
+        <w:pStyle w:val="NormalWeb"/>
+        <w:numPr>
+          <w:ilvl w:val="1"/>
+          <w:numId w:val="19"/>
+        </w:numPr>
+      </w:pPr>
+      <w:r>
+        <w:t>El desarrollador organiza el código del frontend bajo una arquitectura modular basada en componentes estándar de Angular, donde cada sección funcional posee su propia separación de responsabilidades (HTML, SCSS y TypeScript).</w:t>
+      </w:r>
+    </w:p>
+    <w:p>
+      <w:pPr>
+        <w:pStyle w:val="NormalWeb"/>
+        <w:numPr>
+          <w:ilvl w:val="1"/>
+          <w:numId w:val="19"/>
+        </w:numPr>
+      </w:pPr>
+      <w:r>
+        <w:t>Esta estructura permite un mantenimiento limpio, facilita la aplicación de pruebas unitarias y garantiza que el control de acceso, los flujos de autenticación y los módulos de inventario operen de manera desacoplada pero integrada.</w:t>
+      </w:r>
+    </w:p>
+    <w:p>
+      <w:pPr>
+        <w:pStyle w:val="NormalWeb"/>
+      </w:pPr>
+    </w:p>
+    <w:p>
+      <w:pPr>
+        <w:pStyle w:val="NormalWeb"/>
+      </w:pPr>
+    </w:p>
+    <w:p>
+      <w:pPr>
+        <w:pStyle w:val="NormalWeb"/>
+      </w:pPr>
+    </w:p>
+    <w:p>
+      <w:pPr>
+        <w:pStyle w:val="NormalWeb"/>
+        <w:jc w:val="center"/>
+      </w:pPr>
+    </w:p>
+    <w:p>
+      <w:pPr>
+        <w:pStyle w:val="NormalWeb"/>
+      </w:pPr>
+    </w:p>
+    <w:p>
+      <w:pPr>
+        <w:pStyle w:val="NormalWeb"/>
+      </w:pPr>
+    </w:p>
+    <w:p>
+      <w:pPr>
+        <w:pStyle w:val="NormalWeb"/>
+      </w:pPr>
+    </w:p>
+    <w:p>
+      <w:pPr>
+        <w:pStyle w:val="NormalWeb"/>
+      </w:pPr>
+    </w:p>
+    <w:p>
+      <w:pPr>
+        <w:pStyle w:val="NormalWeb"/>
+      </w:pPr>
+    </w:p>
+    <w:p>
+      <w:pPr>
+        <w:pStyle w:val="NormalWeb"/>
+      </w:pPr>
+    </w:p>
+    <w:p>
+      <w:pPr>
+        <w:pStyle w:val="NormalWeb"/>
+      </w:pPr>
+    </w:p>
+    <w:p>
+      <w:pPr>
+        <w:pStyle w:val="NormalWeb"/>
+      </w:pPr>
+    </w:p>
+    <w:p>
+      <w:pPr>
+        <w:pStyle w:val="NormalWeb"/>
+      </w:pPr>
+    </w:p>
+    <w:p>
+      <w:pPr>
+        <w:pStyle w:val="Ttulo3"/>
+      </w:pPr>
+      <w:bookmarkStart w:id="17" w:name="_Toc236181698"/>
+      <w:r>
+        <w:t xml:space="preserve">Módulo de Criptografía </w:t>
+      </w:r>
+      <w:proofErr w:type="spellStart"/>
+      <w:r>
+        <w:t>Backend</w:t>
+      </w:r>
+      <w:proofErr w:type="spellEnd"/>
+      <w:r>
+        <w:t xml:space="preserve"> (</w:t>
+      </w:r>
+      <w:proofErr w:type="spellStart"/>
+      <w:r>
+        <w:rPr>
+          <w:rStyle w:val="CdigoHTML"/>
+          <w:rFonts w:eastAsiaTheme="majorEastAsia"/>
+        </w:rPr>
+        <w:t>src-tauri</w:t>
+      </w:r>
+      <w:proofErr w:type="spellEnd"/>
+      <w:r>
+        <w:rPr>
+          <w:rStyle w:val="CdigoHTML"/>
+          <w:rFonts w:eastAsiaTheme="majorEastAsia"/>
+        </w:rPr>
+        <w:t>/</w:t>
+      </w:r>
+      <w:proofErr w:type="spellStart"/>
+      <w:r>
+        <w:rPr>
+          <w:rStyle w:val="CdigoHTML"/>
+          <w:rFonts w:eastAsiaTheme="majorEastAsia"/>
+        </w:rPr>
+        <w:t>src</w:t>
+      </w:r>
+      <w:proofErr w:type="spellEnd"/>
+      <w:r>
+        <w:rPr>
+          <w:rStyle w:val="CdigoHTML"/>
+          <w:rFonts w:eastAsiaTheme="majorEastAsia"/>
+        </w:rPr>
+        <w:t>/crypto.rs</w:t>
+      </w:r>
+      <w:r>
+        <w:t>)</w:t>
+      </w:r>
+      <w:bookmarkEnd w:id="17"/>
+    </w:p>
+    <w:p>
+      <w:r>
+        <w:rPr>
+          <w:noProof/>
+        </w:rPr>
+        <w:drawing>
+          <wp:inline distT="0" distB="0" distL="0" distR="0" wp14:anchorId="66DE49E6" wp14:editId="3DBBBE86">
+            <wp:extent cx="5400040" cy="2403082"/>
+            <wp:effectExtent l="0" t="0" r="0" b="0"/>
+            <wp:docPr id="148" name="Imagen 148"/>
+            <wp:cNvGraphicFramePr>
+              <a:graphicFrameLocks xmlns:a="http://schemas.openxmlformats.org/drawingml/2006/main" noChangeAspect="1"/>
+            </wp:cNvGraphicFramePr>
+            <a:graphic xmlns:a="http://schemas.openxmlformats.org/drawingml/2006/main">
+              <a:graphicData uri="http://schemas.openxmlformats.org/drawingml/2006/picture">
+                <pic:pic xmlns:pic="http://schemas.openxmlformats.org/drawingml/2006/picture">
+                  <pic:nvPicPr>
+                    <pic:cNvPr id="0" name="Picture 2"/>
+                    <pic:cNvPicPr>
+                      <a:picLocks noChangeAspect="1" noChangeArrowheads="1"/>
+                    </pic:cNvPicPr>
+                  </pic:nvPicPr>
+                  <pic:blipFill>
+                    <a:blip r:embed="rId18">
+                      <a:extLst>
+                        <a:ext uri="{28A0092B-C50C-407E-A947-70E740481C1C}">
+                          <a14:useLocalDpi xmlns:a14="http://schemas.microsoft.com/office/drawing/2010/main" val="0"/>
+                        </a:ext>
+                      </a:extLst>
+                    </a:blip>
+                    <a:srcRect/>
+                    <a:stretch>
+                      <a:fillRect/>
+                    </a:stretch>
+                  </pic:blipFill>
+                  <pic:spPr bwMode="auto">
+                    <a:xfrm>
+                      <a:off x="0" y="0"/>
+                      <a:ext cx="5400040" cy="2403082"/>
+                    </a:xfrm>
+                    <a:prstGeom prst="rect">
+                      <a:avLst/>
+                    </a:prstGeom>
+                    <a:noFill/>
+                  </pic:spPr>
+                </pic:pic>
+              </a:graphicData>
+            </a:graphic>
+          </wp:inline>
+        </w:drawing>
+      </w:r>
+    </w:p>
+    <w:p>
+      <w:pPr>
+        <w:pStyle w:val="NormalWeb"/>
+        <w:numPr>
+          <w:ilvl w:val="0"/>
+          <w:numId w:val="20"/>
+        </w:numPr>
+      </w:pPr>
+      <w:r>
+        <w:rPr>
+          <w:b/>
+          <w:bCs/>
+        </w:rPr>
+        <w:t>Descripción de la imagen:</w:t>
+      </w:r>
+    </w:p>
+    <w:p>
+      <w:pPr>
+        <w:pStyle w:val="NormalWeb"/>
+        <w:numPr>
+          <w:ilvl w:val="1"/>
+          <w:numId w:val="20"/>
+        </w:numPr>
+      </w:pPr>
+      <w:r>
+        <w:rPr>
+          <w:b/>
+          <w:bCs/>
+        </w:rPr>
+        <w:t>Explorador de archivos (panel izquierdo):</w:t>
+      </w:r>
+      <w:r>
+        <w:t xml:space="preserve"> Muestra la carpeta del backend </w:t>
+      </w:r>
+      <w:r>
+        <w:rPr>
+          <w:rStyle w:val="CdigoHTML"/>
+        </w:rPr>
+        <w:t>src-tauri/</w:t>
+      </w:r>
+      <w:r>
+        <w:t xml:space="preserve"> desplegada, con sus subdirectorios (</w:t>
+      </w:r>
+      <w:proofErr w:type="spellStart"/>
+      <w:r>
+        <w:rPr>
+          <w:rStyle w:val="CdigoHTML"/>
+        </w:rPr>
+        <w:t>capabilities</w:t>
+      </w:r>
+      <w:proofErr w:type="spellEnd"/>
+      <w:r>
+        <w:t xml:space="preserve">, </w:t>
+      </w:r>
+      <w:r>
+        <w:rPr>
+          <w:rStyle w:val="CdigoHTML"/>
+        </w:rPr>
+        <w:t>gen</w:t>
+      </w:r>
+      <w:r>
+        <w:t xml:space="preserve">, </w:t>
+      </w:r>
+      <w:proofErr w:type="spellStart"/>
+      <w:r>
+        <w:rPr>
+          <w:rStyle w:val="CdigoHTML"/>
+        </w:rPr>
+        <w:t>icons</w:t>
+      </w:r>
+      <w:proofErr w:type="spellEnd"/>
+      <w:r>
+        <w:t xml:space="preserve">, </w:t>
+      </w:r>
+      <w:r>
+        <w:rPr>
+          <w:rStyle w:val="CdigoHTML"/>
+        </w:rPr>
+        <w:t>src</w:t>
+      </w:r>
+      <w:r>
+        <w:t xml:space="preserve">, </w:t>
+      </w:r>
+      <w:r>
+        <w:rPr>
+          <w:rStyle w:val="CdigoHTML"/>
+        </w:rPr>
+        <w:t>target</w:t>
+      </w:r>
+      <w:r>
+        <w:t xml:space="preserve">, </w:t>
+      </w:r>
+      <w:proofErr w:type="spellStart"/>
+      <w:r>
+        <w:rPr>
+          <w:rStyle w:val="CdigoHTML"/>
+        </w:rPr>
+        <w:t>tests</w:t>
+      </w:r>
+      <w:proofErr w:type="spellEnd"/>
+      <w:r>
+        <w:t xml:space="preserve">, </w:t>
+      </w:r>
+      <w:proofErr w:type="spellStart"/>
+      <w:r>
+        <w:rPr>
+          <w:rStyle w:val="CdigoHTML"/>
+        </w:rPr>
+        <w:t>windows</w:t>
+      </w:r>
+      <w:proofErr w:type="spellEnd"/>
+      <w:r>
+        <w:t xml:space="preserve">) y archivos de configuración esenciales </w:t>
+      </w:r>
+      <w:proofErr w:type="gramStart"/>
+      <w:r>
+        <w:t xml:space="preserve">como </w:t>
+      </w:r>
+      <w:r>
+        <w:rPr>
+          <w:rStyle w:val="CdigoHTML"/>
+        </w:rPr>
+        <w:t>.env</w:t>
+      </w:r>
+      <w:proofErr w:type="gramEnd"/>
+      <w:r>
+        <w:t xml:space="preserve">, </w:t>
+      </w:r>
+      <w:r>
+        <w:rPr>
+          <w:rStyle w:val="CdigoHTML"/>
+        </w:rPr>
+        <w:t>build.rs</w:t>
+      </w:r>
+      <w:r>
+        <w:t xml:space="preserve">, </w:t>
+      </w:r>
+      <w:proofErr w:type="spellStart"/>
+      <w:r>
+        <w:rPr>
+          <w:rStyle w:val="CdigoHTML"/>
+        </w:rPr>
+        <w:t>Cargo.toml</w:t>
+      </w:r>
+      <w:proofErr w:type="spellEnd"/>
+      <w:r>
+        <w:t xml:space="preserve"> y </w:t>
+      </w:r>
+      <w:proofErr w:type="spellStart"/>
+      <w:r>
+        <w:rPr>
+          <w:rStyle w:val="CdigoHTML"/>
+        </w:rPr>
+        <w:t>tauri.conf.json</w:t>
+      </w:r>
+      <w:proofErr w:type="spellEnd"/>
+      <w:r>
+        <w:t>.</w:t>
+      </w:r>
+    </w:p>
+    <w:p>
+      <w:pPr>
+        <w:pStyle w:val="NormalWeb"/>
+        <w:numPr>
+          <w:ilvl w:val="1"/>
+          <w:numId w:val="20"/>
+        </w:numPr>
+      </w:pPr>
+      <w:r>
+        <w:rPr>
+          <w:b/>
+          <w:bCs/>
+        </w:rPr>
+        <w:t>Editor de código (panel derecho):</w:t>
+      </w:r>
+      <w:r>
+        <w:t xml:space="preserve"> Muestra el contenido del archivo </w:t>
+      </w:r>
+      <w:r>
+        <w:rPr>
+          <w:rStyle w:val="CdigoHTML"/>
+        </w:rPr>
+        <w:t>crypto.rs</w:t>
+      </w:r>
+      <w:r>
+        <w:t xml:space="preserve"> dentro de </w:t>
+      </w:r>
+      <w:r>
+        <w:rPr>
+          <w:rStyle w:val="CdigoHTML"/>
+        </w:rPr>
+        <w:t>src-tauri/src/</w:t>
+      </w:r>
+      <w:r>
+        <w:t xml:space="preserve">, destacando la importación de la librería </w:t>
+      </w:r>
+      <w:r>
+        <w:rPr>
+          <w:rStyle w:val="CdigoHTML"/>
+        </w:rPr>
+        <w:t>argon2</w:t>
+      </w:r>
+      <w:r>
+        <w:t xml:space="preserve"> (líneas 1-4) y la implementación de la función pública </w:t>
+      </w:r>
+      <w:proofErr w:type="spellStart"/>
+      <w:r>
+        <w:rPr>
+          <w:rStyle w:val="CdigoHTML"/>
+        </w:rPr>
+        <w:t>hash_</w:t>
+      </w:r>
+      <w:proofErr w:type="gramStart"/>
+      <w:r>
+        <w:rPr>
+          <w:rStyle w:val="CdigoHTML"/>
+        </w:rPr>
+        <w:t>password</w:t>
+      </w:r>
+      <w:proofErr w:type="spellEnd"/>
+      <w:proofErr w:type="gramEnd"/>
+      <w:r>
+        <w:t xml:space="preserve"> (líneas 17-24).</w:t>
+      </w:r>
+    </w:p>
+    <w:p>
+      <w:pPr>
+        <w:pStyle w:val="NormalWeb"/>
+        <w:numPr>
+          <w:ilvl w:val="0"/>
+          <w:numId w:val="20"/>
+        </w:numPr>
+      </w:pPr>
+      <w:r>
+        <w:rPr>
+          <w:b/>
+          <w:bCs/>
+        </w:rPr>
+        <w:t>Bitácora / Proceso del desarrollador:</w:t>
+      </w:r>
+    </w:p>
+    <w:p>
+      <w:pPr>
+        <w:pStyle w:val="NormalWeb"/>
+        <w:numPr>
+          <w:ilvl w:val="1"/>
+          <w:numId w:val="20"/>
+        </w:numPr>
+      </w:pPr>
+      <w:r>
+        <w:t xml:space="preserve">El desarrollador implementa el módulo de criptografía en </w:t>
+      </w:r>
+      <w:proofErr w:type="spellStart"/>
+      <w:r>
+        <w:t>Rust</w:t>
+      </w:r>
+      <w:proofErr w:type="spellEnd"/>
+      <w:r>
+        <w:t xml:space="preserve"> utilizando el algoritmo </w:t>
+      </w:r>
+      <w:r>
+        <w:rPr>
+          <w:b/>
+          <w:bCs/>
+        </w:rPr>
+        <w:t>Argon2id</w:t>
+      </w:r>
+      <w:r>
+        <w:t xml:space="preserve"> (ganador del </w:t>
+      </w:r>
+      <w:proofErr w:type="spellStart"/>
+      <w:r>
+        <w:rPr>
+          <w:i/>
+          <w:iCs/>
+        </w:rPr>
+        <w:t>Password</w:t>
+      </w:r>
+      <w:proofErr w:type="spellEnd"/>
+      <w:r>
+        <w:rPr>
+          <w:i/>
+          <w:iCs/>
+        </w:rPr>
+        <w:t xml:space="preserve"> </w:t>
+      </w:r>
+      <w:proofErr w:type="spellStart"/>
+      <w:r>
+        <w:rPr>
+          <w:i/>
+          <w:iCs/>
+        </w:rPr>
+        <w:t>Hashing</w:t>
+      </w:r>
+      <w:proofErr w:type="spellEnd"/>
+      <w:r>
+        <w:rPr>
+          <w:i/>
+          <w:iCs/>
+        </w:rPr>
+        <w:t xml:space="preserve"> </w:t>
+      </w:r>
+      <w:proofErr w:type="spellStart"/>
+      <w:r>
+        <w:rPr>
+          <w:i/>
+          <w:iCs/>
+        </w:rPr>
+        <w:t>Competition</w:t>
+      </w:r>
+      <w:proofErr w:type="spellEnd"/>
+      <w:r>
+        <w:t>), el cual combina resistencia contra ataques de canal lateral y de procesamiento paralelo por GPU.</w:t>
+      </w:r>
+    </w:p>
+    <w:p>
+      <w:pPr>
+        <w:pStyle w:val="NormalWeb"/>
+        <w:numPr>
+          <w:ilvl w:val="1"/>
+          <w:numId w:val="20"/>
+        </w:numPr>
+      </w:pPr>
+      <w:r>
+        <w:t xml:space="preserve">La función </w:t>
+      </w:r>
+      <w:proofErr w:type="spellStart"/>
+      <w:r>
+        <w:rPr>
+          <w:rStyle w:val="CdigoHTML"/>
+        </w:rPr>
+        <w:t>hash_password</w:t>
+      </w:r>
+      <w:proofErr w:type="spellEnd"/>
+      <w:r>
+        <w:t xml:space="preserve"> genera de manera segura una sal criptográfica utilizando </w:t>
+      </w:r>
+      <w:proofErr w:type="spellStart"/>
+      <w:proofErr w:type="gramStart"/>
+      <w:r>
+        <w:rPr>
+          <w:rStyle w:val="CdigoHTML"/>
+        </w:rPr>
+        <w:t>SaltString</w:t>
+      </w:r>
+      <w:proofErr w:type="spellEnd"/>
+      <w:r>
+        <w:rPr>
+          <w:rStyle w:val="CdigoHTML"/>
+        </w:rPr>
+        <w:t>::</w:t>
+      </w:r>
+      <w:proofErr w:type="spellStart"/>
+      <w:proofErr w:type="gramEnd"/>
+      <w:r>
+        <w:rPr>
+          <w:rStyle w:val="CdigoHTML"/>
+        </w:rPr>
+        <w:t>generate</w:t>
+      </w:r>
+      <w:proofErr w:type="spellEnd"/>
+      <w:r>
+        <w:rPr>
+          <w:rStyle w:val="CdigoHTML"/>
+        </w:rPr>
+        <w:t>(&amp;</w:t>
+      </w:r>
+      <w:proofErr w:type="spellStart"/>
+      <w:r>
+        <w:rPr>
+          <w:rStyle w:val="CdigoHTML"/>
+        </w:rPr>
+        <w:t>mut</w:t>
+      </w:r>
+      <w:proofErr w:type="spellEnd"/>
+      <w:r>
+        <w:rPr>
+          <w:rStyle w:val="CdigoHTML"/>
+        </w:rPr>
+        <w:t xml:space="preserve"> </w:t>
+      </w:r>
+      <w:proofErr w:type="spellStart"/>
+      <w:r>
+        <w:rPr>
+          <w:rStyle w:val="CdigoHTML"/>
+        </w:rPr>
+        <w:t>OsRng</w:t>
+      </w:r>
+      <w:proofErr w:type="spellEnd"/>
+      <w:r>
+        <w:rPr>
+          <w:rStyle w:val="CdigoHTML"/>
+        </w:rPr>
+        <w:t>)</w:t>
+      </w:r>
+      <w:r>
+        <w:t xml:space="preserve"> para asegurar que las credenciales de los usuarios nunca se almacenen ni procesen en texto plano dentro del sistema </w:t>
+      </w:r>
+      <w:r>
+        <w:rPr>
+          <w:b/>
+          <w:bCs/>
+        </w:rPr>
+        <w:t>SIGAT</w:t>
+      </w:r>
+      <w:r>
+        <w:t>.</w:t>
+      </w:r>
+    </w:p>
+    <w:p>
+      <w:pPr>
+        <w:pStyle w:val="NormalWeb"/>
+      </w:pPr>
+    </w:p>
+    <w:p>
+      <w:pPr>
+        <w:pStyle w:val="NormalWeb"/>
+      </w:pPr>
+    </w:p>
+    <w:p>
+      <w:pPr>
+        <w:pStyle w:val="NormalWeb"/>
+      </w:pPr>
+    </w:p>
+    <w:p>
+      <w:pPr>
+        <w:pStyle w:val="NormalWeb"/>
+      </w:pPr>
+    </w:p>
+    <w:p>
+      <w:pPr>
+        <w:pStyle w:val="NormalWeb"/>
+      </w:pPr>
+    </w:p>
+    <w:p>
+      <w:pPr>
+        <w:pStyle w:val="NormalWeb"/>
+      </w:pPr>
+    </w:p>
+    <w:p>
+      <w:pPr>
+        <w:pStyle w:val="NormalWeb"/>
+      </w:pPr>
     </w:p>
     <w:p>
       <w:pPr>
         <w:pStyle w:val="PSI-Comentario"/>
       </w:pPr>
       <w:r>
-        <w:t>[</w:t>
-      </w:r>
-      <w:r>
-        <w:t xml:space="preserve">Explicar </w:t>
-      </w:r>
-      <w:r>
-        <w:t>brevemente los pasos a seguir para el correcto</w:t>
-      </w:r>
-      <w:r>
-        <w:t xml:space="preserve"> ingreso al Sistema]</w:t>
+        <w:t>Estructura del Directorio Backend (</w:t>
+      </w:r>
+      <w:proofErr w:type="spellStart"/>
+      <w:r>
+        <w:t>src-tauri</w:t>
+      </w:r>
+      <w:proofErr w:type="spellEnd"/>
+      <w:r>
+        <w:t>/)</w:t>
       </w:r>
     </w:p>
     <w:p>
       <w:pPr>
         <w:pStyle w:val="PSI-Comentario"/>
       </w:pPr>
-    </w:p>
-    <w:p>
-      <w:pPr>
-        <w:pStyle w:val="PSI-Ttulo2"/>
-      </w:pPr>
-      <w:bookmarkStart w:id="8" w:name="_Toc257629217"/>
-      <w:r>
-        <w:t>Componentes de Interfaz</w:t>
-      </w:r>
-      <w:bookmarkEnd w:id="8"/>
+      <w:r>
+        <w:drawing>
+          <wp:inline distT="0" distB="0" distL="0" distR="0" wp14:anchorId="7CBF1DEB" wp14:editId="25908681">
+            <wp:extent cx="5400040" cy="3880485"/>
+            <wp:effectExtent l="0" t="0" r="0" b="0"/>
+            <wp:docPr id="17" name="Imagen 17"/>
+            <wp:cNvGraphicFramePr>
+              <a:graphicFrameLocks xmlns:a="http://schemas.openxmlformats.org/drawingml/2006/main" noChangeAspect="1"/>
+            </wp:cNvGraphicFramePr>
+            <a:graphic xmlns:a="http://schemas.openxmlformats.org/drawingml/2006/main">
+              <a:graphicData uri="http://schemas.openxmlformats.org/drawingml/2006/picture">
+                <pic:pic xmlns:pic="http://schemas.openxmlformats.org/drawingml/2006/picture">
+                  <pic:nvPicPr>
+                    <pic:cNvPr id="1" name=""/>
+                    <pic:cNvPicPr/>
+                  </pic:nvPicPr>
+                  <pic:blipFill>
+                    <a:blip r:embed="rId19"/>
+                    <a:stretch>
+                      <a:fillRect/>
+                    </a:stretch>
+                  </pic:blipFill>
+                  <pic:spPr>
+                    <a:xfrm>
+                      <a:off x="0" y="0"/>
+                      <a:ext cx="5400040" cy="3880485"/>
+                    </a:xfrm>
+                    <a:prstGeom prst="rect">
+                      <a:avLst/>
+                    </a:prstGeom>
+                  </pic:spPr>
+                </pic:pic>
+              </a:graphicData>
+            </a:graphic>
+          </wp:inline>
+        </w:drawing>
+      </w:r>
+    </w:p>
+    <w:p>
+      <w:pPr>
+        <w:pStyle w:val="NormalWeb"/>
+      </w:pPr>
+      <w:r>
+        <w:t xml:space="preserve">A </w:t>
+      </w:r>
+      <w:proofErr w:type="gramStart"/>
+      <w:r>
+        <w:t>continuación</w:t>
+      </w:r>
+      <w:proofErr w:type="gramEnd"/>
+      <w:r>
+        <w:t xml:space="preserve"> se explica de forma resumida y detallada cada uno de los apartados, carpetas y archivos que componen el directorio del backend en </w:t>
+      </w:r>
+      <w:proofErr w:type="spellStart"/>
+      <w:r>
+        <w:t>Rust</w:t>
+      </w:r>
+      <w:proofErr w:type="spellEnd"/>
+      <w:r>
+        <w:t xml:space="preserve"> y Tauri:</w:t>
+      </w:r>
+    </w:p>
+    <w:p>
+      <w:pPr>
+        <w:pStyle w:val="NormalWeb"/>
+        <w:numPr>
+          <w:ilvl w:val="0"/>
+          <w:numId w:val="21"/>
+        </w:numPr>
+      </w:pPr>
+      <w:proofErr w:type="spellStart"/>
+      <w:r>
+        <w:t>capabilities</w:t>
+      </w:r>
+      <w:proofErr w:type="spellEnd"/>
+      <w:r>
+        <w:t xml:space="preserve">/: Contiene los archivos de configuración de permisos y capacidades de Tauri (como </w:t>
+      </w:r>
+      <w:proofErr w:type="spellStart"/>
+      <w:proofErr w:type="gramStart"/>
+      <w:r>
+        <w:t>default.json</w:t>
+      </w:r>
+      <w:proofErr w:type="spellEnd"/>
+      <w:proofErr w:type="gramEnd"/>
+      <w:r>
+        <w:t xml:space="preserve">). Define de forma estricta qué </w:t>
+      </w:r>
+      <w:proofErr w:type="spellStart"/>
+      <w:r>
+        <w:t>APIs</w:t>
+      </w:r>
+      <w:proofErr w:type="spellEnd"/>
+      <w:r>
+        <w:t xml:space="preserve"> del sistema nativo puede invocar el frontend (por ejemplo, diálogos de guardado o gestión de archivos).</w:t>
+      </w:r>
+    </w:p>
+    <w:p>
+      <w:pPr>
+        <w:pStyle w:val="NormalWeb"/>
+        <w:numPr>
+          <w:ilvl w:val="0"/>
+          <w:numId w:val="21"/>
+        </w:numPr>
+      </w:pPr>
+      <w:r>
+        <w:t>gen/</w:t>
+      </w:r>
+      <w:proofErr w:type="spellStart"/>
+      <w:r>
+        <w:t>schemas</w:t>
+      </w:r>
+      <w:proofErr w:type="spellEnd"/>
+      <w:r>
+        <w:t>: Directorio generado automáticamente por Tauri que almacena los esquemas de tipo y validación para la comunicación segura entre el frontend y el backend.</w:t>
+      </w:r>
+    </w:p>
+    <w:p>
+      <w:pPr>
+        <w:pStyle w:val="NormalWeb"/>
+        <w:numPr>
+          <w:ilvl w:val="0"/>
+          <w:numId w:val="21"/>
+        </w:numPr>
+      </w:pPr>
+      <w:proofErr w:type="spellStart"/>
+      <w:r>
+        <w:t>icons</w:t>
+      </w:r>
+      <w:proofErr w:type="spellEnd"/>
+      <w:r>
+        <w:t>/: Almacena los recursos gráficos e iconos oficiales de la aplicación en múltiples resoluciones, utilizados para compilar el ejecutable y los instaladores nativos del sistema operativo.</w:t>
+      </w:r>
+    </w:p>
+    <w:p>
+      <w:pPr>
+        <w:pStyle w:val="NormalWeb"/>
+        <w:numPr>
+          <w:ilvl w:val="0"/>
+          <w:numId w:val="21"/>
+        </w:numPr>
+      </w:pPr>
+      <w:r>
+        <w:t xml:space="preserve">src/: Es el núcleo del backend en </w:t>
+      </w:r>
+      <w:proofErr w:type="spellStart"/>
+      <w:r>
+        <w:t>Rust</w:t>
+      </w:r>
+      <w:proofErr w:type="spellEnd"/>
+      <w:r>
+        <w:t>. Contiene los módulos lógicos principales del sistema, como la gestión de base de datos cifrada (db.rs), el motor de criptografía con Argon2id (crypto.rs), la seguridad de claves locales (security.rs) y los comandos expuestos hacia Angular (commands.rs).</w:t>
+      </w:r>
+    </w:p>
+    <w:p>
+      <w:pPr>
+        <w:pStyle w:val="NormalWeb"/>
+        <w:numPr>
+          <w:ilvl w:val="0"/>
+          <w:numId w:val="21"/>
+        </w:numPr>
+      </w:pPr>
+      <w:proofErr w:type="gramStart"/>
+      <w:r>
+        <w:lastRenderedPageBreak/>
+        <w:t>target</w:t>
+      </w:r>
+      <w:proofErr w:type="gramEnd"/>
+      <w:r>
+        <w:t xml:space="preserve">/: Directorio de salida generado por el compilador de </w:t>
+      </w:r>
+      <w:proofErr w:type="spellStart"/>
+      <w:r>
+        <w:t>Rust</w:t>
+      </w:r>
+      <w:proofErr w:type="spellEnd"/>
+      <w:r>
+        <w:t xml:space="preserve"> (cargo). Aquí se almacenan los binarios compilados, los objetos intermedios y el ejecutable final en modo desarrollo o producción (</w:t>
+      </w:r>
+      <w:proofErr w:type="spellStart"/>
+      <w:r>
+        <w:t>release</w:t>
+      </w:r>
+      <w:proofErr w:type="spellEnd"/>
+      <w:r>
+        <w:t>).</w:t>
+      </w:r>
+    </w:p>
+    <w:p>
+      <w:pPr>
+        <w:pStyle w:val="NormalWeb"/>
+        <w:numPr>
+          <w:ilvl w:val="0"/>
+          <w:numId w:val="21"/>
+        </w:numPr>
+      </w:pPr>
+      <w:proofErr w:type="spellStart"/>
+      <w:r>
+        <w:t>tests</w:t>
+      </w:r>
+      <w:proofErr w:type="spellEnd"/>
+      <w:r>
+        <w:t>/: Almacena las suites de pruebas de seguridad y rendimiento del backend (como las pruebas de criptografía, integridad de base de datos y validación de claves).</w:t>
+      </w:r>
+    </w:p>
+    <w:p>
+      <w:pPr>
+        <w:pStyle w:val="NormalWeb"/>
+        <w:numPr>
+          <w:ilvl w:val="0"/>
+          <w:numId w:val="21"/>
+        </w:numPr>
+      </w:pPr>
+      <w:proofErr w:type="spellStart"/>
+      <w:r>
+        <w:t>windows</w:t>
+      </w:r>
+      <w:proofErr w:type="spellEnd"/>
+      <w:r>
+        <w:t>/: Archivos de configuración y recursos específicos requeridos para empaquetar la aplicación nativa en entornos Windows (creación de instaladores MSI/EXE).</w:t>
+      </w:r>
+    </w:p>
+    <w:p>
+      <w:pPr>
+        <w:pStyle w:val="NormalWeb"/>
+        <w:numPr>
+          <w:ilvl w:val="0"/>
+          <w:numId w:val="21"/>
+        </w:numPr>
+      </w:pPr>
+      <w:proofErr w:type="gramStart"/>
+      <w:r>
+        <w:t>.env</w:t>
+      </w:r>
+      <w:proofErr w:type="gramEnd"/>
+      <w:r>
+        <w:t>: Archivo de variables de entorno privadas utilizadas para inyectar configuraciones críticas, como las credenciales iniciales del administrador por defecto.</w:t>
+      </w:r>
+    </w:p>
+    <w:p>
+      <w:pPr>
+        <w:pStyle w:val="NormalWeb"/>
+        <w:numPr>
+          <w:ilvl w:val="0"/>
+          <w:numId w:val="21"/>
+        </w:numPr>
+      </w:pPr>
+      <w:proofErr w:type="gramStart"/>
+      <w:r>
+        <w:t>.</w:t>
+      </w:r>
+      <w:proofErr w:type="spellStart"/>
+      <w:r>
+        <w:t>gitignore</w:t>
+      </w:r>
+      <w:proofErr w:type="spellEnd"/>
+      <w:proofErr w:type="gramEnd"/>
+      <w:r>
+        <w:t>: Archivo de control de versiones que especifica qué carpetas y archivos temporales (como target/ o dependencias de compilación) deben ser ignorados por Git.</w:t>
+      </w:r>
+    </w:p>
+    <w:p>
+      <w:pPr>
+        <w:pStyle w:val="NormalWeb"/>
+        <w:numPr>
+          <w:ilvl w:val="0"/>
+          <w:numId w:val="21"/>
+        </w:numPr>
+      </w:pPr>
+      <w:r>
+        <w:t xml:space="preserve">build.rs: Script de compilación anticipada en </w:t>
+      </w:r>
+      <w:proofErr w:type="spellStart"/>
+      <w:r>
+        <w:t>Rust</w:t>
+      </w:r>
+      <w:proofErr w:type="spellEnd"/>
+      <w:r>
+        <w:t xml:space="preserve">. Se ejecuta antes de compilar el proyecto para inyectar variables de entorno (como el </w:t>
+      </w:r>
+      <w:proofErr w:type="spellStart"/>
+      <w:r>
+        <w:t>admin</w:t>
+      </w:r>
+      <w:proofErr w:type="spellEnd"/>
+      <w:r>
+        <w:t xml:space="preserve"> por defecto) y configurar parámetros del sistema nativo.</w:t>
+      </w:r>
+    </w:p>
+    <w:p>
+      <w:pPr>
+        <w:pStyle w:val="NormalWeb"/>
+        <w:numPr>
+          <w:ilvl w:val="0"/>
+          <w:numId w:val="21"/>
+        </w:numPr>
+      </w:pPr>
+      <w:proofErr w:type="spellStart"/>
+      <w:r>
+        <w:t>Cargo.lock</w:t>
+      </w:r>
+      <w:proofErr w:type="spellEnd"/>
+      <w:r>
+        <w:t xml:space="preserve">: Archivo autogenerado por el gestor de paquetes Cargo que congela las versiones exactas de todas las dependencias y librerías de </w:t>
+      </w:r>
+      <w:proofErr w:type="spellStart"/>
+      <w:r>
+        <w:t>Rust</w:t>
+      </w:r>
+      <w:proofErr w:type="spellEnd"/>
+      <w:r>
+        <w:t xml:space="preserve"> utilizadas en el proyecto para garantizar compilaciones idénticas.</w:t>
+      </w:r>
+    </w:p>
+    <w:p>
+      <w:pPr>
+        <w:pStyle w:val="NormalWeb"/>
+        <w:numPr>
+          <w:ilvl w:val="0"/>
+          <w:numId w:val="21"/>
+        </w:numPr>
+      </w:pPr>
+      <w:proofErr w:type="spellStart"/>
+      <w:r>
+        <w:t>Cargo.toml</w:t>
+      </w:r>
+      <w:proofErr w:type="spellEnd"/>
+      <w:r>
+        <w:t xml:space="preserve">: Archivo principal de configuración y manifiesto de dependencias de </w:t>
+      </w:r>
+      <w:proofErr w:type="spellStart"/>
+      <w:r>
+        <w:t>Rust</w:t>
+      </w:r>
+      <w:proofErr w:type="spellEnd"/>
+      <w:r>
+        <w:t>. Define el nombre del paquete, la versión y todas las librerías externas requeridas por el backend.</w:t>
+      </w:r>
+    </w:p>
+    <w:p>
+      <w:pPr>
+        <w:pStyle w:val="NormalWeb"/>
+        <w:numPr>
+          <w:ilvl w:val="0"/>
+          <w:numId w:val="21"/>
+        </w:numPr>
+      </w:pPr>
+      <w:proofErr w:type="spellStart"/>
+      <w:r>
+        <w:t>tauri.</w:t>
+      </w:r>
+      <w:proofErr w:type="gramStart"/>
+      <w:r>
+        <w:t>conf.json</w:t>
+      </w:r>
+      <w:proofErr w:type="spellEnd"/>
+      <w:proofErr w:type="gramEnd"/>
+      <w:r>
+        <w:t xml:space="preserve">: Archivo central de configuración del </w:t>
+      </w:r>
+      <w:proofErr w:type="spellStart"/>
+      <w:r>
+        <w:t>framework</w:t>
+      </w:r>
+      <w:proofErr w:type="spellEnd"/>
+      <w:r>
+        <w:t xml:space="preserve"> Tauri. Define el nombre del producto (SIGAT), el identificador de la aplicación, las políticas de seguridad (CSP) y las opciones de empaquetado de la ventana.</w:t>
+      </w:r>
+    </w:p>
+    <w:p>
+      <w:pPr>
+        <w:pStyle w:val="NormalWeb"/>
+      </w:pPr>
+    </w:p>
+    <w:p>
+      <w:pPr>
+        <w:pStyle w:val="NormalWeb"/>
+      </w:pPr>
+    </w:p>
+    <w:p>
+      <w:pPr>
+        <w:pStyle w:val="NormalWeb"/>
+      </w:pPr>
+    </w:p>
+    <w:p>
+      <w:pPr>
+        <w:pStyle w:val="NormalWeb"/>
+      </w:pPr>
+    </w:p>
+    <w:p>
+      <w:pPr>
+        <w:pStyle w:val="NormalWeb"/>
+      </w:pPr>
+    </w:p>
+    <w:p>
+      <w:pPr>
+        <w:pStyle w:val="NormalWeb"/>
+        <w:tabs>
+          <w:tab w:val="left" w:pos="2742"/>
+        </w:tabs>
+      </w:pPr>
+      <w:r>
+        <w:tab/>
+      </w:r>
+    </w:p>
+    <w:p>
+      <w:pPr>
+        <w:pStyle w:val="NormalWeb"/>
+        <w:tabs>
+          <w:tab w:val="left" w:pos="2742"/>
+        </w:tabs>
+      </w:pPr>
+    </w:p>
+    <w:p>
+      <w:pPr>
+        <w:pStyle w:val="NormalWeb"/>
+        <w:tabs>
+          <w:tab w:val="left" w:pos="2742"/>
+        </w:tabs>
+      </w:pPr>
+    </w:p>
+    <w:p>
+      <w:pPr>
+        <w:pStyle w:val="NormalWeb"/>
+        <w:tabs>
+          <w:tab w:val="left" w:pos="2742"/>
+        </w:tabs>
+      </w:pPr>
+    </w:p>
+    <w:p>
+      <w:pPr>
+        <w:pStyle w:val="NormalWeb"/>
+        <w:tabs>
+          <w:tab w:val="left" w:pos="2742"/>
+        </w:tabs>
+      </w:pPr>
+    </w:p>
+    <w:p>
+      <w:pPr>
+        <w:pStyle w:val="NormalWeb"/>
+        <w:tabs>
+          <w:tab w:val="left" w:pos="2742"/>
+        </w:tabs>
+      </w:pPr>
+    </w:p>
+    <w:p>
+      <w:pPr>
+        <w:pStyle w:val="Ttulo3"/>
+      </w:pPr>
+      <w:bookmarkStart w:id="18" w:name="_Toc236181699"/>
+      <w:r>
+        <w:lastRenderedPageBreak/>
+        <w:t xml:space="preserve">Directorio </w:t>
+      </w:r>
+      <w:proofErr w:type="spellStart"/>
+      <w:r>
+        <w:rPr>
+          <w:rStyle w:val="CdigoHTML"/>
+          <w:rFonts w:eastAsiaTheme="majorEastAsia"/>
+        </w:rPr>
+        <w:t>tests</w:t>
+      </w:r>
+      <w:proofErr w:type="spellEnd"/>
+      <w:r>
+        <w:rPr>
+          <w:rStyle w:val="CdigoHTML"/>
+          <w:rFonts w:eastAsiaTheme="majorEastAsia"/>
+        </w:rPr>
+        <w:t>/</w:t>
+      </w:r>
+      <w:proofErr w:type="spellStart"/>
+      <w:r>
+        <w:rPr>
+          <w:rStyle w:val="CdigoHTML"/>
+          <w:rFonts w:eastAsiaTheme="majorEastAsia"/>
+        </w:rPr>
+        <w:t>frontend</w:t>
+      </w:r>
+      <w:proofErr w:type="spellEnd"/>
+      <w:r>
+        <w:rPr>
+          <w:rStyle w:val="CdigoHTML"/>
+          <w:rFonts w:eastAsiaTheme="majorEastAsia"/>
+        </w:rPr>
+        <w:t>/</w:t>
+      </w:r>
+      <w:r>
+        <w:t xml:space="preserve"> — Suite de Pruebas y Seguridad del </w:t>
+      </w:r>
+      <w:proofErr w:type="spellStart"/>
+      <w:r>
+        <w:t>Frontend</w:t>
+      </w:r>
+      <w:bookmarkEnd w:id="18"/>
+      <w:proofErr w:type="spellEnd"/>
+    </w:p>
+    <w:p>
+      <w:r>
+        <w:drawing>
+          <wp:inline distT="0" distB="0" distL="0" distR="0" wp14:anchorId="66AD966D" wp14:editId="0022AF20">
+            <wp:extent cx="5400040" cy="4535805"/>
+            <wp:effectExtent l="0" t="0" r="0" b="0"/>
+            <wp:docPr id="18" name="Imagen 18"/>
+            <wp:cNvGraphicFramePr>
+              <a:graphicFrameLocks xmlns:a="http://schemas.openxmlformats.org/drawingml/2006/main" noChangeAspect="1"/>
+            </wp:cNvGraphicFramePr>
+            <a:graphic xmlns:a="http://schemas.openxmlformats.org/drawingml/2006/main">
+              <a:graphicData uri="http://schemas.openxmlformats.org/drawingml/2006/picture">
+                <pic:pic xmlns:pic="http://schemas.openxmlformats.org/drawingml/2006/picture">
+                  <pic:nvPicPr>
+                    <pic:cNvPr id="1" name=""/>
+                    <pic:cNvPicPr/>
+                  </pic:nvPicPr>
+                  <pic:blipFill>
+                    <a:blip r:embed="rId20"/>
+                    <a:stretch>
+                      <a:fillRect/>
+                    </a:stretch>
+                  </pic:blipFill>
+                  <pic:spPr>
+                    <a:xfrm>
+                      <a:off x="0" y="0"/>
+                      <a:ext cx="5400040" cy="4535805"/>
+                    </a:xfrm>
+                    <a:prstGeom prst="rect">
+                      <a:avLst/>
+                    </a:prstGeom>
+                  </pic:spPr>
+                </pic:pic>
+              </a:graphicData>
+            </a:graphic>
+          </wp:inline>
+        </w:drawing>
+      </w:r>
+    </w:p>
+    <w:p>
+      <w:pPr>
+        <w:pStyle w:val="NormalWeb"/>
+        <w:numPr>
+          <w:ilvl w:val="0"/>
+          <w:numId w:val="22"/>
+        </w:numPr>
+      </w:pPr>
+      <w:r>
+        <w:rPr>
+          <w:b/>
+          <w:bCs/>
+        </w:rPr>
+        <w:t>Descripción de la imagen:</w:t>
+      </w:r>
+    </w:p>
+    <w:p>
+      <w:pPr>
+        <w:pStyle w:val="NormalWeb"/>
+        <w:numPr>
+          <w:ilvl w:val="1"/>
+          <w:numId w:val="22"/>
+        </w:numPr>
+      </w:pPr>
+      <w:r>
+        <w:rPr>
+          <w:b/>
+          <w:bCs/>
+        </w:rPr>
+        <w:t>Explorador de archivos (panel izquierdo con recuadro naranja):</w:t>
+      </w:r>
+      <w:r>
+        <w:t xml:space="preserve"> Muestra el directorio </w:t>
+      </w:r>
+      <w:proofErr w:type="spellStart"/>
+      <w:r>
+        <w:rPr>
+          <w:rStyle w:val="CdigoHTML"/>
+        </w:rPr>
+        <w:t>tests</w:t>
+      </w:r>
+      <w:proofErr w:type="spellEnd"/>
+      <w:r>
+        <w:rPr>
+          <w:rStyle w:val="CdigoHTML"/>
+        </w:rPr>
+        <w:t>/frontend/</w:t>
+      </w:r>
+      <w:r>
+        <w:t xml:space="preserve"> desplegado con todos los archivos de pruebas unitarias y de seguridad del frontend, tales como </w:t>
+      </w:r>
+      <w:proofErr w:type="spellStart"/>
+      <w:proofErr w:type="gramStart"/>
+      <w:r>
+        <w:rPr>
+          <w:rStyle w:val="CdigoHTML"/>
+        </w:rPr>
+        <w:t>activos.upload</w:t>
+      </w:r>
+      <w:proofErr w:type="gramEnd"/>
+      <w:r>
+        <w:rPr>
+          <w:rStyle w:val="CdigoHTML"/>
+        </w:rPr>
+        <w:t>.security.spec.ts</w:t>
+      </w:r>
+      <w:proofErr w:type="spellEnd"/>
+      <w:r>
+        <w:t xml:space="preserve">, </w:t>
+      </w:r>
+      <w:proofErr w:type="spellStart"/>
+      <w:r>
+        <w:rPr>
+          <w:rStyle w:val="CdigoHTML"/>
+        </w:rPr>
+        <w:t>auth.guard.security.spec.ts</w:t>
+      </w:r>
+      <w:proofErr w:type="spellEnd"/>
+      <w:r>
+        <w:t xml:space="preserve">, </w:t>
+      </w:r>
+      <w:proofErr w:type="spellStart"/>
+      <w:r>
+        <w:rPr>
+          <w:rStyle w:val="CdigoHTML"/>
+        </w:rPr>
+        <w:t>auth.service.security.spec.ts</w:t>
+      </w:r>
+      <w:proofErr w:type="spellEnd"/>
+      <w:r>
+        <w:t xml:space="preserve">, </w:t>
+      </w:r>
+      <w:proofErr w:type="spellStart"/>
+      <w:r>
+        <w:rPr>
+          <w:rStyle w:val="CdigoHTML"/>
+        </w:rPr>
+        <w:t>chatbot.parser.spec.ts</w:t>
+      </w:r>
+      <w:proofErr w:type="spellEnd"/>
+      <w:r>
+        <w:t xml:space="preserve">, </w:t>
+      </w:r>
+      <w:proofErr w:type="spellStart"/>
+      <w:r>
+        <w:rPr>
+          <w:rStyle w:val="CdigoHTML"/>
+        </w:rPr>
+        <w:t>login.guard.spec.ts</w:t>
+      </w:r>
+      <w:proofErr w:type="spellEnd"/>
+      <w:r>
+        <w:t xml:space="preserve">, </w:t>
+      </w:r>
+      <w:proofErr w:type="spellStart"/>
+      <w:r>
+        <w:rPr>
+          <w:rStyle w:val="CdigoHTML"/>
+        </w:rPr>
+        <w:t>performance.security.spec.ts</w:t>
+      </w:r>
+      <w:proofErr w:type="spellEnd"/>
+      <w:r>
+        <w:t xml:space="preserve">, </w:t>
+      </w:r>
+      <w:proofErr w:type="spellStart"/>
+      <w:r>
+        <w:rPr>
+          <w:rStyle w:val="CdigoHTML"/>
+        </w:rPr>
+        <w:t>routing.security.spec.ts</w:t>
+      </w:r>
+      <w:proofErr w:type="spellEnd"/>
+      <w:r>
+        <w:t>, entre otros.</w:t>
+      </w:r>
+    </w:p>
+    <w:p>
+      <w:pPr>
+        <w:pStyle w:val="NormalWeb"/>
+        <w:numPr>
+          <w:ilvl w:val="1"/>
+          <w:numId w:val="22"/>
+        </w:numPr>
+      </w:pPr>
+      <w:r>
+        <w:rPr>
+          <w:b/>
+          <w:bCs/>
+        </w:rPr>
+        <w:t>Editor de código (panel derecho):</w:t>
+      </w:r>
+      <w:r>
+        <w:t xml:space="preserve"> Muestra el contenido del archivo </w:t>
+      </w:r>
+      <w:proofErr w:type="spellStart"/>
+      <w:proofErr w:type="gramStart"/>
+      <w:r>
+        <w:rPr>
+          <w:rStyle w:val="CdigoHTML"/>
+        </w:rPr>
+        <w:t>activos.upload</w:t>
+      </w:r>
+      <w:proofErr w:type="gramEnd"/>
+      <w:r>
+        <w:rPr>
+          <w:rStyle w:val="CdigoHTML"/>
+        </w:rPr>
+        <w:t>.security.spec.ts</w:t>
+      </w:r>
+      <w:proofErr w:type="spellEnd"/>
+      <w:r>
+        <w:t xml:space="preserve">, implementado utilizando el </w:t>
+      </w:r>
+      <w:proofErr w:type="spellStart"/>
+      <w:r>
+        <w:t>framework</w:t>
+      </w:r>
+      <w:proofErr w:type="spellEnd"/>
+      <w:r>
+        <w:t xml:space="preserve"> de </w:t>
+      </w:r>
+      <w:proofErr w:type="spellStart"/>
+      <w:r>
+        <w:t>testing</w:t>
+      </w:r>
+      <w:proofErr w:type="spellEnd"/>
+      <w:r>
+        <w:t xml:space="preserve"> </w:t>
+      </w:r>
+      <w:proofErr w:type="spellStart"/>
+      <w:r>
+        <w:rPr>
+          <w:b/>
+          <w:bCs/>
+        </w:rPr>
+        <w:t>Vitest</w:t>
+      </w:r>
+      <w:proofErr w:type="spellEnd"/>
+      <w:r>
+        <w:t xml:space="preserve"> y </w:t>
+      </w:r>
+      <w:proofErr w:type="spellStart"/>
+      <w:r>
+        <w:t>mocks</w:t>
+      </w:r>
+      <w:proofErr w:type="spellEnd"/>
+      <w:r>
+        <w:t xml:space="preserve"> de Angular para simular comportamientos y validar la seguridad en la carga de archivos (por ejemplo, el rechazo de archivos que superan el tamaño permitido).</w:t>
+      </w:r>
+    </w:p>
+    <w:p>
+      <w:pPr>
+        <w:pStyle w:val="NormalWeb"/>
+        <w:numPr>
+          <w:ilvl w:val="0"/>
+          <w:numId w:val="22"/>
+        </w:numPr>
+      </w:pPr>
+      <w:r>
+        <w:rPr>
+          <w:b/>
+          <w:bCs/>
+        </w:rPr>
+        <w:t xml:space="preserve">Bitácora / Proceso del </w:t>
+      </w:r>
+      <w:proofErr w:type="spellStart"/>
+      <w:proofErr w:type="gramStart"/>
+      <w:r>
+        <w:rPr>
+          <w:b/>
+          <w:bCs/>
+        </w:rPr>
+        <w:t>desarrollador:</w:t>
+      </w:r>
+      <w:r>
+        <w:t>Esta</w:t>
+      </w:r>
+      <w:proofErr w:type="spellEnd"/>
+      <w:proofErr w:type="gramEnd"/>
+      <w:r>
+        <w:t xml:space="preserve"> estructura permite probar de forma aislada y automatizada componentes críticos como el control de accesos por </w:t>
+      </w:r>
+      <w:proofErr w:type="spellStart"/>
+      <w:r>
+        <w:rPr>
+          <w:i/>
+          <w:iCs/>
+        </w:rPr>
+        <w:t>guards</w:t>
+      </w:r>
+      <w:proofErr w:type="spellEnd"/>
+      <w:r>
+        <w:t xml:space="preserve">, los servicios de autenticación, el rendimiento de las consultas del </w:t>
+      </w:r>
+      <w:proofErr w:type="spellStart"/>
+      <w:r>
+        <w:t>chatbot</w:t>
+      </w:r>
+      <w:proofErr w:type="spellEnd"/>
+      <w:r>
+        <w:t xml:space="preserve"> y las restricciones estrictas en la subida de imágenes (previniendo desbordamientos y archivos no autorizados) antes de compilar la aplicación para producción.</w:t>
+      </w:r>
+    </w:p>
+    <w:p>
+      <w:pPr>
+        <w:pStyle w:val="NormalWeb"/>
+        <w:tabs>
+          <w:tab w:val="left" w:pos="2742"/>
+        </w:tabs>
+      </w:pPr>
+    </w:p>
+    <w:p>
+      <w:pPr>
+        <w:pStyle w:val="NormalWeb"/>
+        <w:tabs>
+          <w:tab w:val="left" w:pos="2742"/>
+        </w:tabs>
+      </w:pPr>
+    </w:p>
+    <w:p>
+      <w:pPr>
+        <w:pStyle w:val="Ttulo3"/>
+      </w:pPr>
+      <w:bookmarkStart w:id="19" w:name="_Toc236181700"/>
+      <w:r>
+        <w:t xml:space="preserve">Archivos de Configuración Raíz </w:t>
+      </w:r>
+      <w:proofErr w:type="gramStart"/>
+      <w:r>
+        <w:t>(</w:t>
+      </w:r>
+      <w:r>
+        <w:rPr>
+          <w:rStyle w:val="CdigoHTML"/>
+          <w:rFonts w:eastAsiaTheme="majorEastAsia"/>
+        </w:rPr>
+        <w:t>.</w:t>
+      </w:r>
+      <w:proofErr w:type="spellStart"/>
+      <w:r>
+        <w:rPr>
+          <w:rStyle w:val="CdigoHTML"/>
+          <w:rFonts w:eastAsiaTheme="majorEastAsia"/>
+        </w:rPr>
+        <w:t>editorconfig</w:t>
+      </w:r>
+      <w:proofErr w:type="spellEnd"/>
+      <w:proofErr w:type="gramEnd"/>
+      <w:r>
+        <w:t xml:space="preserve">, </w:t>
+      </w:r>
+      <w:r>
+        <w:rPr>
+          <w:rStyle w:val="CdigoHTML"/>
+          <w:rFonts w:eastAsiaTheme="majorEastAsia"/>
+        </w:rPr>
+        <w:t>.</w:t>
+      </w:r>
+      <w:proofErr w:type="spellStart"/>
+      <w:r>
+        <w:rPr>
+          <w:rStyle w:val="CdigoHTML"/>
+          <w:rFonts w:eastAsiaTheme="majorEastAsia"/>
+        </w:rPr>
+        <w:t>env</w:t>
+      </w:r>
+      <w:proofErr w:type="spellEnd"/>
+      <w:r>
+        <w:t xml:space="preserve">, </w:t>
+      </w:r>
+      <w:r>
+        <w:rPr>
+          <w:rStyle w:val="CdigoHTML"/>
+          <w:rFonts w:eastAsiaTheme="majorEastAsia"/>
+        </w:rPr>
+        <w:t>.</w:t>
+      </w:r>
+      <w:proofErr w:type="spellStart"/>
+      <w:r>
+        <w:rPr>
+          <w:rStyle w:val="CdigoHTML"/>
+          <w:rFonts w:eastAsiaTheme="majorEastAsia"/>
+        </w:rPr>
+        <w:t>env.example</w:t>
+      </w:r>
+      <w:proofErr w:type="spellEnd"/>
+      <w:r>
+        <w:t>)</w:t>
+      </w:r>
+      <w:bookmarkEnd w:id="19"/>
+    </w:p>
+    <w:p>
+      <w:r>
+        <w:drawing>
+          <wp:inline distT="0" distB="0" distL="0" distR="0" wp14:anchorId="1BAC1CA1" wp14:editId="6D8775BB">
+            <wp:extent cx="5937262" cy="2822713"/>
+            <wp:effectExtent l="0" t="0" r="0" b="0"/>
+            <wp:docPr id="20" name="Imagen 20"/>
+            <wp:cNvGraphicFramePr>
+              <a:graphicFrameLocks xmlns:a="http://schemas.openxmlformats.org/drawingml/2006/main" noChangeAspect="1"/>
+            </wp:cNvGraphicFramePr>
+            <a:graphic xmlns:a="http://schemas.openxmlformats.org/drawingml/2006/main">
+              <a:graphicData uri="http://schemas.openxmlformats.org/drawingml/2006/picture">
+                <pic:pic xmlns:pic="http://schemas.openxmlformats.org/drawingml/2006/picture">
+                  <pic:nvPicPr>
+                    <pic:cNvPr id="1" name=""/>
+                    <pic:cNvPicPr/>
+                  </pic:nvPicPr>
+                  <pic:blipFill>
+                    <a:blip r:embed="rId21"/>
+                    <a:stretch>
+                      <a:fillRect/>
+                    </a:stretch>
+                  </pic:blipFill>
+                  <pic:spPr>
+                    <a:xfrm>
+                      <a:off x="0" y="0"/>
+                      <a:ext cx="5944875" cy="2826332"/>
+                    </a:xfrm>
+                    <a:prstGeom prst="rect">
+                      <a:avLst/>
+                    </a:prstGeom>
+                  </pic:spPr>
+                </pic:pic>
+              </a:graphicData>
+            </a:graphic>
+          </wp:inline>
+        </w:drawing>
+      </w:r>
+    </w:p>
+    <w:p>
+      <w:pPr>
+        <w:pStyle w:val="NormalWeb"/>
+        <w:numPr>
+          <w:ilvl w:val="0"/>
+          <w:numId w:val="23"/>
+        </w:numPr>
+      </w:pPr>
+      <w:r>
+        <w:rPr>
+          <w:b/>
+          <w:bCs/>
+        </w:rPr>
+        <w:t>¿Para qué sirve cada uno?</w:t>
+      </w:r>
+    </w:p>
+    <w:p>
+      <w:pPr>
+        <w:pStyle w:val="NormalWeb"/>
+        <w:numPr>
+          <w:ilvl w:val="1"/>
+          <w:numId w:val="23"/>
+        </w:numPr>
+      </w:pPr>
+      <w:proofErr w:type="gramStart"/>
+      <w:r>
+        <w:rPr>
+          <w:rStyle w:val="CdigoHTML"/>
+          <w:b/>
+          <w:bCs/>
+        </w:rPr>
+        <w:t>.</w:t>
+      </w:r>
+      <w:proofErr w:type="spellStart"/>
+      <w:r>
+        <w:rPr>
+          <w:rStyle w:val="CdigoHTML"/>
+          <w:b/>
+          <w:bCs/>
+        </w:rPr>
+        <w:t>editorconfig</w:t>
+      </w:r>
+      <w:proofErr w:type="spellEnd"/>
+      <w:proofErr w:type="gramEnd"/>
+      <w:r>
+        <w:t xml:space="preserve">: Define y mantiene un estilo de codificación coherente (como el tipo de codificación de caracteres en UTF-8, el uso de espacios en lugar de tabulaciones y el tamaño de </w:t>
+      </w:r>
+      <w:proofErr w:type="spellStart"/>
+      <w:r>
+        <w:t>indentación</w:t>
+      </w:r>
+      <w:proofErr w:type="spellEnd"/>
+      <w:r>
+        <w:t>) en diferentes editores y entornos de desarrollo para todo el equipo.</w:t>
+      </w:r>
+    </w:p>
+    <w:p>
+      <w:pPr>
+        <w:pStyle w:val="NormalWeb"/>
+        <w:numPr>
+          <w:ilvl w:val="1"/>
+          <w:numId w:val="23"/>
+        </w:numPr>
+      </w:pPr>
+      <w:proofErr w:type="gramStart"/>
+      <w:r>
+        <w:rPr>
+          <w:rStyle w:val="CdigoHTML"/>
+          <w:b/>
+          <w:bCs/>
+        </w:rPr>
+        <w:t>.env</w:t>
+      </w:r>
+      <w:proofErr w:type="gramEnd"/>
+      <w:r>
+        <w:t>: Archivo local de variables de entorno privadas que configura parámetros operativos del sistema, tales como el nombre de la base de datos (</w:t>
+      </w:r>
+      <w:proofErr w:type="spellStart"/>
+      <w:r>
+        <w:rPr>
+          <w:rStyle w:val="CdigoHTML"/>
+        </w:rPr>
+        <w:t>gestor_activos.db</w:t>
+      </w:r>
+      <w:proofErr w:type="spellEnd"/>
+      <w:r>
+        <w:t>) y las credenciales iniciales del administrador por defecto para el primer arranque de la aplicación.</w:t>
+      </w:r>
+    </w:p>
+    <w:p>
+      <w:pPr>
+        <w:pStyle w:val="NormalWeb"/>
+        <w:numPr>
+          <w:ilvl w:val="1"/>
+          <w:numId w:val="23"/>
+        </w:numPr>
+      </w:pPr>
+      <w:proofErr w:type="gramStart"/>
+      <w:r>
+        <w:rPr>
+          <w:rStyle w:val="CdigoHTML"/>
+          <w:b/>
+          <w:bCs/>
+        </w:rPr>
+        <w:t>.</w:t>
+      </w:r>
+      <w:proofErr w:type="spellStart"/>
+      <w:r>
+        <w:rPr>
+          <w:rStyle w:val="CdigoHTML"/>
+          <w:b/>
+          <w:bCs/>
+        </w:rPr>
+        <w:t>env</w:t>
+      </w:r>
+      <w:proofErr w:type="gramEnd"/>
+      <w:r>
+        <w:rPr>
+          <w:rStyle w:val="CdigoHTML"/>
+          <w:b/>
+          <w:bCs/>
+        </w:rPr>
+        <w:t>.example</w:t>
+      </w:r>
+      <w:proofErr w:type="spellEnd"/>
+      <w:r>
+        <w:t xml:space="preserve">: Plantilla de referencia pública que muestra la estructura de las variables de entorno necesarias para configurar el proyecto, sirviendo de guía para que otros desarrolladores clonen y creen su propio archivo </w:t>
+      </w:r>
+    </w:p>
+    <w:p>
+      <w:pPr>
+        <w:pStyle w:val="NormalWeb"/>
+        <w:tabs>
+          <w:tab w:val="left" w:pos="2742"/>
+        </w:tabs>
+      </w:pPr>
+    </w:p>
+    <w:p>
+      <w:pPr>
+        <w:pStyle w:val="NormalWeb"/>
+        <w:tabs>
+          <w:tab w:val="left" w:pos="2742"/>
+        </w:tabs>
+      </w:pPr>
+    </w:p>
+    <w:p>
+      <w:pPr>
+        <w:pStyle w:val="NormalWeb"/>
+        <w:tabs>
+          <w:tab w:val="left" w:pos="2742"/>
+        </w:tabs>
+      </w:pPr>
+    </w:p>
+    <w:p>
+      <w:pPr>
+        <w:pStyle w:val="NormalWeb"/>
+        <w:tabs>
+          <w:tab w:val="left" w:pos="2742"/>
+        </w:tabs>
+      </w:pPr>
+    </w:p>
+    <w:p>
+      <w:pPr>
+        <w:pStyle w:val="NormalWeb"/>
+        <w:tabs>
+          <w:tab w:val="left" w:pos="2742"/>
+        </w:tabs>
+      </w:pPr>
+    </w:p>
+    <w:p>
+      <w:pPr>
+        <w:pStyle w:val="NormalWeb"/>
+        <w:tabs>
+          <w:tab w:val="left" w:pos="2742"/>
+        </w:tabs>
+      </w:pPr>
+    </w:p>
+    <w:p>
+      <w:pPr>
+        <w:pStyle w:val="NormalWeb"/>
+      </w:pPr>
+    </w:p>
+    <w:p>
+      <w:pPr>
+        <w:pStyle w:val="Ttulo3"/>
+      </w:pPr>
+      <w:bookmarkStart w:id="20" w:name="_Toc236181701"/>
+      <w:r>
+        <w:t>¿Qué hay que hacer para crear el instalador del sistema SIGAT?</w:t>
+      </w:r>
+      <w:bookmarkEnd w:id="20"/>
+    </w:p>
+    <w:p>
+      <w:pPr>
+        <w:jc w:val="center"/>
+      </w:pPr>
+      <w:r>
+        <w:drawing>
+          <wp:inline distT="0" distB="0" distL="0" distR="0" wp14:anchorId="22BC1112" wp14:editId="23E79A96">
+            <wp:extent cx="1609950" cy="543001"/>
+            <wp:effectExtent l="0" t="0" r="9525" b="9525"/>
+            <wp:docPr id="21" name="Imagen 21"/>
+            <wp:cNvGraphicFramePr>
+              <a:graphicFrameLocks xmlns:a="http://schemas.openxmlformats.org/drawingml/2006/main" noChangeAspect="1"/>
+            </wp:cNvGraphicFramePr>
+            <a:graphic xmlns:a="http://schemas.openxmlformats.org/drawingml/2006/main">
+              <a:graphicData uri="http://schemas.openxmlformats.org/drawingml/2006/picture">
+                <pic:pic xmlns:pic="http://schemas.openxmlformats.org/drawingml/2006/picture">
+                  <pic:nvPicPr>
+                    <pic:cNvPr id="1" name=""/>
+                    <pic:cNvPicPr/>
+                  </pic:nvPicPr>
+                  <pic:blipFill>
+                    <a:blip r:embed="rId22"/>
+                    <a:stretch>
+                      <a:fillRect/>
+                    </a:stretch>
+                  </pic:blipFill>
+                  <pic:spPr>
+                    <a:xfrm>
+                      <a:off x="0" y="0"/>
+                      <a:ext cx="1609950" cy="543001"/>
+                    </a:xfrm>
+                    <a:prstGeom prst="rect">
+                      <a:avLst/>
+                    </a:prstGeom>
+                  </pic:spPr>
+                </pic:pic>
+              </a:graphicData>
+            </a:graphic>
+          </wp:inline>
+        </w:drawing>
+      </w:r>
+      <w:r>
+        <w:drawing>
+          <wp:inline distT="0" distB="0" distL="0" distR="0" wp14:anchorId="666751D7" wp14:editId="24BB9DBE">
+            <wp:extent cx="3810532" cy="3134162"/>
+            <wp:effectExtent l="0" t="0" r="0" b="0"/>
+            <wp:docPr id="23" name="Imagen 23"/>
+            <wp:cNvGraphicFramePr>
+              <a:graphicFrameLocks xmlns:a="http://schemas.openxmlformats.org/drawingml/2006/main" noChangeAspect="1"/>
+            </wp:cNvGraphicFramePr>
+            <a:graphic xmlns:a="http://schemas.openxmlformats.org/drawingml/2006/main">
+              <a:graphicData uri="http://schemas.openxmlformats.org/drawingml/2006/picture">
+                <pic:pic xmlns:pic="http://schemas.openxmlformats.org/drawingml/2006/picture">
+                  <pic:nvPicPr>
+                    <pic:cNvPr id="1" name=""/>
+                    <pic:cNvPicPr/>
+                  </pic:nvPicPr>
+                  <pic:blipFill>
+                    <a:blip r:embed="rId23"/>
+                    <a:stretch>
+                      <a:fillRect/>
+                    </a:stretch>
+                  </pic:blipFill>
+                  <pic:spPr>
+                    <a:xfrm>
+                      <a:off x="0" y="0"/>
+                      <a:ext cx="3810532" cy="3134162"/>
+                    </a:xfrm>
+                    <a:prstGeom prst="rect">
+                      <a:avLst/>
+                    </a:prstGeom>
+                  </pic:spPr>
+                </pic:pic>
+              </a:graphicData>
+            </a:graphic>
+          </wp:inline>
+        </w:drawing>
+      </w:r>
+    </w:p>
+    <w:p>
+      <w:pPr>
+        <w:pStyle w:val="NormalWeb"/>
+      </w:pPr>
+      <w:r>
+        <w:t>Para empaquetar la aplicación y generar el instalador nativo de escritorio (como el archivo MSI o ejecutable para Windows), se deben seguir estos pasos técnicos utilizando la terminal:</w:t>
+      </w:r>
+    </w:p>
+    <w:p>
+      <w:pPr>
+        <w:pStyle w:val="NormalWeb"/>
+        <w:numPr>
+          <w:ilvl w:val="0"/>
+          <w:numId w:val="24"/>
+        </w:numPr>
+      </w:pPr>
+      <w:r>
+        <w:rPr>
+          <w:b/>
+          <w:bCs/>
+        </w:rPr>
+        <w:t>Configurar las credenciales de administrador:</w:t>
+      </w:r>
+      <w:r>
+        <w:t xml:space="preserve"> Asegúrate de definir las variables de usuario y contraseña administrador por defecto dentro del </w:t>
+      </w:r>
+      <w:proofErr w:type="gramStart"/>
+      <w:r>
+        <w:t xml:space="preserve">archivo </w:t>
+      </w:r>
+      <w:r>
+        <w:rPr>
+          <w:rStyle w:val="CdigoHTML"/>
+          <w:rFonts w:eastAsiaTheme="majorEastAsia"/>
+        </w:rPr>
+        <w:t>.env</w:t>
+      </w:r>
+      <w:proofErr w:type="gramEnd"/>
+      <w:r>
+        <w:t xml:space="preserve"> o mediante comandos de entorno si se requiere para el empaquetado inicial.</w:t>
+      </w:r>
+    </w:p>
+    <w:p>
+      <w:pPr>
+        <w:pStyle w:val="NormalWeb"/>
+        <w:numPr>
+          <w:ilvl w:val="0"/>
+          <w:numId w:val="24"/>
+        </w:numPr>
+      </w:pPr>
+      <w:r>
+        <w:rPr>
+          <w:b/>
+          <w:bCs/>
+        </w:rPr>
+        <w:t>Instalar las dependencias del proyecto:</w:t>
+      </w:r>
+      <w:r>
+        <w:t xml:space="preserve"> Ejecuta el comando de gestión de paquetes para descargar todas las librerías necesarias del frontend y herramientas de compilación:</w:t>
+      </w:r>
+    </w:p>
+    <w:p>
+      <w:pPr>
+        <w:pStyle w:val="Prrafodelista"/>
+        <w:tabs>
+          <w:tab w:val="left" w:pos="916"/>
+          <w:tab w:val="left" w:pos="1832"/>
+          <w:tab w:val="left" w:pos="2748"/>
+          <w:tab w:val="left" w:pos="3664"/>
+          <w:tab w:val="left" w:pos="4580"/>
+          <w:tab w:val="left" w:pos="5496"/>
+          <w:tab w:val="left" w:pos="6412"/>
+          <w:tab w:val="left" w:pos="7328"/>
+          <w:tab w:val="left" w:pos="8244"/>
+          <w:tab w:val="left" w:pos="9160"/>
+          <w:tab w:val="left" w:pos="10076"/>
+          <w:tab w:val="left" w:pos="10992"/>
+          <w:tab w:val="left" w:pos="11908"/>
+          <w:tab w:val="left" w:pos="12824"/>
+          <w:tab w:val="left" w:pos="13740"/>
+          <w:tab w:val="left" w:pos="14656"/>
+        </w:tabs>
+        <w:spacing w:before="0" w:line="240" w:lineRule="auto"/>
+        <w:ind w:firstLine="0"/>
+        <w:rPr>
+          <w:rFonts w:ascii="Courier New" w:eastAsia="Times New Roman" w:hAnsi="Courier New" w:cs="Courier New"/>
+          <w:b/>
+          <w:bCs/>
+          <w:sz w:val="32"/>
+          <w:szCs w:val="32"/>
+          <w:lang w:val="es-CO" w:eastAsia="es-CO"/>
+        </w:rPr>
+      </w:pPr>
+      <w:r>
+        <w:rPr>
+          <w:rFonts w:ascii="Courier New" w:eastAsia="Times New Roman" w:hAnsi="Courier New" w:cs="Courier New"/>
+          <w:b/>
+          <w:bCs/>
+          <w:sz w:val="32"/>
+          <w:szCs w:val="32"/>
+          <w:lang w:val="es-CO" w:eastAsia="es-CO"/>
+        </w:rPr>
+        <w:t xml:space="preserve">npm run tauri </w:t>
+      </w:r>
+      <w:proofErr w:type="spellStart"/>
+      <w:r>
+        <w:rPr>
+          <w:rFonts w:ascii="Courier New" w:eastAsia="Times New Roman" w:hAnsi="Courier New" w:cs="Courier New"/>
+          <w:b/>
+          <w:bCs/>
+          <w:sz w:val="32"/>
+          <w:szCs w:val="32"/>
+          <w:lang w:val="es-CO" w:eastAsia="es-CO"/>
+        </w:rPr>
+        <w:t>build</w:t>
+      </w:r>
+      <w:proofErr w:type="spellEnd"/>
+    </w:p>
+    <w:p>
+      <w:pPr>
+        <w:spacing w:before="100" w:beforeAutospacing="1" w:after="100" w:afterAutospacing="1" w:line="240" w:lineRule="auto"/>
+        <w:rPr>
+          <w:rFonts w:ascii="Courier New" w:eastAsia="Times New Roman" w:hAnsi="Courier New" w:cs="Courier New"/>
+          <w:b/>
+          <w:bCs/>
+          <w:sz w:val="20"/>
+          <w:szCs w:val="20"/>
+          <w:lang w:val="es-CO" w:eastAsia="es-CO"/>
+        </w:rPr>
+      </w:pPr>
+      <w:proofErr w:type="gramStart"/>
+      <w:r>
+        <w:rPr>
+          <w:rFonts w:ascii="Times New Roman" w:eastAsia="Times New Roman" w:hAnsi="Symbol" w:cs="Times New Roman"/>
+          <w:sz w:val="24"/>
+          <w:szCs w:val="24"/>
+          <w:lang w:val="es-CO" w:eastAsia="es-CO"/>
+        </w:rPr>
+        <w:t></w:t>
+      </w:r>
+      <w:r>
+        <w:rPr>
+          <w:rFonts w:ascii="Times New Roman" w:eastAsia="Times New Roman" w:hAnsi="Times New Roman" w:cs="Times New Roman"/>
+          <w:sz w:val="24"/>
+          <w:szCs w:val="24"/>
+          <w:lang w:val="es-CO" w:eastAsia="es-CO"/>
+        </w:rPr>
+        <w:t xml:space="preserve">  </w:t>
+      </w:r>
+      <w:r>
+        <w:rPr>
+          <w:rFonts w:ascii="Times New Roman" w:eastAsia="Times New Roman" w:hAnsi="Times New Roman" w:cs="Times New Roman"/>
+          <w:b/>
+          <w:bCs/>
+          <w:sz w:val="24"/>
+          <w:szCs w:val="24"/>
+          <w:lang w:val="es-CO" w:eastAsia="es-CO"/>
+        </w:rPr>
+        <w:t>Obtener</w:t>
+      </w:r>
+      <w:proofErr w:type="gramEnd"/>
+      <w:r>
+        <w:rPr>
+          <w:rFonts w:ascii="Times New Roman" w:eastAsia="Times New Roman" w:hAnsi="Times New Roman" w:cs="Times New Roman"/>
+          <w:b/>
+          <w:bCs/>
+          <w:sz w:val="24"/>
+          <w:szCs w:val="24"/>
+          <w:lang w:val="es-CO" w:eastAsia="es-CO"/>
+        </w:rPr>
+        <w:t xml:space="preserve"> el instalador generado:</w:t>
+      </w:r>
+      <w:r>
+        <w:rPr>
+          <w:rFonts w:ascii="Times New Roman" w:eastAsia="Times New Roman" w:hAnsi="Times New Roman" w:cs="Times New Roman"/>
+          <w:sz w:val="24"/>
+          <w:szCs w:val="24"/>
+          <w:lang w:val="es-CO" w:eastAsia="es-CO"/>
+        </w:rPr>
+        <w:t xml:space="preserve"> Una vez finalizado el proceso de compilación (que suele tomar entre 3 y 10 minutos según el hardware), el instalador nativo y el ejecutable final se encontrarán disponibles en la ruta de salida del backend dentro de la carpeta: </w:t>
+      </w:r>
+      <w:r>
+        <w:rPr>
+          <w:rFonts w:ascii="Courier New" w:eastAsia="Times New Roman" w:hAnsi="Courier New" w:cs="Courier New"/>
+          <w:b/>
+          <w:bCs/>
+          <w:sz w:val="20"/>
+          <w:szCs w:val="20"/>
+          <w:lang w:val="es-CO" w:eastAsia="es-CO"/>
+        </w:rPr>
+        <w:t>src-tauri/target/</w:t>
+      </w:r>
+      <w:proofErr w:type="spellStart"/>
+      <w:r>
+        <w:rPr>
+          <w:rFonts w:ascii="Courier New" w:eastAsia="Times New Roman" w:hAnsi="Courier New" w:cs="Courier New"/>
+          <w:b/>
+          <w:bCs/>
+          <w:sz w:val="20"/>
+          <w:szCs w:val="20"/>
+          <w:lang w:val="es-CO" w:eastAsia="es-CO"/>
+        </w:rPr>
+        <w:t>release</w:t>
+      </w:r>
+      <w:proofErr w:type="spellEnd"/>
+      <w:r>
+        <w:rPr>
+          <w:rFonts w:ascii="Courier New" w:eastAsia="Times New Roman" w:hAnsi="Courier New" w:cs="Courier New"/>
+          <w:b/>
+          <w:bCs/>
+          <w:sz w:val="20"/>
+          <w:szCs w:val="20"/>
+          <w:lang w:val="es-CO" w:eastAsia="es-CO"/>
+        </w:rPr>
+        <w:t>/</w:t>
+      </w:r>
+      <w:proofErr w:type="spellStart"/>
+      <w:r>
+        <w:rPr>
+          <w:rFonts w:ascii="Courier New" w:eastAsia="Times New Roman" w:hAnsi="Courier New" w:cs="Courier New"/>
+          <w:b/>
+          <w:bCs/>
+          <w:sz w:val="20"/>
+          <w:szCs w:val="20"/>
+          <w:lang w:val="es-CO" w:eastAsia="es-CO"/>
+        </w:rPr>
+        <w:t>bundle</w:t>
+      </w:r>
+      <w:proofErr w:type="spellEnd"/>
+      <w:r>
+        <w:rPr>
+          <w:rFonts w:ascii="Courier New" w:eastAsia="Times New Roman" w:hAnsi="Courier New" w:cs="Courier New"/>
+          <w:b/>
+          <w:bCs/>
+          <w:sz w:val="20"/>
+          <w:szCs w:val="20"/>
+          <w:lang w:val="es-CO" w:eastAsia="es-CO"/>
+        </w:rPr>
+        <w:t>/</w:t>
+      </w:r>
+      <w:proofErr w:type="spellStart"/>
+      <w:r>
+        <w:rPr>
+          <w:rFonts w:ascii="Courier New" w:eastAsia="Times New Roman" w:hAnsi="Courier New" w:cs="Courier New"/>
+          <w:b/>
+          <w:bCs/>
+          <w:sz w:val="20"/>
+          <w:szCs w:val="20"/>
+          <w:lang w:val="es-CO" w:eastAsia="es-CO"/>
+        </w:rPr>
+        <w:t>msi</w:t>
+      </w:r>
+      <w:proofErr w:type="spellEnd"/>
+      <w:r>
+        <w:rPr>
+          <w:rFonts w:ascii="Courier New" w:eastAsia="Times New Roman" w:hAnsi="Courier New" w:cs="Courier New"/>
+          <w:b/>
+          <w:bCs/>
+          <w:sz w:val="20"/>
+          <w:szCs w:val="20"/>
+          <w:lang w:val="es-CO" w:eastAsia="es-CO"/>
+        </w:rPr>
+        <w:t>/</w:t>
+      </w:r>
+    </w:p>
+    <w:p>
+      <w:pPr>
+        <w:spacing w:before="100" w:beforeAutospacing="1" w:after="100" w:afterAutospacing="1" w:line="240" w:lineRule="auto"/>
+        <w:rPr>
+          <w:rFonts w:ascii="Courier New" w:eastAsia="Times New Roman" w:hAnsi="Courier New" w:cs="Courier New"/>
+          <w:b/>
+          <w:bCs/>
+          <w:sz w:val="20"/>
+          <w:szCs w:val="20"/>
+          <w:lang w:val="es-CO" w:eastAsia="es-CO"/>
+        </w:rPr>
+      </w:pPr>
+    </w:p>
+    <w:p>
+      <w:pPr>
+        <w:spacing w:before="100" w:beforeAutospacing="1" w:after="100" w:afterAutospacing="1" w:line="240" w:lineRule="auto"/>
+        <w:ind w:left="0" w:firstLine="0"/>
+        <w:rPr>
+          <w:rFonts w:ascii="Courier New" w:eastAsia="Times New Roman" w:hAnsi="Courier New" w:cs="Courier New"/>
+          <w:b/>
+          <w:bCs/>
+          <w:sz w:val="20"/>
+          <w:szCs w:val="20"/>
+          <w:lang w:val="es-CO" w:eastAsia="es-CO"/>
+        </w:rPr>
+      </w:pPr>
+    </w:p>
+    <w:p>
+      <w:pPr>
+        <w:pStyle w:val="Ttulo3"/>
+      </w:pPr>
+    </w:p>
+    <w:p>
+      <w:pPr>
+        <w:pStyle w:val="Ttulo3"/>
+      </w:pPr>
+      <w:bookmarkStart w:id="21" w:name="_Toc236181702"/>
+      <w:r>
+        <w:t>Conclusión y Cierre del Manual de Desarrollo</w:t>
+      </w:r>
+      <w:bookmarkEnd w:id="21"/>
+    </w:p>
+    <w:p>
+      <w:pPr>
+        <w:pStyle w:val="NormalWeb"/>
+      </w:pPr>
+      <w:r>
+        <w:t xml:space="preserve">El presente </w:t>
+      </w:r>
+      <w:r>
+        <w:rPr>
+          <w:b/>
+          <w:bCs/>
+        </w:rPr>
+        <w:t>Manual de Desarrollo</w:t>
+      </w:r>
+      <w:r>
+        <w:t xml:space="preserve"> ha documentado de manera integral la arquitectura técnica, los componentes de programación, la estructura de directorios y los mecanismos de seguridad que conforman el software </w:t>
+      </w:r>
+      <w:r>
+        <w:rPr>
+          <w:b/>
+          <w:bCs/>
+        </w:rPr>
+        <w:t>SIGAT</w:t>
+      </w:r>
+      <w:r>
+        <w:t xml:space="preserve"> (Sistema Integral de Gestión y Auditoría de Activos Tecnológicos), desarrollado para la Escuela de Telecomunicaciones de Facatativá.</w:t>
+      </w:r>
+    </w:p>
+    <w:p>
+      <w:pPr>
+        <w:pStyle w:val="NormalWeb"/>
+      </w:pPr>
+      <w:r>
+        <w:t>A lo largo de este documento se detallaron los pilares fundamentales que garantizan el funcionamiento y la robustez de la plataforma:</w:t>
+      </w:r>
+    </w:p>
+    <w:p>
+      <w:pPr>
+        <w:pStyle w:val="NormalWeb"/>
+        <w:numPr>
+          <w:ilvl w:val="0"/>
+          <w:numId w:val="25"/>
+        </w:numPr>
+      </w:pPr>
+      <w:r>
+        <w:rPr>
+          <w:b/>
+          <w:bCs/>
+        </w:rPr>
+        <w:t>Arquitectura Desacoplada y Segura:</w:t>
+      </w:r>
+      <w:r>
+        <w:t xml:space="preserve"> La integración entre el frontend modular en </w:t>
+      </w:r>
+      <w:r>
+        <w:rPr>
+          <w:b/>
+          <w:bCs/>
+        </w:rPr>
+        <w:t>Angular 21</w:t>
+      </w:r>
+      <w:r>
+        <w:t xml:space="preserve"> y el backend seguro en </w:t>
+      </w:r>
+      <w:proofErr w:type="spellStart"/>
+      <w:r>
+        <w:rPr>
+          <w:b/>
+          <w:bCs/>
+        </w:rPr>
+        <w:t>Rust</w:t>
+      </w:r>
+      <w:proofErr w:type="spellEnd"/>
+      <w:r>
+        <w:rPr>
+          <w:b/>
+          <w:bCs/>
+        </w:rPr>
+        <w:t xml:space="preserve"> + Tauri 2</w:t>
+      </w:r>
+      <w:r>
+        <w:t>, asegurando una aplicación 100% de escritorio sin exposición de redes ni servidores web.</w:t>
+      </w:r>
+    </w:p>
+    <w:p>
+      <w:pPr>
+        <w:pStyle w:val="NormalWeb"/>
+        <w:numPr>
+          <w:ilvl w:val="0"/>
+          <w:numId w:val="25"/>
+        </w:numPr>
+      </w:pPr>
+      <w:r>
+        <w:rPr>
+          <w:b/>
+          <w:bCs/>
+        </w:rPr>
+        <w:t>Protección de Datos y Criptografía:</w:t>
+      </w:r>
+      <w:r>
+        <w:t xml:space="preserve"> La implementación de </w:t>
+      </w:r>
+      <w:r>
+        <w:rPr>
+          <w:b/>
+          <w:bCs/>
+        </w:rPr>
+        <w:t xml:space="preserve">SQLite con </w:t>
+      </w:r>
+      <w:proofErr w:type="spellStart"/>
+      <w:r>
+        <w:rPr>
+          <w:b/>
+          <w:bCs/>
+        </w:rPr>
+        <w:t>SQLCipher</w:t>
+      </w:r>
+      <w:proofErr w:type="spellEnd"/>
+      <w:r>
+        <w:rPr>
+          <w:b/>
+          <w:bCs/>
+        </w:rPr>
+        <w:t xml:space="preserve"> (AES-256)</w:t>
+      </w:r>
+      <w:r>
+        <w:t xml:space="preserve"> para el cifrado de datos en reposo y el algoritmo </w:t>
+      </w:r>
+      <w:r>
+        <w:rPr>
+          <w:b/>
+          <w:bCs/>
+        </w:rPr>
+        <w:t>Argon2id</w:t>
+      </w:r>
+      <w:r>
+        <w:t xml:space="preserve"> para el hash seguro de contraseñas.</w:t>
+      </w:r>
+    </w:p>
+    <w:p>
+      <w:pPr>
+        <w:pStyle w:val="NormalWeb"/>
+        <w:numPr>
+          <w:ilvl w:val="0"/>
+          <w:numId w:val="25"/>
+        </w:numPr>
+      </w:pPr>
+      <w:r>
+        <w:rPr>
+          <w:b/>
+          <w:bCs/>
+        </w:rPr>
+        <w:t>Trazabilidad y Control:</w:t>
+      </w:r>
+      <w:r>
+        <w:t xml:space="preserve"> El sistema de auditoría inmutable, la segmentación lógica por bases de datos y el control de acceso basado en roles (RBAC) para administradores y operadores.</w:t>
+      </w:r>
+    </w:p>
+    <w:p>
+      <w:pPr>
+        <w:pStyle w:val="NormalWeb"/>
+        <w:numPr>
+          <w:ilvl w:val="0"/>
+          <w:numId w:val="25"/>
+        </w:numPr>
+      </w:pPr>
+      <w:r>
+        <w:rPr>
+          <w:b/>
+          <w:bCs/>
+        </w:rPr>
+        <w:t>Aseguramiento de Calidad:</w:t>
+      </w:r>
+      <w:r>
+        <w:t xml:space="preserve"> Las suites de pruebas automatizadas tanto en el lado del cliente como del servidor, garantizando la estabilidad operativa ante despliegues en entornos productivos.</w:t>
+      </w:r>
+    </w:p>
+    <w:p>
+      <w:pPr>
+        <w:pStyle w:val="NormalWeb"/>
+      </w:pPr>
+      <w:r>
+        <w:t xml:space="preserve">Este manual sirve como referencia técnica oficial y guía de mantenimiento para desarrolladores, administradores y equipos de soporte tecnológico encargados de la evolución y continuidad operativa del sistema </w:t>
+      </w:r>
+      <w:r>
+        <w:rPr>
+          <w:b/>
+          <w:bCs/>
+        </w:rPr>
+        <w:t>SIGAT</w:t>
+      </w:r>
+      <w:r>
+        <w:t>.</w:t>
+      </w:r>
+    </w:p>
+    <w:p>
+      <w:pPr>
+        <w:pStyle w:val="NormalWeb"/>
+      </w:pPr>
+    </w:p>
+    <w:p>
+      <w:pPr>
+        <w:pStyle w:val="NormalWeb"/>
+      </w:pPr>
+      <w:r>
+        <w:t xml:space="preserve">Toda esta información detallada junto con el código fuente completo, la arquitectura y la estructura del software se encuentran almacenados y disponibles en el repositorio oficial de GitHub: </w:t>
+      </w:r>
+      <w:hyperlink r:id="rId24" w:tgtFrame="_blank" w:history="1">
+        <w:r>
+          <w:rPr>
+            <w:rStyle w:val="Hipervnculo"/>
+          </w:rPr>
+          <w:t>https://github.com/brayanmoralesimbachi-byte/proyecto-de-grado-sigat.git</w:t>
+        </w:r>
+      </w:hyperlink>
+      <w:r>
+        <w:t>.</w:t>
+      </w:r>
+    </w:p>
+    <w:p>
+      <w:pPr>
+        <w:spacing w:before="100" w:beforeAutospacing="1" w:after="100" w:afterAutospacing="1" w:line="240" w:lineRule="auto"/>
+        <w:rPr>
+          <w:rFonts w:ascii="Times New Roman" w:eastAsia="Times New Roman" w:hAnsi="Times New Roman" w:cs="Times New Roman"/>
+          <w:sz w:val="24"/>
+          <w:szCs w:val="24"/>
+          <w:lang w:val="es-CO" w:eastAsia="es-CO"/>
+        </w:rPr>
+      </w:pPr>
     </w:p>
     <w:p>
       <w:pPr>
         <w:pStyle w:val="PSI-Comentario"/>
-      </w:pPr>
-      <w:r>
-        <w:t>[</w:t>
-      </w:r>
-      <w:r>
-        <w:t>Enumerar cada un</w:t>
-      </w:r>
-      <w:r>
-        <w:t>o</w:t>
-      </w:r>
-      <w:r>
-        <w:t xml:space="preserve"> de </w:t>
-      </w:r>
-      <w:r>
-        <w:t>los</w:t>
-      </w:r>
-      <w:r>
-        <w:t xml:space="preserve"> </w:t>
-      </w:r>
-      <w:r>
-        <w:t>componentes de Interfaz</w:t>
-      </w:r>
-      <w:r>
-        <w:t>, explicando a que hace referencia su utilización. Agregar Imagen]</w:t>
-      </w:r>
-    </w:p>
-    <w:p>
-      <w:pPr>
-        <w:pStyle w:val="PSI-Comentario"/>
-      </w:pPr>
-    </w:p>
-    <w:p>
-      <w:pPr>
-        <w:pStyle w:val="PSI-Ttulo1"/>
-      </w:pPr>
-      <w:bookmarkStart w:id="9" w:name="_Toc257629218"/>
-      <w:r>
-        <w:lastRenderedPageBreak/>
-        <w:t>Uso del Sistema</w:t>
-      </w:r>
-      <w:bookmarkEnd w:id="9"/>
-    </w:p>
-    <w:p>
-      <w:pPr>
-        <w:pStyle w:val="PSI-Comentario"/>
-      </w:pPr>
-      <w:r>
-        <w:t xml:space="preserve"> </w:t>
-      </w:r>
-      <w:r>
-        <w:t xml:space="preserve">[Descripción </w:t>
-      </w:r>
-      <w:r>
-        <w:t>cada parte del sistema, que</w:t>
-      </w:r>
-      <w:r>
-        <w:t xml:space="preserve"> acciones </w:t>
-      </w:r>
-      <w:r>
-        <w:t>realiza</w:t>
-      </w:r>
-      <w:r>
-        <w:t>,</w:t>
-      </w:r>
-      <w:r>
-        <w:t xml:space="preserve"> </w:t>
-      </w:r>
-      <w:r>
-        <w:t>exponer</w:t>
-      </w:r>
-      <w:r>
-        <w:t xml:space="preserve"> sus pantallas, listar tipos de usuarios </w:t>
-      </w:r>
-      <w:r>
-        <w:t>con</w:t>
-      </w:r>
-      <w:r>
-        <w:t xml:space="preserve"> sus privilegios,</w:t>
-      </w:r>
-      <w:r>
-        <w:t xml:space="preserve"> etc.]</w:t>
-      </w:r>
-    </w:p>
-    <w:p>
-      <w:pPr>
-        <w:pStyle w:val="PSI-Ttulo1"/>
-      </w:pPr>
-    </w:p>
-    <w:p>
-      <w:pPr>
-        <w:pStyle w:val="PSI-Ttulo1"/>
-      </w:pPr>
-      <w:bookmarkStart w:id="10" w:name="_Toc257629219"/>
-      <w:r>
-        <w:t>Anexo</w:t>
-      </w:r>
-      <w:bookmarkEnd w:id="10"/>
-      <w:r>
-        <w:t xml:space="preserve"> </w:t>
-      </w:r>
-    </w:p>
-    <w:p>
-      <w:pPr>
-        <w:pStyle w:val="PSI-Ttulo2"/>
-      </w:pPr>
-      <w:bookmarkStart w:id="11" w:name="_Toc163827985"/>
-      <w:bookmarkStart w:id="12" w:name="_Toc257629220"/>
-      <w:r>
-        <w:t>Guía rápida de Botones</w:t>
-      </w:r>
-      <w:bookmarkEnd w:id="11"/>
-      <w:bookmarkEnd w:id="12"/>
-      <w:r>
-        <w:t xml:space="preserve"> </w:t>
-      </w:r>
-    </w:p>
-    <w:p>
-      <w:pPr>
-        <w:pStyle w:val="PSI-Comentario"/>
-      </w:pPr>
-      <w:r>
-        <w:t>[Listar los botones que posee el Software, explicando a que hace referencia cada uno de ellos]</w:t>
+        <w:rPr>
+          <w:lang w:val="es-CO"/>
+        </w:rPr>
+      </w:pPr>
+      <w:r>
+        <w:rPr>
+          <w:noProof/>
+        </w:rPr>
+        <w:pict w14:anchorId="5CE343F3">
+          <v:roundrect id="_x0000_s1057" style="position:absolute;margin-left:338.95pt;margin-top:584.35pt;width:171.3pt;height:152.5pt;z-index:251699200;visibility:visible;mso-wrap-style:square;mso-width-percent:0;mso-height-percent:0;mso-wrap-distance-left:9pt;mso-wrap-distance-top:0;mso-wrap-distance-right:9pt;mso-wrap-distance-bottom:0;mso-position-horizontal:absolute;mso-position-horizontal-relative:margin;mso-position-vertical:absolute;mso-position-vertical-relative:text;mso-width-percent:0;mso-height-percent:0;mso-width-relative:margin;mso-height-relative:margin;v-text-anchor:middle" arcsize="10923f" o:gfxdata="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" fillcolor="window" strokecolor="#e97132" strokeweight="3pt">
+            <v:stroke joinstyle="miter"/>
+            <v:textbox>
+              <w:txbxContent>
+                <w:p>
+                  <w:pPr>
+                    <w:pStyle w:val="PSI-Comentario"/>
+                    <w:rPr>
+                      <w:lang w:val="es-CO"/>
+                    </w:rPr>
+                  </w:pPr>
+                  <w:r>
+                    <w:t xml:space="preserve">En este apartado podrá ver de forma detallada y explicada todos los comandos paso a pasos estructuras módulos seguridad, pero para una mejor comprensión más visual ingrese al enlace </w:t>
+                  </w:r>
+                  <w:hyperlink r:id="rId25" w:history="1">
+                    <w:r>
+                      <w:rPr>
+                        <w:rStyle w:val="Hipervnculo"/>
+                        <w:lang w:val="es-CO"/>
+                      </w:rPr>
+                      <w:t>https://prior-coral-vzs8m2fjx5.edgeone.app</w:t>
+                    </w:r>
+                  </w:hyperlink>
+                </w:p>
+                <w:p>
+                  <w:pPr>
+                    <w:rPr>
+                      <w:rFonts w:ascii="Times New Roman" w:hAnsi="Times New Roman" w:cs="Times New Roman"/>
+                      <w:b/>
+                      <w:bCs/>
+                      <w:color w:val="000000"/>
+                      <w:lang w:val="es-CO"/>
+                    </w:rPr>
+                  </w:pPr>
+                </w:p>
+              </w:txbxContent>
+            </v:textbox>
+            <w10:wrap anchorx="margin"/>
+          </v:roundrect>
+        </w:pict>
+      </w:r>
+      <w:r>
+        <w:rPr>
+          <w:noProof/>
+        </w:rPr>
+        <w:pict w14:anchorId="05D342A3">
+          <v:roundrect id="_x0000_s1055" style="position:absolute;margin-left:338.95pt;margin-top:584.35pt;width:171.3pt;height:152.5pt;z-index:251697152;visibility:visible;mso-wrap-style:square;mso-width-percent:0;mso-height-percent:0;mso-wrap-distance-left:9pt;mso-wrap-distance-top:0;mso-wrap-distance-right:9pt;mso-wrap-distance-bottom:0;mso-position-horizontal:absolute;mso-position-horizontal-relative:margin;mso-position-vertical:absolute;mso-position-vertical-relative:text;mso-width-percent:0;mso-height-percent:0;mso-width-relative:margin;mso-height-relative:margin;v-text-anchor:middle" arcsize="10923f" o:gfxdata="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" fillcolor="white [3212]" strokecolor="#c0504d [3205]" strokeweight="3pt">
+            <v:textbox>
+              <w:txbxContent>
+                <w:p>
+                  <w:pPr>
+                    <w:pStyle w:val="PSI-Comentario"/>
+                    <w:rPr>
+                      <w:lang w:val="es-CO"/>
+                    </w:rPr>
+                  </w:pPr>
+                  <w:r>
+                    <w:t xml:space="preserve">En este apartado podrá ver de forma detallada y explicada todos los comandos paso a pasos estructuras módulos seguridad, pero para una mejor comprensión más visual ingrese al enlace </w:t>
+                  </w:r>
+                  <w:hyperlink r:id="rId26" w:history="1">
+                    <w:r>
+                      <w:rPr>
+                        <w:rStyle w:val="Hipervnculo"/>
+                        <w:lang w:val="es-CO"/>
+                      </w:rPr>
+                      <w:t>https://prior-coral-vzs8m2fjx5.edgeone.app</w:t>
+                    </w:r>
+                  </w:hyperlink>
+                </w:p>
+                <w:p>
+                  <w:pPr>
+                    <w:rPr>
+                      <w:rFonts w:ascii="Times New Roman" w:hAnsi="Times New Roman" w:cs="Times New Roman"/>
+                      <w:b/>
+                      <w:bCs/>
+                      <w:color w:val="000000" w:themeColor="text1"/>
+                      <w:lang w:val="es-CO"/>
+                    </w:rPr>
+                  </w:pPr>
+                </w:p>
+              </w:txbxContent>
+            </v:textbox>
+            <w10:wrap anchorx="margin"/>
+          </v:roundrect>
+        </w:pict>
+      </w:r>
+      <w:r>
+        <w:rPr>
+          <w:noProof/>
+        </w:rPr>
+        <w:pict w14:anchorId="02306CF6">
+          <v:roundrect id="Rectángulo: esquinas redondeadas 52" o:spid="_x0000_s1054" style="position:absolute;margin-left:338.95pt;margin-top:584.35pt;width:171.3pt;height:152.5pt;z-index:251695104;visibility:visible;mso-wrap-style:square;mso-width-percent:0;mso-height-percent:0;mso-wrap-distance-left:9pt;mso-wrap-distance-top:0;mso-wrap-distance-right:9pt;mso-wrap-distance-bottom:0;mso-position-horizontal:absolute;mso-position-horizontal-relative:margin;mso-position-vertical:absolute;mso-position-vertical-relative:text;mso-width-percent:0;mso-height-percent:0;mso-width-relative:margin;mso-height-relative:margin;v-text-anchor:middle" arcsize="10923f" o:gfxdata="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" fillcolor="white [3212]" strokecolor="#c0504d [3205]" strokeweight="3pt">
+            <v:textbox>
+              <w:txbxContent>
+                <w:p>
+                  <w:pPr>
+                    <w:pStyle w:val="PSI-Comentario"/>
+                    <w:rPr>
+                      <w:lang w:val="es-CO"/>
+                    </w:rPr>
+                  </w:pPr>
+                  <w:r>
+                    <w:t xml:space="preserve">En este apartado podrá ver de forma detallada y explicada todos los comandos paso a pasos estructuras módulos seguridad, pero para una mejor comprensión más visual ingrese al enlace </w:t>
+                  </w:r>
+                  <w:hyperlink r:id="rId27" w:history="1">
+                    <w:r>
+                      <w:rPr>
+                        <w:rStyle w:val="Hipervnculo"/>
+                        <w:lang w:val="es-CO"/>
+                      </w:rPr>
+                      <w:t>https://prior-coral-vzs8m2fjx5.edgeone.app</w:t>
+                    </w:r>
+                  </w:hyperlink>
+                </w:p>
+                <w:p>
+                  <w:pPr>
+                    <w:rPr>
+                      <w:rFonts w:ascii="Times New Roman" w:hAnsi="Times New Roman" w:cs="Times New Roman"/>
+                      <w:b/>
+                      <w:bCs/>
+                      <w:color w:val="000000" w:themeColor="text1"/>
+                      <w:lang w:val="es-CO"/>
+                    </w:rPr>
+                  </w:pPr>
+                </w:p>
+              </w:txbxContent>
+            </v:textbox>
+            <w10:wrap anchorx="margin"/>
+          </v:roundrect>
+        </w:pict>
       </w:r>
     </w:p>
     <w:sectPr>
-      <w:headerReference w:type="default" r:id="rId12"/>
-      <w:footerReference w:type="default" r:id="rId13"/>
+      <w:headerReference w:type="default" r:id="rId28"/>
+      <w:footerReference w:type="default" r:id="rId29"/>
       <w:pgSz w:w="11906" w:h="16838"/>
       <w:pgMar w:top="1535" w:right="1701" w:bottom="1417" w:left="1701" w:header="567" w:footer="572" w:gutter="0"/>
       <w:cols w:space="708"/>
@@ -1923,10 +6967,7 @@
       <w:sdtEndPr/>
       <w:sdtContent>
         <w:r>
-          <w:rPr>
-            <w:lang w:val="es-AR"/>
-          </w:rPr>
-          <w:t xml:space="preserve">Nombre del Grupo de Desarrollo o Asignatura   </w:t>
+          <w:t xml:space="preserve">Escuela de telecomunicaciones Facatativá </w:t>
         </w:r>
       </w:sdtContent>
     </w:sdt>
@@ -2088,7 +7129,7 @@
           <w:spacing w:before="0"/>
         </w:pPr>
         <w:r>
-          <w:t>brayan morales</w:t>
+          <w:t>Brayan Stiven Morales Imbachi</w:t>
         </w:r>
       </w:p>
     </w:sdtContent>
@@ -2176,18 +7217,18 @@
         <w:lang w:eastAsia="es-ES"/>
       </w:rPr>
       <w:drawing>
-        <wp:anchor distT="0" distB="0" distL="114300" distR="114300" simplePos="0" relativeHeight="251684864" behindDoc="0" locked="0" layoutInCell="1" allowOverlap="1" wp14:anchorId="7E65FFE5" wp14:editId="2A16E8C8">
+        <wp:anchor distT="0" distB="0" distL="114300" distR="114300" simplePos="0" relativeHeight="251646464" behindDoc="0" locked="0" layoutInCell="1" allowOverlap="1" wp14:anchorId="7E65FFE5" wp14:editId="2A28F97E">
           <wp:simplePos x="0" y="0"/>
           <wp:positionH relativeFrom="margin">
-            <wp:posOffset>5235575</wp:posOffset>
+            <wp:posOffset>5258435</wp:posOffset>
           </wp:positionH>
           <wp:positionV relativeFrom="margin">
-            <wp:posOffset>-857885</wp:posOffset>
+            <wp:posOffset>-855980</wp:posOffset>
           </wp:positionV>
-          <wp:extent cx="669290" cy="669290"/>
+          <wp:extent cx="617220" cy="669290"/>
           <wp:effectExtent l="0" t="0" r="0" b="0"/>
           <wp:wrapSquare wrapText="bothSides"/>
-          <wp:docPr id="6" name="0 Imagen" descr="psi-negro.png"/>
+          <wp:docPr id="6" name="0 Imagen"/>
           <wp:cNvGraphicFramePr>
             <a:graphicFrameLocks xmlns:a="http://schemas.openxmlformats.org/drawingml/2006/main" noChangeAspect="1"/>
           </wp:cNvGraphicFramePr>
@@ -2195,11 +7236,17 @@
             <a:graphicData uri="http://schemas.openxmlformats.org/drawingml/2006/picture">
               <pic:pic xmlns:pic="http://schemas.openxmlformats.org/drawingml/2006/picture">
                 <pic:nvPicPr>
-                  <pic:cNvPr id="0" name="psi-negro.png"/>
+                  <pic:cNvPr id="6" name="0 Imagen"/>
                   <pic:cNvPicPr/>
                 </pic:nvPicPr>
                 <pic:blipFill>
-                  <a:blip r:embed="rId1"/>
+                  <a:blip r:embed="rId1">
+                    <a:extLst>
+                      <a:ext uri="{28A0092B-C50C-407E-A947-70E740481C1C}">
+                        <a14:useLocalDpi xmlns:a14="http://schemas.microsoft.com/office/drawing/2010/main" val="0"/>
+                      </a:ext>
+                    </a:extLst>
+                  </a:blip>
                   <a:stretch>
                     <a:fillRect/>
                   </a:stretch>
@@ -2207,7 +7254,7 @@
                 <pic:spPr>
                   <a:xfrm>
                     <a:off x="0" y="0"/>
-                    <a:ext cx="669290" cy="669290"/>
+                    <a:ext cx="617220" cy="669290"/>
                   </a:xfrm>
                   <a:prstGeom prst="rect">
                     <a:avLst/>
@@ -2216,6 +7263,9 @@
               </pic:pic>
             </a:graphicData>
           </a:graphic>
+          <wp14:sizeRelH relativeFrom="margin">
+            <wp14:pctWidth>0</wp14:pctWidth>
+          </wp14:sizeRelH>
         </wp:anchor>
       </w:drawing>
     </w:r>
@@ -2227,7 +7277,7 @@
         <w:lang w:eastAsia="es-ES"/>
       </w:rPr>
       <w:drawing>
-        <wp:anchor distT="0" distB="0" distL="114300" distR="114300" simplePos="0" relativeHeight="251682816" behindDoc="0" locked="0" layoutInCell="1" allowOverlap="1" wp14:anchorId="4BED0C69" wp14:editId="6001E41F">
+        <wp:anchor distT="0" distB="0" distL="114300" distR="114300" simplePos="0" relativeHeight="251643392" behindDoc="0" locked="0" layoutInCell="1" allowOverlap="1" wp14:anchorId="4BED0C69" wp14:editId="715BDC87">
           <wp:simplePos x="0" y="0"/>
           <wp:positionH relativeFrom="margin">
             <wp:posOffset>-470535</wp:posOffset>
@@ -2333,7 +7383,7 @@
             <w:rFonts w:asciiTheme="majorHAnsi" w:eastAsiaTheme="majorEastAsia" w:hAnsiTheme="majorHAnsi" w:cstheme="majorBidi"/>
             <w:szCs w:val="36"/>
           </w:rPr>
-          <w:t>&lt;Nombre del Proyecto&gt;</w:t>
+          <w:t>SIGAT (SISTEMA INTEGRAL DE GESTIÓN Y AUDITORÍA DE ACTIVOS TECNOLÓGICOS)</w:t>
         </w:r>
       </w:sdtContent>
     </w:sdt>
@@ -3096,6 +8146,566 @@
     </w:lvl>
   </w:abstractNum>
   <w:abstractNum w:abstractNumId="5" w15:restartNumberingAfterBreak="0">
+    <w:nsid w:val="0CC634F3"/>
+    <w:multiLevelType w:val="multilevel"/>
+    <w:tmpl w:val="09C4E750"/>
+    <w:lvl w:ilvl="0">
+      <w:start w:val="1"/>
+      <w:numFmt w:val="decimal"/>
+      <w:lvlText w:val="%1."/>
+      <w:lvlJc w:val="left"/>
+      <w:pPr>
+        <w:tabs>
+          <w:tab w:val="num" w:pos="720"/>
+        </w:tabs>
+        <w:ind w:left="720" w:hanging="360"/>
+      </w:pPr>
+    </w:lvl>
+    <w:lvl w:ilvl="1" w:tentative="1">
+      <w:start w:val="1"/>
+      <w:numFmt w:val="decimal"/>
+      <w:lvlText w:val="%2."/>
+      <w:lvlJc w:val="left"/>
+      <w:pPr>
+        <w:tabs>
+          <w:tab w:val="num" w:pos="1440"/>
+        </w:tabs>
+        <w:ind w:left="1440" w:hanging="360"/>
+      </w:pPr>
+    </w:lvl>
+    <w:lvl w:ilvl="2" w:tentative="1">
+      <w:start w:val="1"/>
+      <w:numFmt w:val="decimal"/>
+      <w:lvlText w:val="%3."/>
+      <w:lvlJc w:val="left"/>
+      <w:pPr>
+        <w:tabs>
+          <w:tab w:val="num" w:pos="2160"/>
+        </w:tabs>
+        <w:ind w:left="2160" w:hanging="360"/>
+      </w:pPr>
+    </w:lvl>
+    <w:lvl w:ilvl="3" w:tentative="1">
+      <w:start w:val="1"/>
+      <w:numFmt w:val="decimal"/>
+      <w:lvlText w:val="%4."/>
+      <w:lvlJc w:val="left"/>
+      <w:pPr>
+        <w:tabs>
+          <w:tab w:val="num" w:pos="2880"/>
+        </w:tabs>
+        <w:ind w:left="2880" w:hanging="360"/>
+      </w:pPr>
+    </w:lvl>
+    <w:lvl w:ilvl="4" w:tentative="1">
+      <w:start w:val="1"/>
+      <w:numFmt w:val="decimal"/>
+      <w:lvlText w:val="%5."/>
+      <w:lvlJc w:val="left"/>
+      <w:pPr>
+        <w:tabs>
+          <w:tab w:val="num" w:pos="3600"/>
+        </w:tabs>
+        <w:ind w:left="3600" w:hanging="360"/>
+      </w:pPr>
+    </w:lvl>
+    <w:lvl w:ilvl="5" w:tentative="1">
+      <w:start w:val="1"/>
+      <w:numFmt w:val="decimal"/>
+      <w:lvlText w:val="%6."/>
+      <w:lvlJc w:val="left"/>
+      <w:pPr>
+        <w:tabs>
+          <w:tab w:val="num" w:pos="4320"/>
+        </w:tabs>
+        <w:ind w:left="4320" w:hanging="360"/>
+      </w:pPr>
+    </w:lvl>
+    <w:lvl w:ilvl="6" w:tentative="1">
+      <w:start w:val="1"/>
+      <w:numFmt w:val="decimal"/>
+      <w:lvlText w:val="%7."/>
+      <w:lvlJc w:val="left"/>
+      <w:pPr>
+        <w:tabs>
+          <w:tab w:val="num" w:pos="5040"/>
+        </w:tabs>
+        <w:ind w:left="5040" w:hanging="360"/>
+      </w:pPr>
+    </w:lvl>
+    <w:lvl w:ilvl="7" w:tentative="1">
+      <w:start w:val="1"/>
+      <w:numFmt w:val="decimal"/>
+      <w:lvlText w:val="%8."/>
+      <w:lvlJc w:val="left"/>
+      <w:pPr>
+        <w:tabs>
+          <w:tab w:val="num" w:pos="5760"/>
+        </w:tabs>
+        <w:ind w:left="5760" w:hanging="360"/>
+      </w:pPr>
+    </w:lvl>
+    <w:lvl w:ilvl="8" w:tentative="1">
+      <w:start w:val="1"/>
+      <w:numFmt w:val="decimal"/>
+      <w:lvlText w:val="%9."/>
+      <w:lvlJc w:val="left"/>
+      <w:pPr>
+        <w:tabs>
+          <w:tab w:val="num" w:pos="6480"/>
+        </w:tabs>
+        <w:ind w:left="6480" w:hanging="360"/>
+      </w:pPr>
+    </w:lvl>
+  </w:abstractNum>
+  <w:abstractNum w:abstractNumId="6" w15:restartNumberingAfterBreak="0">
+    <w:nsid w:val="0E837BAE"/>
+    <w:multiLevelType w:val="multilevel"/>
+    <w:tmpl w:val="196E0422"/>
+    <w:lvl w:ilvl="0">
+      <w:start w:val="1"/>
+      <w:numFmt w:val="bullet"/>
+      <w:lvlText w:val=""/>
+      <w:lvlJc w:val="left"/>
+      <w:pPr>
+        <w:tabs>
+          <w:tab w:val="num" w:pos="720"/>
+        </w:tabs>
+        <w:ind w:left="720" w:hanging="360"/>
+      </w:pPr>
+      <w:rPr>
+        <w:rFonts w:ascii="Symbol" w:hAnsi="Symbol" w:hint="default"/>
+        <w:sz w:val="20"/>
+      </w:rPr>
+    </w:lvl>
+    <w:lvl w:ilvl="1">
+      <w:start w:val="1"/>
+      <w:numFmt w:val="bullet"/>
+      <w:lvlText w:val="o"/>
+      <w:lvlJc w:val="left"/>
+      <w:pPr>
+        <w:tabs>
+          <w:tab w:val="num" w:pos="1440"/>
+        </w:tabs>
+        <w:ind w:left="1440" w:hanging="360"/>
+      </w:pPr>
+      <w:rPr>
+        <w:rFonts w:ascii="Courier New" w:hAnsi="Courier New" w:hint="default"/>
+        <w:sz w:val="20"/>
+      </w:rPr>
+    </w:lvl>
+    <w:lvl w:ilvl="2" w:tentative="1">
+      <w:start w:val="1"/>
+      <w:numFmt w:val="bullet"/>
+      <w:lvlText w:val=""/>
+      <w:lvlJc w:val="left"/>
+      <w:pPr>
+        <w:tabs>
+          <w:tab w:val="num" w:pos="2160"/>
+        </w:tabs>
+        <w:ind w:left="2160" w:hanging="360"/>
+      </w:pPr>
+      <w:rPr>
+        <w:rFonts w:ascii="Wingdings" w:hAnsi="Wingdings" w:hint="default"/>
+        <w:sz w:val="20"/>
+      </w:rPr>
+    </w:lvl>
+    <w:lvl w:ilvl="3" w:tentative="1">
+      <w:start w:val="1"/>
+      <w:numFmt w:val="bullet"/>
+      <w:lvlText w:val=""/>
+      <w:lvlJc w:val="left"/>
+      <w:pPr>
+        <w:tabs>
+          <w:tab w:val="num" w:pos="2880"/>
+        </w:tabs>
+        <w:ind w:left="2880" w:hanging="360"/>
+      </w:pPr>
+      <w:rPr>
+        <w:rFonts w:ascii="Wingdings" w:hAnsi="Wingdings" w:hint="default"/>
+        <w:sz w:val="20"/>
+      </w:rPr>
+    </w:lvl>
+    <w:lvl w:ilvl="4" w:tentative="1">
+      <w:start w:val="1"/>
+      <w:numFmt w:val="bullet"/>
+      <w:lvlText w:val=""/>
+      <w:lvlJc w:val="left"/>
+      <w:pPr>
+        <w:tabs>
+          <w:tab w:val="num" w:pos="3600"/>
+        </w:tabs>
+        <w:ind w:left="3600" w:hanging="360"/>
+      </w:pPr>
+      <w:rPr>
+        <w:rFonts w:ascii="Wingdings" w:hAnsi="Wingdings" w:hint="default"/>
+        <w:sz w:val="20"/>
+      </w:rPr>
+    </w:lvl>
+    <w:lvl w:ilvl="5" w:tentative="1">
+      <w:start w:val="1"/>
+      <w:numFmt w:val="bullet"/>
+      <w:lvlText w:val=""/>
+      <w:lvlJc w:val="left"/>
+      <w:pPr>
+        <w:tabs>
+          <w:tab w:val="num" w:pos="4320"/>
+        </w:tabs>
+        <w:ind w:left="4320" w:hanging="360"/>
+      </w:pPr>
+      <w:rPr>
+        <w:rFonts w:ascii="Wingdings" w:hAnsi="Wingdings" w:hint="default"/>
+        <w:sz w:val="20"/>
+      </w:rPr>
+    </w:lvl>
+    <w:lvl w:ilvl="6" w:tentative="1">
+      <w:start w:val="1"/>
+      <w:numFmt w:val="bullet"/>
+      <w:lvlText w:val=""/>
+      <w:lvlJc w:val="left"/>
+      <w:pPr>
+        <w:tabs>
+          <w:tab w:val="num" w:pos="5040"/>
+        </w:tabs>
+        <w:ind w:left="5040" w:hanging="360"/>
+      </w:pPr>
+      <w:rPr>
+        <w:rFonts w:ascii="Wingdings" w:hAnsi="Wingdings" w:hint="default"/>
+        <w:sz w:val="20"/>
+      </w:rPr>
+    </w:lvl>
+    <w:lvl w:ilvl="7" w:tentative="1">
+      <w:start w:val="1"/>
+      <w:numFmt w:val="bullet"/>
+      <w:lvlText w:val=""/>
+      <w:lvlJc w:val="left"/>
+      <w:pPr>
+        <w:tabs>
+          <w:tab w:val="num" w:pos="5760"/>
+        </w:tabs>
+        <w:ind w:left="5760" w:hanging="360"/>
+      </w:pPr>
+      <w:rPr>
+        <w:rFonts w:ascii="Wingdings" w:hAnsi="Wingdings" w:hint="default"/>
+        <w:sz w:val="20"/>
+      </w:rPr>
+    </w:lvl>
+    <w:lvl w:ilvl="8" w:tentative="1">
+      <w:start w:val="1"/>
+      <w:numFmt w:val="bullet"/>
+      <w:lvlText w:val=""/>
+      <w:lvlJc w:val="left"/>
+      <w:pPr>
+        <w:tabs>
+          <w:tab w:val="num" w:pos="6480"/>
+        </w:tabs>
+        <w:ind w:left="6480" w:hanging="360"/>
+      </w:pPr>
+      <w:rPr>
+        <w:rFonts w:ascii="Wingdings" w:hAnsi="Wingdings" w:hint="default"/>
+        <w:sz w:val="20"/>
+      </w:rPr>
+    </w:lvl>
+  </w:abstractNum>
+  <w:abstractNum w:abstractNumId="7" w15:restartNumberingAfterBreak="0">
+    <w:nsid w:val="0ECA1C1C"/>
+    <w:multiLevelType w:val="multilevel"/>
+    <w:tmpl w:val="3314F0D6"/>
+    <w:lvl w:ilvl="0">
+      <w:start w:val="1"/>
+      <w:numFmt w:val="bullet"/>
+      <w:lvlText w:val=""/>
+      <w:lvlJc w:val="left"/>
+      <w:pPr>
+        <w:tabs>
+          <w:tab w:val="num" w:pos="720"/>
+        </w:tabs>
+        <w:ind w:left="720" w:hanging="360"/>
+      </w:pPr>
+      <w:rPr>
+        <w:rFonts w:ascii="Symbol" w:hAnsi="Symbol" w:hint="default"/>
+        <w:sz w:val="20"/>
+      </w:rPr>
+    </w:lvl>
+    <w:lvl w:ilvl="1">
+      <w:start w:val="1"/>
+      <w:numFmt w:val="bullet"/>
+      <w:lvlText w:val="o"/>
+      <w:lvlJc w:val="left"/>
+      <w:pPr>
+        <w:tabs>
+          <w:tab w:val="num" w:pos="1440"/>
+        </w:tabs>
+        <w:ind w:left="1440" w:hanging="360"/>
+      </w:pPr>
+      <w:rPr>
+        <w:rFonts w:ascii="Courier New" w:hAnsi="Courier New" w:hint="default"/>
+        <w:sz w:val="20"/>
+      </w:rPr>
+    </w:lvl>
+    <w:lvl w:ilvl="2" w:tentative="1">
+      <w:start w:val="1"/>
+      <w:numFmt w:val="bullet"/>
+      <w:lvlText w:val=""/>
+      <w:lvlJc w:val="left"/>
+      <w:pPr>
+        <w:tabs>
+          <w:tab w:val="num" w:pos="2160"/>
+        </w:tabs>
+        <w:ind w:left="2160" w:hanging="360"/>
+      </w:pPr>
+      <w:rPr>
+        <w:rFonts w:ascii="Wingdings" w:hAnsi="Wingdings" w:hint="default"/>
+        <w:sz w:val="20"/>
+      </w:rPr>
+    </w:lvl>
+    <w:lvl w:ilvl="3" w:tentative="1">
+      <w:start w:val="1"/>
+      <w:numFmt w:val="bullet"/>
+      <w:lvlText w:val=""/>
+      <w:lvlJc w:val="left"/>
+      <w:pPr>
+        <w:tabs>
+          <w:tab w:val="num" w:pos="2880"/>
+        </w:tabs>
+        <w:ind w:left="2880" w:hanging="360"/>
+      </w:pPr>
+      <w:rPr>
+        <w:rFonts w:ascii="Wingdings" w:hAnsi="Wingdings" w:hint="default"/>
+        <w:sz w:val="20"/>
+      </w:rPr>
+    </w:lvl>
+    <w:lvl w:ilvl="4" w:tentative="1">
+      <w:start w:val="1"/>
+      <w:numFmt w:val="bullet"/>
+      <w:lvlText w:val=""/>
+      <w:lvlJc w:val="left"/>
+      <w:pPr>
+        <w:tabs>
+          <w:tab w:val="num" w:pos="3600"/>
+        </w:tabs>
+        <w:ind w:left="3600" w:hanging="360"/>
+      </w:pPr>
+      <w:rPr>
+        <w:rFonts w:ascii="Wingdings" w:hAnsi="Wingdings" w:hint="default"/>
+        <w:sz w:val="20"/>
+      </w:rPr>
+    </w:lvl>
+    <w:lvl w:ilvl="5" w:tentative="1">
+      <w:start w:val="1"/>
+      <w:numFmt w:val="bullet"/>
+      <w:lvlText w:val=""/>
+      <w:lvlJc w:val="left"/>
+      <w:pPr>
+        <w:tabs>
+          <w:tab w:val="num" w:pos="4320"/>
+        </w:tabs>
+        <w:ind w:left="4320" w:hanging="360"/>
+      </w:pPr>
+      <w:rPr>
+        <w:rFonts w:ascii="Wingdings" w:hAnsi="Wingdings" w:hint="default"/>
+        <w:sz w:val="20"/>
+      </w:rPr>
+    </w:lvl>
+    <w:lvl w:ilvl="6" w:tentative="1">
+      <w:start w:val="1"/>
+      <w:numFmt w:val="bullet"/>
+      <w:lvlText w:val=""/>
+      <w:lvlJc w:val="left"/>
+      <w:pPr>
+        <w:tabs>
+          <w:tab w:val="num" w:pos="5040"/>
+        </w:tabs>
+        <w:ind w:left="5040" w:hanging="360"/>
+      </w:pPr>
+      <w:rPr>
+        <w:rFonts w:ascii="Wingdings" w:hAnsi="Wingdings" w:hint="default"/>
+        <w:sz w:val="20"/>
+      </w:rPr>
+    </w:lvl>
+    <w:lvl w:ilvl="7" w:tentative="1">
+      <w:start w:val="1"/>
+      <w:numFmt w:val="bullet"/>
+      <w:lvlText w:val=""/>
+      <w:lvlJc w:val="left"/>
+      <w:pPr>
+        <w:tabs>
+          <w:tab w:val="num" w:pos="5760"/>
+        </w:tabs>
+        <w:ind w:left="5760" w:hanging="360"/>
+      </w:pPr>
+      <w:rPr>
+        <w:rFonts w:ascii="Wingdings" w:hAnsi="Wingdings" w:hint="default"/>
+        <w:sz w:val="20"/>
+      </w:rPr>
+    </w:lvl>
+    <w:lvl w:ilvl="8" w:tentative="1">
+      <w:start w:val="1"/>
+      <w:numFmt w:val="bullet"/>
+      <w:lvlText w:val=""/>
+      <w:lvlJc w:val="left"/>
+      <w:pPr>
+        <w:tabs>
+          <w:tab w:val="num" w:pos="6480"/>
+        </w:tabs>
+        <w:ind w:left="6480" w:hanging="360"/>
+      </w:pPr>
+      <w:rPr>
+        <w:rFonts w:ascii="Wingdings" w:hAnsi="Wingdings" w:hint="default"/>
+        <w:sz w:val="20"/>
+      </w:rPr>
+    </w:lvl>
+  </w:abstractNum>
+  <w:abstractNum w:abstractNumId="8" w15:restartNumberingAfterBreak="0">
+    <w:nsid w:val="0FD217C0"/>
+    <w:multiLevelType w:val="multilevel"/>
+    <w:tmpl w:val="AEE28270"/>
+    <w:lvl w:ilvl="0">
+      <w:start w:val="1"/>
+      <w:numFmt w:val="bullet"/>
+      <w:lvlText w:val=""/>
+      <w:lvlJc w:val="left"/>
+      <w:pPr>
+        <w:tabs>
+          <w:tab w:val="num" w:pos="720"/>
+        </w:tabs>
+        <w:ind w:left="720" w:hanging="360"/>
+      </w:pPr>
+      <w:rPr>
+        <w:rFonts w:ascii="Symbol" w:hAnsi="Symbol" w:hint="default"/>
+        <w:sz w:val="20"/>
+      </w:rPr>
+    </w:lvl>
+    <w:lvl w:ilvl="1">
+      <w:start w:val="1"/>
+      <w:numFmt w:val="bullet"/>
+      <w:lvlText w:val="o"/>
+      <w:lvlJc w:val="left"/>
+      <w:pPr>
+        <w:tabs>
+          <w:tab w:val="num" w:pos="1440"/>
+        </w:tabs>
+        <w:ind w:left="1440" w:hanging="360"/>
+      </w:pPr>
+      <w:rPr>
+        <w:rFonts w:ascii="Courier New" w:hAnsi="Courier New" w:hint="default"/>
+        <w:sz w:val="20"/>
+      </w:rPr>
+    </w:lvl>
+    <w:lvl w:ilvl="2" w:tentative="1">
+      <w:start w:val="1"/>
+      <w:numFmt w:val="bullet"/>
+      <w:lvlText w:val=""/>
+      <w:lvlJc w:val="left"/>
+      <w:pPr>
+        <w:tabs>
+          <w:tab w:val="num" w:pos="2160"/>
+        </w:tabs>
+        <w:ind w:left="2160" w:hanging="360"/>
+      </w:pPr>
+      <w:rPr>
+        <w:rFonts w:ascii="Wingdings" w:hAnsi="Wingdings" w:hint="default"/>
+        <w:sz w:val="20"/>
+      </w:rPr>
+    </w:lvl>
+    <w:lvl w:ilvl="3" w:tentative="1">
+      <w:start w:val="1"/>
+      <w:numFmt w:val="bullet"/>
+      <w:lvlText w:val=""/>
+      <w:lvlJc w:val="left"/>
+      <w:pPr>
+        <w:tabs>
+          <w:tab w:val="num" w:pos="2880"/>
+        </w:tabs>
+        <w:ind w:left="2880" w:hanging="360"/>
+      </w:pPr>
+      <w:rPr>
+        <w:rFonts w:ascii="Wingdings" w:hAnsi="Wingdings" w:hint="default"/>
+        <w:sz w:val="20"/>
+      </w:rPr>
+    </w:lvl>
+    <w:lvl w:ilvl="4" w:tentative="1">
+      <w:start w:val="1"/>
+      <w:numFmt w:val="bullet"/>
+      <w:lvlText w:val=""/>
+      <w:lvlJc w:val="left"/>
+      <w:pPr>
+        <w:tabs>
+          <w:tab w:val="num" w:pos="3600"/>
+        </w:tabs>
+        <w:ind w:left="3600" w:hanging="360"/>
+      </w:pPr>
+      <w:rPr>
+        <w:rFonts w:ascii="Wingdings" w:hAnsi="Wingdings" w:hint="default"/>
+        <w:sz w:val="20"/>
+      </w:rPr>
+    </w:lvl>
+    <w:lvl w:ilvl="5" w:tentative="1">
+      <w:start w:val="1"/>
+      <w:numFmt w:val="bullet"/>
+      <w:lvlText w:val=""/>
+      <w:lvlJc w:val="left"/>
+      <w:pPr>
+        <w:tabs>
+          <w:tab w:val="num" w:pos="4320"/>
+        </w:tabs>
+        <w:ind w:left="4320" w:hanging="360"/>
+      </w:pPr>
+      <w:rPr>
+        <w:rFonts w:ascii="Wingdings" w:hAnsi="Wingdings" w:hint="default"/>
+        <w:sz w:val="20"/>
+      </w:rPr>
+    </w:lvl>
+    <w:lvl w:ilvl="6" w:tentative="1">
+      <w:start w:val="1"/>
+      <w:numFmt w:val="bullet"/>
+      <w:lvlText w:val=""/>
+      <w:lvlJc w:val="left"/>
+      <w:pPr>
+        <w:tabs>
+          <w:tab w:val="num" w:pos="5040"/>
+        </w:tabs>
+        <w:ind w:left="5040" w:hanging="360"/>
+      </w:pPr>
+      <w:rPr>
+        <w:rFonts w:ascii="Wingdings" w:hAnsi="Wingdings" w:hint="default"/>
+        <w:sz w:val="20"/>
+      </w:rPr>
+    </w:lvl>
+    <w:lvl w:ilvl="7" w:tentative="1">
+      <w:start w:val="1"/>
+      <w:numFmt w:val="bullet"/>
+      <w:lvlText w:val=""/>
+      <w:lvlJc w:val="left"/>
+      <w:pPr>
+        <w:tabs>
+          <w:tab w:val="num" w:pos="5760"/>
+        </w:tabs>
+        <w:ind w:left="5760" w:hanging="360"/>
+      </w:pPr>
+      <w:rPr>
+        <w:rFonts w:ascii="Wingdings" w:hAnsi="Wingdings" w:hint="default"/>
+        <w:sz w:val="20"/>
+      </w:rPr>
+    </w:lvl>
+    <w:lvl w:ilvl="8" w:tentative="1">
+      <w:start w:val="1"/>
+      <w:numFmt w:val="bullet"/>
+      <w:lvlText w:val=""/>
+      <w:lvlJc w:val="left"/>
+      <w:pPr>
+        <w:tabs>
+          <w:tab w:val="num" w:pos="6480"/>
+        </w:tabs>
+        <w:ind w:left="6480" w:hanging="360"/>
+      </w:pPr>
+      <w:rPr>
+        <w:rFonts w:ascii="Wingdings" w:hAnsi="Wingdings" w:hint="default"/>
+        <w:sz w:val="20"/>
+      </w:rPr>
+    </w:lvl>
+  </w:abstractNum>
+  <w:abstractNum w:abstractNumId="9" w15:restartNumberingAfterBreak="0">
     <w:nsid w:val="11EC450D"/>
     <w:multiLevelType w:val="hybridMultilevel"/>
     <w:tmpl w:val="8D1847A2"/>
@@ -3208,7 +8818,269 @@
       </w:rPr>
     </w:lvl>
   </w:abstractNum>
-  <w:abstractNum w:abstractNumId="6" w15:restartNumberingAfterBreak="0">
+  <w:abstractNum w:abstractNumId="10" w15:restartNumberingAfterBreak="0">
+    <w:nsid w:val="20231B2F"/>
+    <w:multiLevelType w:val="multilevel"/>
+    <w:tmpl w:val="FE20D98A"/>
+    <w:lvl w:ilvl="0">
+      <w:start w:val="1"/>
+      <w:numFmt w:val="bullet"/>
+      <w:lvlText w:val=""/>
+      <w:lvlJc w:val="left"/>
+      <w:pPr>
+        <w:tabs>
+          <w:tab w:val="num" w:pos="720"/>
+        </w:tabs>
+        <w:ind w:left="720" w:hanging="360"/>
+      </w:pPr>
+      <w:rPr>
+        <w:rFonts w:ascii="Symbol" w:hAnsi="Symbol" w:hint="default"/>
+        <w:sz w:val="20"/>
+      </w:rPr>
+    </w:lvl>
+    <w:lvl w:ilvl="1" w:tentative="1">
+      <w:start w:val="1"/>
+      <w:numFmt w:val="bullet"/>
+      <w:lvlText w:val="o"/>
+      <w:lvlJc w:val="left"/>
+      <w:pPr>
+        <w:tabs>
+          <w:tab w:val="num" w:pos="1440"/>
+        </w:tabs>
+        <w:ind w:left="1440" w:hanging="360"/>
+      </w:pPr>
+      <w:rPr>
+        <w:rFonts w:ascii="Courier New" w:hAnsi="Courier New" w:hint="default"/>
+        <w:sz w:val="20"/>
+      </w:rPr>
+    </w:lvl>
+    <w:lvl w:ilvl="2" w:tentative="1">
+      <w:start w:val="1"/>
+      <w:numFmt w:val="bullet"/>
+      <w:lvlText w:val=""/>
+      <w:lvlJc w:val="left"/>
+      <w:pPr>
+        <w:tabs>
+          <w:tab w:val="num" w:pos="2160"/>
+        </w:tabs>
+        <w:ind w:left="2160" w:hanging="360"/>
+      </w:pPr>
+      <w:rPr>
+        <w:rFonts w:ascii="Wingdings" w:hAnsi="Wingdings" w:hint="default"/>
+        <w:sz w:val="20"/>
+      </w:rPr>
+    </w:lvl>
+    <w:lvl w:ilvl="3" w:tentative="1">
+      <w:start w:val="1"/>
+      <w:numFmt w:val="bullet"/>
+      <w:lvlText w:val=""/>
+      <w:lvlJc w:val="left"/>
+      <w:pPr>
+        <w:tabs>
+          <w:tab w:val="num" w:pos="2880"/>
+        </w:tabs>
+        <w:ind w:left="2880" w:hanging="360"/>
+      </w:pPr>
+      <w:rPr>
+        <w:rFonts w:ascii="Wingdings" w:hAnsi="Wingdings" w:hint="default"/>
+        <w:sz w:val="20"/>
+      </w:rPr>
+    </w:lvl>
+    <w:lvl w:ilvl="4" w:tentative="1">
+      <w:start w:val="1"/>
+      <w:numFmt w:val="bullet"/>
+      <w:lvlText w:val=""/>
+      <w:lvlJc w:val="left"/>
+      <w:pPr>
+        <w:tabs>
+          <w:tab w:val="num" w:pos="3600"/>
+        </w:tabs>
+        <w:ind w:left="3600" w:hanging="360"/>
+      </w:pPr>
+      <w:rPr>
+        <w:rFonts w:ascii="Wingdings" w:hAnsi="Wingdings" w:hint="default"/>
+        <w:sz w:val="20"/>
+      </w:rPr>
+    </w:lvl>
+    <w:lvl w:ilvl="5" w:tentative="1">
+      <w:start w:val="1"/>
+      <w:numFmt w:val="bullet"/>
+      <w:lvlText w:val=""/>
+      <w:lvlJc w:val="left"/>
+      <w:pPr>
+        <w:tabs>
+          <w:tab w:val="num" w:pos="4320"/>
+        </w:tabs>
+        <w:ind w:left="4320" w:hanging="360"/>
+      </w:pPr>
+      <w:rPr>
+        <w:rFonts w:ascii="Wingdings" w:hAnsi="Wingdings" w:hint="default"/>
+        <w:sz w:val="20"/>
+      </w:rPr>
+    </w:lvl>
+    <w:lvl w:ilvl="6" w:tentative="1">
+      <w:start w:val="1"/>
+      <w:numFmt w:val="bullet"/>
+      <w:lvlText w:val=""/>
+      <w:lvlJc w:val="left"/>
+      <w:pPr>
+        <w:tabs>
+          <w:tab w:val="num" w:pos="5040"/>
+        </w:tabs>
+        <w:ind w:left="5040" w:hanging="360"/>
+      </w:pPr>
+      <w:rPr>
+        <w:rFonts w:ascii="Wingdings" w:hAnsi="Wingdings" w:hint="default"/>
+        <w:sz w:val="20"/>
+      </w:rPr>
+    </w:lvl>
+    <w:lvl w:ilvl="7" w:tentative="1">
+      <w:start w:val="1"/>
+      <w:numFmt w:val="bullet"/>
+      <w:lvlText w:val=""/>
+      <w:lvlJc w:val="left"/>
+      <w:pPr>
+        <w:tabs>
+          <w:tab w:val="num" w:pos="5760"/>
+        </w:tabs>
+        <w:ind w:left="5760" w:hanging="360"/>
+      </w:pPr>
+      <w:rPr>
+        <w:rFonts w:ascii="Wingdings" w:hAnsi="Wingdings" w:hint="default"/>
+        <w:sz w:val="20"/>
+      </w:rPr>
+    </w:lvl>
+    <w:lvl w:ilvl="8" w:tentative="1">
+      <w:start w:val="1"/>
+      <w:numFmt w:val="bullet"/>
+      <w:lvlText w:val=""/>
+      <w:lvlJc w:val="left"/>
+      <w:pPr>
+        <w:tabs>
+          <w:tab w:val="num" w:pos="6480"/>
+        </w:tabs>
+        <w:ind w:left="6480" w:hanging="360"/>
+      </w:pPr>
+      <w:rPr>
+        <w:rFonts w:ascii="Wingdings" w:hAnsi="Wingdings" w:hint="default"/>
+        <w:sz w:val="20"/>
+      </w:rPr>
+    </w:lvl>
+  </w:abstractNum>
+  <w:abstractNum w:abstractNumId="11" w15:restartNumberingAfterBreak="0">
+    <w:nsid w:val="20EE74B0"/>
+    <w:multiLevelType w:val="hybridMultilevel"/>
+    <w:tmpl w:val="B686C1B6"/>
+    <w:lvl w:ilvl="0" w:tplc="240A0003">
+      <w:start w:val="1"/>
+      <w:numFmt w:val="bullet"/>
+      <w:lvlText w:val="o"/>
+      <w:lvlJc w:val="left"/>
+      <w:pPr>
+        <w:ind w:left="720" w:hanging="360"/>
+      </w:pPr>
+      <w:rPr>
+        <w:rFonts w:ascii="Courier New" w:hAnsi="Courier New" w:cs="Courier New" w:hint="default"/>
+      </w:rPr>
+    </w:lvl>
+    <w:lvl w:ilvl="1" w:tplc="240A0003" w:tentative="1">
+      <w:start w:val="1"/>
+      <w:numFmt w:val="bullet"/>
+      <w:lvlText w:val="o"/>
+      <w:lvlJc w:val="left"/>
+      <w:pPr>
+        <w:ind w:left="1440" w:hanging="360"/>
+      </w:pPr>
+      <w:rPr>
+        <w:rFonts w:ascii="Courier New" w:hAnsi="Courier New" w:cs="Courier New" w:hint="default"/>
+      </w:rPr>
+    </w:lvl>
+    <w:lvl w:ilvl="2" w:tplc="240A0005" w:tentative="1">
+      <w:start w:val="1"/>
+      <w:numFmt w:val="bullet"/>
+      <w:lvlText w:val=""/>
+      <w:lvlJc w:val="left"/>
+      <w:pPr>
+        <w:ind w:left="2160" w:hanging="360"/>
+      </w:pPr>
+      <w:rPr>
+        <w:rFonts w:ascii="Wingdings" w:hAnsi="Wingdings" w:hint="default"/>
+      </w:rPr>
+    </w:lvl>
+    <w:lvl w:ilvl="3" w:tplc="240A0001" w:tentative="1">
+      <w:start w:val="1"/>
+      <w:numFmt w:val="bullet"/>
+      <w:lvlText w:val=""/>
+      <w:lvlJc w:val="left"/>
+      <w:pPr>
+        <w:ind w:left="2880" w:hanging="360"/>
+      </w:pPr>
+      <w:rPr>
+        <w:rFonts w:ascii="Symbol" w:hAnsi="Symbol" w:hint="default"/>
+      </w:rPr>
+    </w:lvl>
+    <w:lvl w:ilvl="4" w:tplc="240A0003" w:tentative="1">
+      <w:start w:val="1"/>
+      <w:numFmt w:val="bullet"/>
+      <w:lvlText w:val="o"/>
+      <w:lvlJc w:val="left"/>
+      <w:pPr>
+        <w:ind w:left="3600" w:hanging="360"/>
+      </w:pPr>
+      <w:rPr>
+        <w:rFonts w:ascii="Courier New" w:hAnsi="Courier New" w:cs="Courier New" w:hint="default"/>
+      </w:rPr>
+    </w:lvl>
+    <w:lvl w:ilvl="5" w:tplc="240A0005" w:tentative="1">
+      <w:start w:val="1"/>
+      <w:numFmt w:val="bullet"/>
+      <w:lvlText w:val=""/>
+      <w:lvlJc w:val="left"/>
+      <w:pPr>
+        <w:ind w:left="4320" w:hanging="360"/>
+      </w:pPr>
+      <w:rPr>
+        <w:rFonts w:ascii="Wingdings" w:hAnsi="Wingdings" w:hint="default"/>
+      </w:rPr>
+    </w:lvl>
+    <w:lvl w:ilvl="6" w:tplc="240A0001" w:tentative="1">
+      <w:start w:val="1"/>
+      <w:numFmt w:val="bullet"/>
+      <w:lvlText w:val=""/>
+      <w:lvlJc w:val="left"/>
+      <w:pPr>
+        <w:ind w:left="5040" w:hanging="360"/>
+      </w:pPr>
+      <w:rPr>
+        <w:rFonts w:ascii="Symbol" w:hAnsi="Symbol" w:hint="default"/>
+      </w:rPr>
+    </w:lvl>
+    <w:lvl w:ilvl="7" w:tplc="240A0003" w:tentative="1">
+      <w:start w:val="1"/>
+      <w:numFmt w:val="bullet"/>
+      <w:lvlText w:val="o"/>
+      <w:lvlJc w:val="left"/>
+      <w:pPr>
+        <w:ind w:left="5760" w:hanging="360"/>
+      </w:pPr>
+      <w:rPr>
+        <w:rFonts w:ascii="Courier New" w:hAnsi="Courier New" w:cs="Courier New" w:hint="default"/>
+      </w:rPr>
+    </w:lvl>
+    <w:lvl w:ilvl="8" w:tplc="240A0005" w:tentative="1">
+      <w:start w:val="1"/>
+      <w:numFmt w:val="bullet"/>
+      <w:lvlText w:val=""/>
+      <w:lvlJc w:val="left"/>
+      <w:pPr>
+        <w:ind w:left="6480" w:hanging="360"/>
+      </w:pPr>
+      <w:rPr>
+        <w:rFonts w:ascii="Wingdings" w:hAnsi="Wingdings" w:hint="default"/>
+      </w:rPr>
+    </w:lvl>
+  </w:abstractNum>
+  <w:abstractNum w:abstractNumId="12" w15:restartNumberingAfterBreak="0">
     <w:nsid w:val="255F5799"/>
     <w:multiLevelType w:val="hybridMultilevel"/>
     <w:tmpl w:val="B8F40458"/>
@@ -3294,7 +9166,305 @@
       </w:pPr>
     </w:lvl>
   </w:abstractNum>
-  <w:abstractNum w:abstractNumId="7" w15:restartNumberingAfterBreak="0">
+  <w:abstractNum w:abstractNumId="13" w15:restartNumberingAfterBreak="0">
+    <w:nsid w:val="3EAA37CA"/>
+    <w:multiLevelType w:val="multilevel"/>
+    <w:tmpl w:val="1794E75E"/>
+    <w:lvl w:ilvl="0">
+      <w:start w:val="1"/>
+      <w:numFmt w:val="bullet"/>
+      <w:lvlText w:val=""/>
+      <w:lvlJc w:val="left"/>
+      <w:pPr>
+        <w:tabs>
+          <w:tab w:val="num" w:pos="720"/>
+        </w:tabs>
+        <w:ind w:left="720" w:hanging="360"/>
+      </w:pPr>
+      <w:rPr>
+        <w:rFonts w:ascii="Symbol" w:hAnsi="Symbol" w:hint="default"/>
+        <w:sz w:val="20"/>
+      </w:rPr>
+    </w:lvl>
+    <w:lvl w:ilvl="1">
+      <w:start w:val="1"/>
+      <w:numFmt w:val="bullet"/>
+      <w:lvlText w:val="o"/>
+      <w:lvlJc w:val="left"/>
+      <w:pPr>
+        <w:tabs>
+          <w:tab w:val="num" w:pos="1440"/>
+        </w:tabs>
+        <w:ind w:left="1440" w:hanging="360"/>
+      </w:pPr>
+      <w:rPr>
+        <w:rFonts w:ascii="Courier New" w:hAnsi="Courier New" w:hint="default"/>
+        <w:sz w:val="20"/>
+      </w:rPr>
+    </w:lvl>
+    <w:lvl w:ilvl="2">
+      <w:start w:val="1"/>
+      <w:numFmt w:val="bullet"/>
+      <w:lvlText w:val=""/>
+      <w:lvlJc w:val="left"/>
+      <w:pPr>
+        <w:tabs>
+          <w:tab w:val="num" w:pos="2160"/>
+        </w:tabs>
+        <w:ind w:left="2160" w:hanging="360"/>
+      </w:pPr>
+      <w:rPr>
+        <w:rFonts w:ascii="Wingdings" w:hAnsi="Wingdings" w:hint="default"/>
+        <w:sz w:val="20"/>
+      </w:rPr>
+    </w:lvl>
+    <w:lvl w:ilvl="3" w:tentative="1">
+      <w:start w:val="1"/>
+      <w:numFmt w:val="bullet"/>
+      <w:lvlText w:val=""/>
+      <w:lvlJc w:val="left"/>
+      <w:pPr>
+        <w:tabs>
+          <w:tab w:val="num" w:pos="2880"/>
+        </w:tabs>
+        <w:ind w:left="2880" w:hanging="360"/>
+      </w:pPr>
+      <w:rPr>
+        <w:rFonts w:ascii="Wingdings" w:hAnsi="Wingdings" w:hint="default"/>
+        <w:sz w:val="20"/>
+      </w:rPr>
+    </w:lvl>
+    <w:lvl w:ilvl="4" w:tentative="1">
+      <w:start w:val="1"/>
+      <w:numFmt w:val="bullet"/>
+      <w:lvlText w:val=""/>
+      <w:lvlJc w:val="left"/>
+      <w:pPr>
+        <w:tabs>
+          <w:tab w:val="num" w:pos="3600"/>
+        </w:tabs>
+        <w:ind w:left="3600" w:hanging="360"/>
+      </w:pPr>
+      <w:rPr>
+        <w:rFonts w:ascii="Wingdings" w:hAnsi="Wingdings" w:hint="default"/>
+        <w:sz w:val="20"/>
+      </w:rPr>
+    </w:lvl>
+    <w:lvl w:ilvl="5" w:tentative="1">
+      <w:start w:val="1"/>
+      <w:numFmt w:val="bullet"/>
+      <w:lvlText w:val=""/>
+      <w:lvlJc w:val="left"/>
+      <w:pPr>
+        <w:tabs>
+          <w:tab w:val="num" w:pos="4320"/>
+        </w:tabs>
+        <w:ind w:left="4320" w:hanging="360"/>
+      </w:pPr>
+      <w:rPr>
+        <w:rFonts w:ascii="Wingdings" w:hAnsi="Wingdings" w:hint="default"/>
+        <w:sz w:val="20"/>
+      </w:rPr>
+    </w:lvl>
+    <w:lvl w:ilvl="6" w:tentative="1">
+      <w:start w:val="1"/>
+      <w:numFmt w:val="bullet"/>
+      <w:lvlText w:val=""/>
+      <w:lvlJc w:val="left"/>
+      <w:pPr>
+        <w:tabs>
+          <w:tab w:val="num" w:pos="5040"/>
+        </w:tabs>
+        <w:ind w:left="5040" w:hanging="360"/>
+      </w:pPr>
+      <w:rPr>
+        <w:rFonts w:ascii="Wingdings" w:hAnsi="Wingdings" w:hint="default"/>
+        <w:sz w:val="20"/>
+      </w:rPr>
+    </w:lvl>
+    <w:lvl w:ilvl="7" w:tentative="1">
+      <w:start w:val="1"/>
+      <w:numFmt w:val="bullet"/>
+      <w:lvlText w:val=""/>
+      <w:lvlJc w:val="left"/>
+      <w:pPr>
+        <w:tabs>
+          <w:tab w:val="num" w:pos="5760"/>
+        </w:tabs>
+        <w:ind w:left="5760" w:hanging="360"/>
+      </w:pPr>
+      <w:rPr>
+        <w:rFonts w:ascii="Wingdings" w:hAnsi="Wingdings" w:hint="default"/>
+        <w:sz w:val="20"/>
+      </w:rPr>
+    </w:lvl>
+    <w:lvl w:ilvl="8" w:tentative="1">
+      <w:start w:val="1"/>
+      <w:numFmt w:val="bullet"/>
+      <w:lvlText w:val=""/>
+      <w:lvlJc w:val="left"/>
+      <w:pPr>
+        <w:tabs>
+          <w:tab w:val="num" w:pos="6480"/>
+        </w:tabs>
+        <w:ind w:left="6480" w:hanging="360"/>
+      </w:pPr>
+      <w:rPr>
+        <w:rFonts w:ascii="Wingdings" w:hAnsi="Wingdings" w:hint="default"/>
+        <w:sz w:val="20"/>
+      </w:rPr>
+    </w:lvl>
+  </w:abstractNum>
+  <w:abstractNum w:abstractNumId="14" w15:restartNumberingAfterBreak="0">
+    <w:nsid w:val="430D7AAC"/>
+    <w:multiLevelType w:val="multilevel"/>
+    <w:tmpl w:val="D708FA1A"/>
+    <w:lvl w:ilvl="0">
+      <w:start w:val="1"/>
+      <w:numFmt w:val="bullet"/>
+      <w:lvlText w:val=""/>
+      <w:lvlJc w:val="left"/>
+      <w:pPr>
+        <w:tabs>
+          <w:tab w:val="num" w:pos="720"/>
+        </w:tabs>
+        <w:ind w:left="720" w:hanging="360"/>
+      </w:pPr>
+      <w:rPr>
+        <w:rFonts w:ascii="Symbol" w:hAnsi="Symbol" w:hint="default"/>
+        <w:sz w:val="20"/>
+      </w:rPr>
+    </w:lvl>
+    <w:lvl w:ilvl="1">
+      <w:start w:val="1"/>
+      <w:numFmt w:val="bullet"/>
+      <w:lvlText w:val="o"/>
+      <w:lvlJc w:val="left"/>
+      <w:pPr>
+        <w:tabs>
+          <w:tab w:val="num" w:pos="1440"/>
+        </w:tabs>
+        <w:ind w:left="1440" w:hanging="360"/>
+      </w:pPr>
+      <w:rPr>
+        <w:rFonts w:ascii="Courier New" w:hAnsi="Courier New" w:hint="default"/>
+        <w:sz w:val="20"/>
+      </w:rPr>
+    </w:lvl>
+    <w:lvl w:ilvl="2" w:tentative="1">
+      <w:start w:val="1"/>
+      <w:numFmt w:val="bullet"/>
+      <w:lvlText w:val=""/>
+      <w:lvlJc w:val="left"/>
+      <w:pPr>
+        <w:tabs>
+          <w:tab w:val="num" w:pos="2160"/>
+        </w:tabs>
+        <w:ind w:left="2160" w:hanging="360"/>
+      </w:pPr>
+      <w:rPr>
+        <w:rFonts w:ascii="Wingdings" w:hAnsi="Wingdings" w:hint="default"/>
+        <w:sz w:val="20"/>
+      </w:rPr>
+    </w:lvl>
+    <w:lvl w:ilvl="3" w:tentative="1">
+      <w:start w:val="1"/>
+      <w:numFmt w:val="bullet"/>
+      <w:lvlText w:val=""/>
+      <w:lvlJc w:val="left"/>
+      <w:pPr>
+        <w:tabs>
+          <w:tab w:val="num" w:pos="2880"/>
+        </w:tabs>
+        <w:ind w:left="2880" w:hanging="360"/>
+      </w:pPr>
+      <w:rPr>
+        <w:rFonts w:ascii="Wingdings" w:hAnsi="Wingdings" w:hint="default"/>
+        <w:sz w:val="20"/>
+      </w:rPr>
+    </w:lvl>
+    <w:lvl w:ilvl="4" w:tentative="1">
+      <w:start w:val="1"/>
+      <w:numFmt w:val="bullet"/>
+      <w:lvlText w:val=""/>
+      <w:lvlJc w:val="left"/>
+      <w:pPr>
+        <w:tabs>
+          <w:tab w:val="num" w:pos="3600"/>
+        </w:tabs>
+        <w:ind w:left="3600" w:hanging="360"/>
+      </w:pPr>
+      <w:rPr>
+        <w:rFonts w:ascii="Wingdings" w:hAnsi="Wingdings" w:hint="default"/>
+        <w:sz w:val="20"/>
+      </w:rPr>
+    </w:lvl>
+    <w:lvl w:ilvl="5" w:tentative="1">
+      <w:start w:val="1"/>
+      <w:numFmt w:val="bullet"/>
+      <w:lvlText w:val=""/>
+      <w:lvlJc w:val="left"/>
+      <w:pPr>
+        <w:tabs>
+          <w:tab w:val="num" w:pos="4320"/>
+        </w:tabs>
+        <w:ind w:left="4320" w:hanging="360"/>
+      </w:pPr>
+      <w:rPr>
+        <w:rFonts w:ascii="Wingdings" w:hAnsi="Wingdings" w:hint="default"/>
+        <w:sz w:val="20"/>
+      </w:rPr>
+    </w:lvl>
+    <w:lvl w:ilvl="6" w:tentative="1">
+      <w:start w:val="1"/>
+      <w:numFmt w:val="bullet"/>
+      <w:lvlText w:val=""/>
+      <w:lvlJc w:val="left"/>
+      <w:pPr>
+        <w:tabs>
+          <w:tab w:val="num" w:pos="5040"/>
+        </w:tabs>
+        <w:ind w:left="5040" w:hanging="360"/>
+      </w:pPr>
+      <w:rPr>
+        <w:rFonts w:ascii="Wingdings" w:hAnsi="Wingdings" w:hint="default"/>
+        <w:sz w:val="20"/>
+      </w:rPr>
+    </w:lvl>
+    <w:lvl w:ilvl="7" w:tentative="1">
+      <w:start w:val="1"/>
+      <w:numFmt w:val="bullet"/>
+      <w:lvlText w:val=""/>
+      <w:lvlJc w:val="left"/>
+      <w:pPr>
+        <w:tabs>
+          <w:tab w:val="num" w:pos="5760"/>
+        </w:tabs>
+        <w:ind w:left="5760" w:hanging="360"/>
+      </w:pPr>
+      <w:rPr>
+        <w:rFonts w:ascii="Wingdings" w:hAnsi="Wingdings" w:hint="default"/>
+        <w:sz w:val="20"/>
+      </w:rPr>
+    </w:lvl>
+    <w:lvl w:ilvl="8" w:tentative="1">
+      <w:start w:val="1"/>
+      <w:numFmt w:val="bullet"/>
+      <w:lvlText w:val=""/>
+      <w:lvlJc w:val="left"/>
+      <w:pPr>
+        <w:tabs>
+          <w:tab w:val="num" w:pos="6480"/>
+        </w:tabs>
+        <w:ind w:left="6480" w:hanging="360"/>
+      </w:pPr>
+      <w:rPr>
+        <w:rFonts w:ascii="Wingdings" w:hAnsi="Wingdings" w:hint="default"/>
+        <w:sz w:val="20"/>
+      </w:rPr>
+    </w:lvl>
+  </w:abstractNum>
+  <w:abstractNum w:abstractNumId="15" w15:restartNumberingAfterBreak="0">
     <w:nsid w:val="487036EC"/>
     <w:multiLevelType w:val="hybridMultilevel"/>
     <w:tmpl w:val="BDFE724A"/>
@@ -3380,7 +9550,305 @@
       </w:pPr>
     </w:lvl>
   </w:abstractNum>
-  <w:abstractNum w:abstractNumId="8" w15:restartNumberingAfterBreak="0">
+  <w:abstractNum w:abstractNumId="16" w15:restartNumberingAfterBreak="0">
+    <w:nsid w:val="4ED03685"/>
+    <w:multiLevelType w:val="multilevel"/>
+    <w:tmpl w:val="A8287070"/>
+    <w:lvl w:ilvl="0">
+      <w:start w:val="1"/>
+      <w:numFmt w:val="bullet"/>
+      <w:lvlText w:val=""/>
+      <w:lvlJc w:val="left"/>
+      <w:pPr>
+        <w:tabs>
+          <w:tab w:val="num" w:pos="720"/>
+        </w:tabs>
+        <w:ind w:left="720" w:hanging="360"/>
+      </w:pPr>
+      <w:rPr>
+        <w:rFonts w:ascii="Symbol" w:hAnsi="Symbol" w:hint="default"/>
+        <w:sz w:val="20"/>
+      </w:rPr>
+    </w:lvl>
+    <w:lvl w:ilvl="1" w:tentative="1">
+      <w:start w:val="1"/>
+      <w:numFmt w:val="bullet"/>
+      <w:lvlText w:val="o"/>
+      <w:lvlJc w:val="left"/>
+      <w:pPr>
+        <w:tabs>
+          <w:tab w:val="num" w:pos="1440"/>
+        </w:tabs>
+        <w:ind w:left="1440" w:hanging="360"/>
+      </w:pPr>
+      <w:rPr>
+        <w:rFonts w:ascii="Courier New" w:hAnsi="Courier New" w:hint="default"/>
+        <w:sz w:val="20"/>
+      </w:rPr>
+    </w:lvl>
+    <w:lvl w:ilvl="2" w:tentative="1">
+      <w:start w:val="1"/>
+      <w:numFmt w:val="bullet"/>
+      <w:lvlText w:val=""/>
+      <w:lvlJc w:val="left"/>
+      <w:pPr>
+        <w:tabs>
+          <w:tab w:val="num" w:pos="2160"/>
+        </w:tabs>
+        <w:ind w:left="2160" w:hanging="360"/>
+      </w:pPr>
+      <w:rPr>
+        <w:rFonts w:ascii="Wingdings" w:hAnsi="Wingdings" w:hint="default"/>
+        <w:sz w:val="20"/>
+      </w:rPr>
+    </w:lvl>
+    <w:lvl w:ilvl="3" w:tentative="1">
+      <w:start w:val="1"/>
+      <w:numFmt w:val="bullet"/>
+      <w:lvlText w:val=""/>
+      <w:lvlJc w:val="left"/>
+      <w:pPr>
+        <w:tabs>
+          <w:tab w:val="num" w:pos="2880"/>
+        </w:tabs>
+        <w:ind w:left="2880" w:hanging="360"/>
+      </w:pPr>
+      <w:rPr>
+        <w:rFonts w:ascii="Wingdings" w:hAnsi="Wingdings" w:hint="default"/>
+        <w:sz w:val="20"/>
+      </w:rPr>
+    </w:lvl>
+    <w:lvl w:ilvl="4" w:tentative="1">
+      <w:start w:val="1"/>
+      <w:numFmt w:val="bullet"/>
+      <w:lvlText w:val=""/>
+      <w:lvlJc w:val="left"/>
+      <w:pPr>
+        <w:tabs>
+          <w:tab w:val="num" w:pos="3600"/>
+        </w:tabs>
+        <w:ind w:left="3600" w:hanging="360"/>
+      </w:pPr>
+      <w:rPr>
+        <w:rFonts w:ascii="Wingdings" w:hAnsi="Wingdings" w:hint="default"/>
+        <w:sz w:val="20"/>
+      </w:rPr>
+    </w:lvl>
+    <w:lvl w:ilvl="5" w:tentative="1">
+      <w:start w:val="1"/>
+      <w:numFmt w:val="bullet"/>
+      <w:lvlText w:val=""/>
+      <w:lvlJc w:val="left"/>
+      <w:pPr>
+        <w:tabs>
+          <w:tab w:val="num" w:pos="4320"/>
+        </w:tabs>
+        <w:ind w:left="4320" w:hanging="360"/>
+      </w:pPr>
+      <w:rPr>
+        <w:rFonts w:ascii="Wingdings" w:hAnsi="Wingdings" w:hint="default"/>
+        <w:sz w:val="20"/>
+      </w:rPr>
+    </w:lvl>
+    <w:lvl w:ilvl="6" w:tentative="1">
+      <w:start w:val="1"/>
+      <w:numFmt w:val="bullet"/>
+      <w:lvlText w:val=""/>
+      <w:lvlJc w:val="left"/>
+      <w:pPr>
+        <w:tabs>
+          <w:tab w:val="num" w:pos="5040"/>
+        </w:tabs>
+        <w:ind w:left="5040" w:hanging="360"/>
+      </w:pPr>
+      <w:rPr>
+        <w:rFonts w:ascii="Wingdings" w:hAnsi="Wingdings" w:hint="default"/>
+        <w:sz w:val="20"/>
+      </w:rPr>
+    </w:lvl>
+    <w:lvl w:ilvl="7" w:tentative="1">
+      <w:start w:val="1"/>
+      <w:numFmt w:val="bullet"/>
+      <w:lvlText w:val=""/>
+      <w:lvlJc w:val="left"/>
+      <w:pPr>
+        <w:tabs>
+          <w:tab w:val="num" w:pos="5760"/>
+        </w:tabs>
+        <w:ind w:left="5760" w:hanging="360"/>
+      </w:pPr>
+      <w:rPr>
+        <w:rFonts w:ascii="Wingdings" w:hAnsi="Wingdings" w:hint="default"/>
+        <w:sz w:val="20"/>
+      </w:rPr>
+    </w:lvl>
+    <w:lvl w:ilvl="8" w:tentative="1">
+      <w:start w:val="1"/>
+      <w:numFmt w:val="bullet"/>
+      <w:lvlText w:val=""/>
+      <w:lvlJc w:val="left"/>
+      <w:pPr>
+        <w:tabs>
+          <w:tab w:val="num" w:pos="6480"/>
+        </w:tabs>
+        <w:ind w:left="6480" w:hanging="360"/>
+      </w:pPr>
+      <w:rPr>
+        <w:rFonts w:ascii="Wingdings" w:hAnsi="Wingdings" w:hint="default"/>
+        <w:sz w:val="20"/>
+      </w:rPr>
+    </w:lvl>
+  </w:abstractNum>
+  <w:abstractNum w:abstractNumId="17" w15:restartNumberingAfterBreak="0">
+    <w:nsid w:val="51A27FD7"/>
+    <w:multiLevelType w:val="multilevel"/>
+    <w:tmpl w:val="56CADBDE"/>
+    <w:lvl w:ilvl="0">
+      <w:start w:val="1"/>
+      <w:numFmt w:val="bullet"/>
+      <w:lvlText w:val=""/>
+      <w:lvlJc w:val="left"/>
+      <w:pPr>
+        <w:tabs>
+          <w:tab w:val="num" w:pos="720"/>
+        </w:tabs>
+        <w:ind w:left="720" w:hanging="360"/>
+      </w:pPr>
+      <w:rPr>
+        <w:rFonts w:ascii="Symbol" w:hAnsi="Symbol" w:hint="default"/>
+        <w:sz w:val="20"/>
+      </w:rPr>
+    </w:lvl>
+    <w:lvl w:ilvl="1">
+      <w:start w:val="1"/>
+      <w:numFmt w:val="bullet"/>
+      <w:lvlText w:val="o"/>
+      <w:lvlJc w:val="left"/>
+      <w:pPr>
+        <w:tabs>
+          <w:tab w:val="num" w:pos="1440"/>
+        </w:tabs>
+        <w:ind w:left="1440" w:hanging="360"/>
+      </w:pPr>
+      <w:rPr>
+        <w:rFonts w:ascii="Courier New" w:hAnsi="Courier New" w:hint="default"/>
+        <w:sz w:val="20"/>
+      </w:rPr>
+    </w:lvl>
+    <w:lvl w:ilvl="2">
+      <w:start w:val="1"/>
+      <w:numFmt w:val="bullet"/>
+      <w:lvlText w:val=""/>
+      <w:lvlJc w:val="left"/>
+      <w:pPr>
+        <w:tabs>
+          <w:tab w:val="num" w:pos="2160"/>
+        </w:tabs>
+        <w:ind w:left="2160" w:hanging="360"/>
+      </w:pPr>
+      <w:rPr>
+        <w:rFonts w:ascii="Wingdings" w:hAnsi="Wingdings" w:hint="default"/>
+        <w:sz w:val="20"/>
+      </w:rPr>
+    </w:lvl>
+    <w:lvl w:ilvl="3" w:tentative="1">
+      <w:start w:val="1"/>
+      <w:numFmt w:val="bullet"/>
+      <w:lvlText w:val=""/>
+      <w:lvlJc w:val="left"/>
+      <w:pPr>
+        <w:tabs>
+          <w:tab w:val="num" w:pos="2880"/>
+        </w:tabs>
+        <w:ind w:left="2880" w:hanging="360"/>
+      </w:pPr>
+      <w:rPr>
+        <w:rFonts w:ascii="Wingdings" w:hAnsi="Wingdings" w:hint="default"/>
+        <w:sz w:val="20"/>
+      </w:rPr>
+    </w:lvl>
+    <w:lvl w:ilvl="4" w:tentative="1">
+      <w:start w:val="1"/>
+      <w:numFmt w:val="bullet"/>
+      <w:lvlText w:val=""/>
+      <w:lvlJc w:val="left"/>
+      <w:pPr>
+        <w:tabs>
+          <w:tab w:val="num" w:pos="3600"/>
+        </w:tabs>
+        <w:ind w:left="3600" w:hanging="360"/>
+      </w:pPr>
+      <w:rPr>
+        <w:rFonts w:ascii="Wingdings" w:hAnsi="Wingdings" w:hint="default"/>
+        <w:sz w:val="20"/>
+      </w:rPr>
+    </w:lvl>
+    <w:lvl w:ilvl="5" w:tentative="1">
+      <w:start w:val="1"/>
+      <w:numFmt w:val="bullet"/>
+      <w:lvlText w:val=""/>
+      <w:lvlJc w:val="left"/>
+      <w:pPr>
+        <w:tabs>
+          <w:tab w:val="num" w:pos="4320"/>
+        </w:tabs>
+        <w:ind w:left="4320" w:hanging="360"/>
+      </w:pPr>
+      <w:rPr>
+        <w:rFonts w:ascii="Wingdings" w:hAnsi="Wingdings" w:hint="default"/>
+        <w:sz w:val="20"/>
+      </w:rPr>
+    </w:lvl>
+    <w:lvl w:ilvl="6" w:tentative="1">
+      <w:start w:val="1"/>
+      <w:numFmt w:val="bullet"/>
+      <w:lvlText w:val=""/>
+      <w:lvlJc w:val="left"/>
+      <w:pPr>
+        <w:tabs>
+          <w:tab w:val="num" w:pos="5040"/>
+        </w:tabs>
+        <w:ind w:left="5040" w:hanging="360"/>
+      </w:pPr>
+      <w:rPr>
+        <w:rFonts w:ascii="Wingdings" w:hAnsi="Wingdings" w:hint="default"/>
+        <w:sz w:val="20"/>
+      </w:rPr>
+    </w:lvl>
+    <w:lvl w:ilvl="7" w:tentative="1">
+      <w:start w:val="1"/>
+      <w:numFmt w:val="bullet"/>
+      <w:lvlText w:val=""/>
+      <w:lvlJc w:val="left"/>
+      <w:pPr>
+        <w:tabs>
+          <w:tab w:val="num" w:pos="5760"/>
+        </w:tabs>
+        <w:ind w:left="5760" w:hanging="360"/>
+      </w:pPr>
+      <w:rPr>
+        <w:rFonts w:ascii="Wingdings" w:hAnsi="Wingdings" w:hint="default"/>
+        <w:sz w:val="20"/>
+      </w:rPr>
+    </w:lvl>
+    <w:lvl w:ilvl="8" w:tentative="1">
+      <w:start w:val="1"/>
+      <w:numFmt w:val="bullet"/>
+      <w:lvlText w:val=""/>
+      <w:lvlJc w:val="left"/>
+      <w:pPr>
+        <w:tabs>
+          <w:tab w:val="num" w:pos="6480"/>
+        </w:tabs>
+        <w:ind w:left="6480" w:hanging="360"/>
+      </w:pPr>
+      <w:rPr>
+        <w:rFonts w:ascii="Wingdings" w:hAnsi="Wingdings" w:hint="default"/>
+        <w:sz w:val="20"/>
+      </w:rPr>
+    </w:lvl>
+  </w:abstractNum>
+  <w:abstractNum w:abstractNumId="18" w15:restartNumberingAfterBreak="0">
     <w:nsid w:val="52D90BB8"/>
     <w:multiLevelType w:val="hybridMultilevel"/>
     <w:tmpl w:val="1D2461DE"/>
@@ -3494,7 +9962,156 @@
       </w:rPr>
     </w:lvl>
   </w:abstractNum>
-  <w:abstractNum w:abstractNumId="9" w15:restartNumberingAfterBreak="0">
+  <w:abstractNum w:abstractNumId="19" w15:restartNumberingAfterBreak="0">
+    <w:nsid w:val="52F3767F"/>
+    <w:multiLevelType w:val="multilevel"/>
+    <w:tmpl w:val="74DA5A44"/>
+    <w:lvl w:ilvl="0">
+      <w:start w:val="1"/>
+      <w:numFmt w:val="bullet"/>
+      <w:lvlText w:val=""/>
+      <w:lvlJc w:val="left"/>
+      <w:pPr>
+        <w:tabs>
+          <w:tab w:val="num" w:pos="720"/>
+        </w:tabs>
+        <w:ind w:left="720" w:hanging="360"/>
+      </w:pPr>
+      <w:rPr>
+        <w:rFonts w:ascii="Symbol" w:hAnsi="Symbol" w:hint="default"/>
+        <w:sz w:val="20"/>
+      </w:rPr>
+    </w:lvl>
+    <w:lvl w:ilvl="1">
+      <w:start w:val="1"/>
+      <w:numFmt w:val="bullet"/>
+      <w:lvlText w:val="o"/>
+      <w:lvlJc w:val="left"/>
+      <w:pPr>
+        <w:tabs>
+          <w:tab w:val="num" w:pos="1440"/>
+        </w:tabs>
+        <w:ind w:left="1440" w:hanging="360"/>
+      </w:pPr>
+      <w:rPr>
+        <w:rFonts w:ascii="Courier New" w:hAnsi="Courier New" w:hint="default"/>
+        <w:sz w:val="20"/>
+      </w:rPr>
+    </w:lvl>
+    <w:lvl w:ilvl="2" w:tentative="1">
+      <w:start w:val="1"/>
+      <w:numFmt w:val="bullet"/>
+      <w:lvlText w:val=""/>
+      <w:lvlJc w:val="left"/>
+      <w:pPr>
+        <w:tabs>
+          <w:tab w:val="num" w:pos="2160"/>
+        </w:tabs>
+        <w:ind w:left="2160" w:hanging="360"/>
+      </w:pPr>
+      <w:rPr>
+        <w:rFonts w:ascii="Wingdings" w:hAnsi="Wingdings" w:hint="default"/>
+        <w:sz w:val="20"/>
+      </w:rPr>
+    </w:lvl>
+    <w:lvl w:ilvl="3" w:tentative="1">
+      <w:start w:val="1"/>
+      <w:numFmt w:val="bullet"/>
+      <w:lvlText w:val=""/>
+      <w:lvlJc w:val="left"/>
+      <w:pPr>
+        <w:tabs>
+          <w:tab w:val="num" w:pos="2880"/>
+        </w:tabs>
+        <w:ind w:left="2880" w:hanging="360"/>
+      </w:pPr>
+      <w:rPr>
+        <w:rFonts w:ascii="Wingdings" w:hAnsi="Wingdings" w:hint="default"/>
+        <w:sz w:val="20"/>
+      </w:rPr>
+    </w:lvl>
+    <w:lvl w:ilvl="4" w:tentative="1">
+      <w:start w:val="1"/>
+      <w:numFmt w:val="bullet"/>
+      <w:lvlText w:val=""/>
+      <w:lvlJc w:val="left"/>
+      <w:pPr>
+        <w:tabs>
+          <w:tab w:val="num" w:pos="3600"/>
+        </w:tabs>
+        <w:ind w:left="3600" w:hanging="360"/>
+      </w:pPr>
+      <w:rPr>
+        <w:rFonts w:ascii="Wingdings" w:hAnsi="Wingdings" w:hint="default"/>
+        <w:sz w:val="20"/>
+      </w:rPr>
+    </w:lvl>
+    <w:lvl w:ilvl="5" w:tentative="1">
+      <w:start w:val="1"/>
+      <w:numFmt w:val="bullet"/>
+      <w:lvlText w:val=""/>
+      <w:lvlJc w:val="left"/>
+      <w:pPr>
+        <w:tabs>
+          <w:tab w:val="num" w:pos="4320"/>
+        </w:tabs>
+        <w:ind w:left="4320" w:hanging="360"/>
+      </w:pPr>
+      <w:rPr>
+        <w:rFonts w:ascii="Wingdings" w:hAnsi="Wingdings" w:hint="default"/>
+        <w:sz w:val="20"/>
+      </w:rPr>
+    </w:lvl>
+    <w:lvl w:ilvl="6" w:tentative="1">
+      <w:start w:val="1"/>
+      <w:numFmt w:val="bullet"/>
+      <w:lvlText w:val=""/>
+      <w:lvlJc w:val="left"/>
+      <w:pPr>
+        <w:tabs>
+          <w:tab w:val="num" w:pos="5040"/>
+        </w:tabs>
+        <w:ind w:left="5040" w:hanging="360"/>
+      </w:pPr>
+      <w:rPr>
+        <w:rFonts w:ascii="Wingdings" w:hAnsi="Wingdings" w:hint="default"/>
+        <w:sz w:val="20"/>
+      </w:rPr>
+    </w:lvl>
+    <w:lvl w:ilvl="7" w:tentative="1">
+      <w:start w:val="1"/>
+      <w:numFmt w:val="bullet"/>
+      <w:lvlText w:val=""/>
+      <w:lvlJc w:val="left"/>
+      <w:pPr>
+        <w:tabs>
+          <w:tab w:val="num" w:pos="5760"/>
+        </w:tabs>
+        <w:ind w:left="5760" w:hanging="360"/>
+      </w:pPr>
+      <w:rPr>
+        <w:rFonts w:ascii="Wingdings" w:hAnsi="Wingdings" w:hint="default"/>
+        <w:sz w:val="20"/>
+      </w:rPr>
+    </w:lvl>
+    <w:lvl w:ilvl="8" w:tentative="1">
+      <w:start w:val="1"/>
+      <w:numFmt w:val="bullet"/>
+      <w:lvlText w:val=""/>
+      <w:lvlJc w:val="left"/>
+      <w:pPr>
+        <w:tabs>
+          <w:tab w:val="num" w:pos="6480"/>
+        </w:tabs>
+        <w:ind w:left="6480" w:hanging="360"/>
+      </w:pPr>
+      <w:rPr>
+        <w:rFonts w:ascii="Wingdings" w:hAnsi="Wingdings" w:hint="default"/>
+        <w:sz w:val="20"/>
+      </w:rPr>
+    </w:lvl>
+  </w:abstractNum>
+  <w:abstractNum w:abstractNumId="20" w15:restartNumberingAfterBreak="0">
     <w:nsid w:val="708E589C"/>
     <w:multiLevelType w:val="multilevel"/>
     <w:tmpl w:val="381042DE"/>
@@ -3634,7 +10251,156 @@
       </w:rPr>
     </w:lvl>
   </w:abstractNum>
-  <w:abstractNum w:abstractNumId="10" w15:restartNumberingAfterBreak="0">
+  <w:abstractNum w:abstractNumId="21" w15:restartNumberingAfterBreak="0">
+    <w:nsid w:val="739B642A"/>
+    <w:multiLevelType w:val="multilevel"/>
+    <w:tmpl w:val="F0C6779E"/>
+    <w:lvl w:ilvl="0">
+      <w:start w:val="1"/>
+      <w:numFmt w:val="bullet"/>
+      <w:lvlText w:val=""/>
+      <w:lvlJc w:val="left"/>
+      <w:pPr>
+        <w:tabs>
+          <w:tab w:val="num" w:pos="720"/>
+        </w:tabs>
+        <w:ind w:left="720" w:hanging="360"/>
+      </w:pPr>
+      <w:rPr>
+        <w:rFonts w:ascii="Symbol" w:hAnsi="Symbol" w:hint="default"/>
+        <w:sz w:val="20"/>
+      </w:rPr>
+    </w:lvl>
+    <w:lvl w:ilvl="1">
+      <w:start w:val="1"/>
+      <w:numFmt w:val="bullet"/>
+      <w:lvlText w:val="o"/>
+      <w:lvlJc w:val="left"/>
+      <w:pPr>
+        <w:tabs>
+          <w:tab w:val="num" w:pos="1440"/>
+        </w:tabs>
+        <w:ind w:left="1440" w:hanging="360"/>
+      </w:pPr>
+      <w:rPr>
+        <w:rFonts w:ascii="Courier New" w:hAnsi="Courier New" w:hint="default"/>
+        <w:sz w:val="20"/>
+      </w:rPr>
+    </w:lvl>
+    <w:lvl w:ilvl="2" w:tentative="1">
+      <w:start w:val="1"/>
+      <w:numFmt w:val="bullet"/>
+      <w:lvlText w:val=""/>
+      <w:lvlJc w:val="left"/>
+      <w:pPr>
+        <w:tabs>
+          <w:tab w:val="num" w:pos="2160"/>
+        </w:tabs>
+        <w:ind w:left="2160" w:hanging="360"/>
+      </w:pPr>
+      <w:rPr>
+        <w:rFonts w:ascii="Wingdings" w:hAnsi="Wingdings" w:hint="default"/>
+        <w:sz w:val="20"/>
+      </w:rPr>
+    </w:lvl>
+    <w:lvl w:ilvl="3" w:tentative="1">
+      <w:start w:val="1"/>
+      <w:numFmt w:val="bullet"/>
+      <w:lvlText w:val=""/>
+      <w:lvlJc w:val="left"/>
+      <w:pPr>
+        <w:tabs>
+          <w:tab w:val="num" w:pos="2880"/>
+        </w:tabs>
+        <w:ind w:left="2880" w:hanging="360"/>
+      </w:pPr>
+      <w:rPr>
+        <w:rFonts w:ascii="Wingdings" w:hAnsi="Wingdings" w:hint="default"/>
+        <w:sz w:val="20"/>
+      </w:rPr>
+    </w:lvl>
+    <w:lvl w:ilvl="4" w:tentative="1">
+      <w:start w:val="1"/>
+      <w:numFmt w:val="bullet"/>
+      <w:lvlText w:val=""/>
+      <w:lvlJc w:val="left"/>
+      <w:pPr>
+        <w:tabs>
+          <w:tab w:val="num" w:pos="3600"/>
+        </w:tabs>
+        <w:ind w:left="3600" w:hanging="360"/>
+      </w:pPr>
+      <w:rPr>
+        <w:rFonts w:ascii="Wingdings" w:hAnsi="Wingdings" w:hint="default"/>
+        <w:sz w:val="20"/>
+      </w:rPr>
+    </w:lvl>
+    <w:lvl w:ilvl="5" w:tentative="1">
+      <w:start w:val="1"/>
+      <w:numFmt w:val="bullet"/>
+      <w:lvlText w:val=""/>
+      <w:lvlJc w:val="left"/>
+      <w:pPr>
+        <w:tabs>
+          <w:tab w:val="num" w:pos="4320"/>
+        </w:tabs>
+        <w:ind w:left="4320" w:hanging="360"/>
+      </w:pPr>
+      <w:rPr>
+        <w:rFonts w:ascii="Wingdings" w:hAnsi="Wingdings" w:hint="default"/>
+        <w:sz w:val="20"/>
+      </w:rPr>
+    </w:lvl>
+    <w:lvl w:ilvl="6" w:tentative="1">
+      <w:start w:val="1"/>
+      <w:numFmt w:val="bullet"/>
+      <w:lvlText w:val=""/>
+      <w:lvlJc w:val="left"/>
+      <w:pPr>
+        <w:tabs>
+          <w:tab w:val="num" w:pos="5040"/>
+        </w:tabs>
+        <w:ind w:left="5040" w:hanging="360"/>
+      </w:pPr>
+      <w:rPr>
+        <w:rFonts w:ascii="Wingdings" w:hAnsi="Wingdings" w:hint="default"/>
+        <w:sz w:val="20"/>
+      </w:rPr>
+    </w:lvl>
+    <w:lvl w:ilvl="7" w:tentative="1">
+      <w:start w:val="1"/>
+      <w:numFmt w:val="bullet"/>
+      <w:lvlText w:val=""/>
+      <w:lvlJc w:val="left"/>
+      <w:pPr>
+        <w:tabs>
+          <w:tab w:val="num" w:pos="5760"/>
+        </w:tabs>
+        <w:ind w:left="5760" w:hanging="360"/>
+      </w:pPr>
+      <w:rPr>
+        <w:rFonts w:ascii="Wingdings" w:hAnsi="Wingdings" w:hint="default"/>
+        <w:sz w:val="20"/>
+      </w:rPr>
+    </w:lvl>
+    <w:lvl w:ilvl="8" w:tentative="1">
+      <w:start w:val="1"/>
+      <w:numFmt w:val="bullet"/>
+      <w:lvlText w:val=""/>
+      <w:lvlJc w:val="left"/>
+      <w:pPr>
+        <w:tabs>
+          <w:tab w:val="num" w:pos="6480"/>
+        </w:tabs>
+        <w:ind w:left="6480" w:hanging="360"/>
+      </w:pPr>
+      <w:rPr>
+        <w:rFonts w:ascii="Wingdings" w:hAnsi="Wingdings" w:hint="default"/>
+        <w:sz w:val="20"/>
+      </w:rPr>
+    </w:lvl>
+  </w:abstractNum>
+  <w:abstractNum w:abstractNumId="22" w15:restartNumberingAfterBreak="0">
     <w:nsid w:val="7DD64906"/>
     <w:multiLevelType w:val="hybridMultilevel"/>
     <w:tmpl w:val="795E7434"/>
@@ -3749,16 +10515,16 @@
     </w:lvl>
   </w:abstractNum>
   <w:num w:numId="1">
-    <w:abstractNumId w:val="6"/>
+    <w:abstractNumId w:val="12"/>
   </w:num>
   <w:num w:numId="2">
-    <w:abstractNumId w:val="7"/>
+    <w:abstractNumId w:val="15"/>
   </w:num>
   <w:num w:numId="3">
-    <w:abstractNumId w:val="7"/>
+    <w:abstractNumId w:val="15"/>
   </w:num>
   <w:num w:numId="4">
-    <w:abstractNumId w:val="7"/>
+    <w:abstractNumId w:val="15"/>
   </w:num>
   <w:num w:numId="5">
     <w:abstractNumId w:val="2"/>
@@ -3773,19 +10539,55 @@
     <w:abstractNumId w:val="1"/>
   </w:num>
   <w:num w:numId="9">
+    <w:abstractNumId w:val="20"/>
+  </w:num>
+  <w:num w:numId="10">
+    <w:abstractNumId w:val="22"/>
+  </w:num>
+  <w:num w:numId="11">
     <w:abstractNumId w:val="9"/>
   </w:num>
-  <w:num w:numId="10">
-    <w:abstractNumId w:val="10"/>
-  </w:num>
-  <w:num w:numId="11">
-    <w:abstractNumId w:val="5"/>
-  </w:num>
   <w:num w:numId="12">
-    <w:abstractNumId w:val="8"/>
+    <w:abstractNumId w:val="18"/>
   </w:num>
   <w:num w:numId="13">
     <w:abstractNumId w:val="0"/>
+  </w:num>
+  <w:num w:numId="14">
+    <w:abstractNumId w:val="10"/>
+  </w:num>
+  <w:num w:numId="15">
+    <w:abstractNumId w:val="7"/>
+  </w:num>
+  <w:num w:numId="16">
+    <w:abstractNumId w:val="13"/>
+  </w:num>
+  <w:num w:numId="17">
+    <w:abstractNumId w:val="8"/>
+  </w:num>
+  <w:num w:numId="18">
+    <w:abstractNumId w:val="6"/>
+  </w:num>
+  <w:num w:numId="19">
+    <w:abstractNumId w:val="17"/>
+  </w:num>
+  <w:num w:numId="20">
+    <w:abstractNumId w:val="21"/>
+  </w:num>
+  <w:num w:numId="21">
+    <w:abstractNumId w:val="11"/>
+  </w:num>
+  <w:num w:numId="22">
+    <w:abstractNumId w:val="19"/>
+  </w:num>
+  <w:num w:numId="23">
+    <w:abstractNumId w:val="14"/>
+  </w:num>
+  <w:num w:numId="24">
+    <w:abstractNumId w:val="5"/>
+  </w:num>
+  <w:num w:numId="25">
+    <w:abstractNumId w:val="16"/>
   </w:num>
 </w:numbering>
 </file>
@@ -3963,7 +10765,7 @@
     <w:lsdException w:name="Table Web 2" w:semiHidden="1" w:unhideWhenUsed="1"/>
     <w:lsdException w:name="Table Web 3" w:semiHidden="1" w:unhideWhenUsed="1"/>
     <w:lsdException w:name="Balloon Text" w:semiHidden="1" w:unhideWhenUsed="1"/>
-    <w:lsdException w:name="Table Grid" w:semiHidden="1" w:uiPriority="59" w:unhideWhenUsed="1"/>
+    <w:lsdException w:name="Table Grid" w:uiPriority="59"/>
     <w:lsdException w:name="Table Theme" w:semiHidden="1" w:unhideWhenUsed="1"/>
     <w:lsdException w:name="Placeholder Text" w:semiHidden="1"/>
     <w:lsdException w:name="No Spacing" w:uiPriority="1" w:qFormat="1"/>
@@ -4282,7 +11084,6 @@
   <w:style w:type="character" w:default="1" w:styleId="Fuentedeprrafopredeter">
     <w:name w:val="Default Paragraph Font"/>
     <w:uiPriority w:val="1"/>
-    <w:semiHidden/>
     <w:unhideWhenUsed/>
   </w:style>
   <w:style w:type="table" w:default="1" w:styleId="Tablanormal">
@@ -4311,17 +11112,20 @@
     <w:basedOn w:val="Normal"/>
     <w:autoRedefine/>
     <w:qFormat/>
-    <w:rsid w:val="00895821"/>
+    <w:rsid w:val="00115AB2"/>
     <w:pPr>
       <w:tabs>
         <w:tab w:val="left" w:pos="0"/>
       </w:tabs>
       <w:ind w:left="0" w:hanging="6"/>
-      <w:jc w:val="both"/>
     </w:pPr>
     <w:rPr>
+      <w:b/>
+      <w:bCs/>
       <w:i/>
       <w:color w:val="548DD4"/>
+      <w:sz w:val="28"/>
+      <w:szCs w:val="28"/>
       <w:lang w:val="es-AR"/>
     </w:rPr>
   </w:style>
@@ -4502,7 +11306,6 @@
     <w:basedOn w:val="Normal"/>
     <w:link w:val="PiedepginaCar"/>
     <w:uiPriority w:val="99"/>
-    <w:semiHidden/>
     <w:unhideWhenUsed/>
     <w:rsid w:val="00C94FBE"/>
     <w:pPr>
@@ -4518,7 +11321,6 @@
     <w:basedOn w:val="Fuentedeprrafopredeter"/>
     <w:link w:val="Piedepgina"/>
     <w:uiPriority w:val="99"/>
-    <w:semiHidden/>
     <w:rsid w:val="00C94FBE"/>
   </w:style>
   <w:style w:type="paragraph" w:customStyle="1" w:styleId="14B321CC4E794F07AD0E6FF1AA38FC7C">
@@ -4937,6 +11739,111 @@
       <w:lang w:val="es-VE" w:eastAsia="es-ES_tradnl" w:bidi="es-ES_tradnl"/>
     </w:rPr>
   </w:style>
+  <w:style w:type="character" w:styleId="CdigoHTML">
+    <w:name w:val="HTML Code"/>
+    <w:basedOn w:val="Fuentedeprrafopredeter"/>
+    <w:uiPriority w:val="99"/>
+    <w:semiHidden/>
+    <w:unhideWhenUsed/>
+    <w:rsid w:val="00D94DE2"/>
+    <w:rPr>
+      <w:rFonts w:ascii="Courier New" w:eastAsia="Times New Roman" w:hAnsi="Courier New" w:cs="Courier New"/>
+      <w:sz w:val="20"/>
+      <w:szCs w:val="20"/>
+    </w:rPr>
+  </w:style>
+  <w:style w:type="paragraph" w:styleId="NormalWeb">
+    <w:name w:val="Normal (Web)"/>
+    <w:basedOn w:val="Normal"/>
+    <w:uiPriority w:val="99"/>
+    <w:semiHidden/>
+    <w:unhideWhenUsed/>
+    <w:rsid w:val="005B4866"/>
+    <w:pPr>
+      <w:spacing w:before="100" w:beforeAutospacing="1" w:after="100" w:afterAutospacing="1" w:line="240" w:lineRule="auto"/>
+      <w:ind w:left="0" w:firstLine="0"/>
+    </w:pPr>
+    <w:rPr>
+      <w:rFonts w:ascii="Times New Roman" w:eastAsia="Times New Roman" w:hAnsi="Times New Roman" w:cs="Times New Roman"/>
+      <w:sz w:val="24"/>
+      <w:szCs w:val="24"/>
+      <w:lang w:val="es-CO" w:eastAsia="es-CO"/>
+    </w:rPr>
+  </w:style>
+  <w:style w:type="character" w:styleId="Mencinsinresolver">
+    <w:name w:val="Unresolved Mention"/>
+    <w:basedOn w:val="Fuentedeprrafopredeter"/>
+    <w:uiPriority w:val="99"/>
+    <w:semiHidden/>
+    <w:unhideWhenUsed/>
+    <w:rsid w:val="005B4866"/>
+    <w:rPr>
+      <w:color w:val="605E5C"/>
+      <w:shd w:val="clear" w:color="auto" w:fill="E1DFDD"/>
+    </w:rPr>
+  </w:style>
+  <w:style w:type="paragraph" w:styleId="HTMLconformatoprevio">
+    <w:name w:val="HTML Preformatted"/>
+    <w:basedOn w:val="Normal"/>
+    <w:link w:val="HTMLconformatoprevioCar"/>
+    <w:uiPriority w:val="99"/>
+    <w:semiHidden/>
+    <w:unhideWhenUsed/>
+    <w:rsid w:val="00395F21"/>
+    <w:pPr>
+      <w:tabs>
+        <w:tab w:val="left" w:pos="916"/>
+        <w:tab w:val="left" w:pos="1832"/>
+        <w:tab w:val="left" w:pos="2748"/>
+        <w:tab w:val="left" w:pos="3664"/>
+        <w:tab w:val="left" w:pos="4580"/>
+        <w:tab w:val="left" w:pos="5496"/>
+        <w:tab w:val="left" w:pos="6412"/>
+        <w:tab w:val="left" w:pos="7328"/>
+        <w:tab w:val="left" w:pos="8244"/>
+        <w:tab w:val="left" w:pos="9160"/>
+        <w:tab w:val="left" w:pos="10076"/>
+        <w:tab w:val="left" w:pos="10992"/>
+        <w:tab w:val="left" w:pos="11908"/>
+        <w:tab w:val="left" w:pos="12824"/>
+        <w:tab w:val="left" w:pos="13740"/>
+        <w:tab w:val="left" w:pos="14656"/>
+      </w:tabs>
+      <w:spacing w:before="0" w:line="240" w:lineRule="auto"/>
+      <w:ind w:left="0" w:firstLine="0"/>
+    </w:pPr>
+    <w:rPr>
+      <w:rFonts w:ascii="Courier New" w:eastAsia="Times New Roman" w:hAnsi="Courier New" w:cs="Courier New"/>
+      <w:sz w:val="20"/>
+      <w:szCs w:val="20"/>
+      <w:lang w:val="es-CO" w:eastAsia="es-CO"/>
+    </w:rPr>
+  </w:style>
+  <w:style w:type="character" w:customStyle="1" w:styleId="HTMLconformatoprevioCar">
+    <w:name w:val="HTML con formato previo Car"/>
+    <w:basedOn w:val="Fuentedeprrafopredeter"/>
+    <w:link w:val="HTMLconformatoprevio"/>
+    <w:uiPriority w:val="99"/>
+    <w:semiHidden/>
+    <w:rsid w:val="00395F21"/>
+    <w:rPr>
+      <w:rFonts w:ascii="Courier New" w:eastAsia="Times New Roman" w:hAnsi="Courier New" w:cs="Courier New"/>
+      <w:sz w:val="20"/>
+      <w:szCs w:val="20"/>
+      <w:lang w:val="es-CO" w:eastAsia="es-CO"/>
+    </w:rPr>
+  </w:style>
+  <w:style w:type="paragraph" w:styleId="Prrafodelista">
+    <w:name w:val="List Paragraph"/>
+    <w:basedOn w:val="Normal"/>
+    <w:uiPriority w:val="34"/>
+    <w:qFormat/>
+    <w:rsid w:val="00395F21"/>
+    <w:pPr>
+      <w:ind w:left="720"/>
+      <w:contextualSpacing/>
+    </w:pPr>
+  </w:style>
 </w:styles>
 </file>
 
